--- a/results/Machine Learning for Polymer Design to Enhance Pervaporation-Based Organic Recovery/target_log (Separation factor)/tabular results/kernel_combination_scores.docx
+++ b/results/Machine Learning for Polymer Design to Enhance Pervaporation-Based Organic Recovery/target_log (Separation factor)/tabular results/kernel_combination_scores.docx
@@ -9,16 +9,17 @@
         <w:tblLook w:firstColumn="1" w:firstRow="1" w:lastColumn="0" w:lastRow="0" w:noHBand="0" w:noVBand="1" w:val="04A0"/>
       </w:tblPr>
       <w:tblGrid>
-        <w:gridCol w:w="1728"/>
-        <w:gridCol w:w="1728"/>
-        <w:gridCol w:w="1728"/>
-        <w:gridCol w:w="1728"/>
-        <w:gridCol w:w="1728"/>
+        <w:gridCol w:w="1440"/>
+        <w:gridCol w:w="1440"/>
+        <w:gridCol w:w="1440"/>
+        <w:gridCol w:w="1440"/>
+        <w:gridCol w:w="1440"/>
+        <w:gridCol w:w="1440"/>
       </w:tblGrid>
       <w:tr>
         <w:tc>
           <w:tcPr>
-            <w:tcW w:type="dxa" w:w="5184"/>
+            <w:tcW w:type="dxa" w:w="4320"/>
             <w:gridSpan w:val="3"/>
           </w:tcPr>
           <w:p>
@@ -35,8 +36,8 @@
         </w:tc>
         <w:tc>
           <w:tcPr>
-            <w:tcW w:type="dxa" w:w="3456"/>
-            <w:gridSpan w:val="2"/>
+            <w:tcW w:type="dxa" w:w="4320"/>
+            <w:gridSpan w:val="3"/>
           </w:tcPr>
           <w:p>
             <w:pPr>
@@ -54,7 +55,7 @@
       <w:tr>
         <w:tc>
           <w:tcPr>
-            <w:tcW w:type="dxa" w:w="3456"/>
+            <w:tcW w:type="dxa" w:w="2880"/>
             <w:gridSpan w:val="2"/>
           </w:tcPr>
           <w:p>
@@ -71,7 +72,7 @@
         </w:tc>
         <w:tc>
           <w:tcPr>
-            <w:tcW w:type="dxa" w:w="1728"/>
+            <w:tcW w:type="dxa" w:w="1440"/>
             <w:vMerge w:val="restart"/>
           </w:tcPr>
           <w:p>
@@ -88,7 +89,7 @@
         </w:tc>
         <w:tc>
           <w:tcPr>
-            <w:tcW w:type="dxa" w:w="1728"/>
+            <w:tcW w:type="dxa" w:w="1440"/>
             <w:vMerge w:val="restart"/>
           </w:tcPr>
           <w:p>
@@ -105,7 +106,7 @@
         </w:tc>
         <w:tc>
           <w:tcPr>
-            <w:tcW w:type="dxa" w:w="1728"/>
+            <w:tcW w:type="dxa" w:w="1440"/>
             <w:vMerge w:val="restart"/>
           </w:tcPr>
           <w:p>
@@ -120,11 +121,28 @@
             </w:r>
           </w:p>
         </w:tc>
+        <w:tc>
+          <w:tcPr>
+            <w:tcW w:type="dxa" w:w="1440"/>
+            <w:vMerge w:val="restart"/>
+          </w:tcPr>
+          <w:p>
+            <w:pPr>
+              <w:jc w:val="center"/>
+            </w:pPr>
+            <w:r>
+              <w:rPr>
+                <w:sz w:val="20"/>
+              </w:rPr>
+              <w:t>Run time (sec)</w:t>
+            </w:r>
+          </w:p>
+        </w:tc>
       </w:tr>
       <w:tr>
         <w:tc>
           <w:tcPr>
-            <w:tcW w:type="dxa" w:w="1728"/>
+            <w:tcW w:type="dxa" w:w="1440"/>
           </w:tcPr>
           <w:p>
             <w:pPr>
@@ -140,7 +158,7 @@
         </w:tc>
         <w:tc>
           <w:tcPr>
-            <w:tcW w:type="dxa" w:w="1728"/>
+            <w:tcW w:type="dxa" w:w="1440"/>
           </w:tcPr>
           <w:p>
             <w:pPr>
@@ -156,21 +174,28 @@
         </w:tc>
         <w:tc>
           <w:tcPr>
-            <w:tcW w:type="dxa" w:w="1728"/>
+            <w:tcW w:type="dxa" w:w="1440"/>
             <w:vMerge/>
           </w:tcPr>
           <w:p/>
         </w:tc>
         <w:tc>
           <w:tcPr>
-            <w:tcW w:type="dxa" w:w="1728"/>
+            <w:tcW w:type="dxa" w:w="1440"/>
             <w:vMerge/>
           </w:tcPr>
           <w:p/>
         </w:tc>
         <w:tc>
           <w:tcPr>
-            <w:tcW w:type="dxa" w:w="1728"/>
+            <w:tcW w:type="dxa" w:w="1440"/>
+            <w:vMerge/>
+          </w:tcPr>
+          <w:p/>
+        </w:tc>
+        <w:tc>
+          <w:tcPr>
+            <w:tcW w:type="dxa" w:w="1440"/>
             <w:vMerge/>
           </w:tcPr>
           <w:p/>
@@ -179,7 +204,7 @@
       <w:tr>
         <w:tc>
           <w:tcPr>
-            <w:tcW w:type="dxa" w:w="1728"/>
+            <w:tcW w:type="dxa" w:w="1440"/>
           </w:tcPr>
           <w:p>
             <w:pPr>
@@ -195,7 +220,7 @@
         </w:tc>
         <w:tc>
           <w:tcPr>
-            <w:tcW w:type="dxa" w:w="1728"/>
+            <w:tcW w:type="dxa" w:w="1440"/>
           </w:tcPr>
           <w:p>
             <w:pPr>
@@ -211,7 +236,7 @@
         </w:tc>
         <w:tc>
           <w:tcPr>
-            <w:tcW w:type="dxa" w:w="1728"/>
+            <w:tcW w:type="dxa" w:w="1440"/>
           </w:tcPr>
           <w:p>
             <w:pPr>
@@ -227,7 +252,7 @@
         </w:tc>
         <w:tc>
           <w:tcPr>
-            <w:tcW w:type="dxa" w:w="1728"/>
+            <w:tcW w:type="dxa" w:w="1440"/>
           </w:tcPr>
           <w:p>
             <w:pPr>
@@ -243,7 +268,7 @@
         </w:tc>
         <w:tc>
           <w:tcPr>
-            <w:tcW w:type="dxa" w:w="1728"/>
+            <w:tcW w:type="dxa" w:w="1440"/>
           </w:tcPr>
           <w:p>
             <w:pPr>
@@ -257,11 +282,27 @@
             </w:r>
           </w:p>
         </w:tc>
+        <w:tc>
+          <w:tcPr>
+            <w:tcW w:type="dxa" w:w="1440"/>
+          </w:tcPr>
+          <w:p>
+            <w:pPr>
+              <w:jc w:val="center"/>
+            </w:pPr>
+            <w:r>
+              <w:rPr>
+                <w:sz w:val="20"/>
+              </w:rPr>
+              <w:t>18440</w:t>
+            </w:r>
+          </w:p>
+        </w:tc>
       </w:tr>
       <w:tr>
         <w:tc>
           <w:tcPr>
-            <w:tcW w:type="dxa" w:w="1728"/>
+            <w:tcW w:type="dxa" w:w="1440"/>
           </w:tcPr>
           <w:p>
             <w:pPr>
@@ -277,7 +318,7 @@
         </w:tc>
         <w:tc>
           <w:tcPr>
-            <w:tcW w:type="dxa" w:w="1728"/>
+            <w:tcW w:type="dxa" w:w="1440"/>
           </w:tcPr>
           <w:p>
             <w:pPr>
@@ -293,7 +334,7 @@
         </w:tc>
         <w:tc>
           <w:tcPr>
-            <w:tcW w:type="dxa" w:w="1728"/>
+            <w:tcW w:type="dxa" w:w="1440"/>
           </w:tcPr>
           <w:p>
             <w:pPr>
@@ -309,7 +350,7 @@
         </w:tc>
         <w:tc>
           <w:tcPr>
-            <w:tcW w:type="dxa" w:w="1728"/>
+            <w:tcW w:type="dxa" w:w="1440"/>
           </w:tcPr>
           <w:p>
             <w:pPr>
@@ -324,7 +365,22 @@
         </w:tc>
         <w:tc>
           <w:tcPr>
-            <w:tcW w:type="dxa" w:w="1728"/>
+            <w:tcW w:type="dxa" w:w="1440"/>
+          </w:tcPr>
+          <w:p>
+            <w:pPr>
+              <w:jc w:val="center"/>
+            </w:pPr>
+            <w:r>
+              <w:rPr>
+                <w:sz w:val="20"/>
+              </w:rPr>
+            </w:r>
+          </w:p>
+        </w:tc>
+        <w:tc>
+          <w:tcPr>
+            <w:tcW w:type="dxa" w:w="1440"/>
           </w:tcPr>
           <w:p>
             <w:pPr>
@@ -341,7 +397,7 @@
       <w:tr>
         <w:tc>
           <w:tcPr>
-            <w:tcW w:type="dxa" w:w="1728"/>
+            <w:tcW w:type="dxa" w:w="1440"/>
           </w:tcPr>
           <w:p>
             <w:pPr>
@@ -357,7 +413,7 @@
         </w:tc>
         <w:tc>
           <w:tcPr>
-            <w:tcW w:type="dxa" w:w="1728"/>
+            <w:tcW w:type="dxa" w:w="1440"/>
           </w:tcPr>
           <w:p>
             <w:pPr>
@@ -373,7 +429,7 @@
         </w:tc>
         <w:tc>
           <w:tcPr>
-            <w:tcW w:type="dxa" w:w="1728"/>
+            <w:tcW w:type="dxa" w:w="1440"/>
           </w:tcPr>
           <w:p>
             <w:pPr>
@@ -389,7 +445,7 @@
         </w:tc>
         <w:tc>
           <w:tcPr>
-            <w:tcW w:type="dxa" w:w="1728"/>
+            <w:tcW w:type="dxa" w:w="1440"/>
           </w:tcPr>
           <w:p>
             <w:pPr>
@@ -405,7 +461,7 @@
         </w:tc>
         <w:tc>
           <w:tcPr>
-            <w:tcW w:type="dxa" w:w="1728"/>
+            <w:tcW w:type="dxa" w:w="1440"/>
           </w:tcPr>
           <w:p>
             <w:pPr>
@@ -419,11 +475,27 @@
             </w:r>
           </w:p>
         </w:tc>
+        <w:tc>
+          <w:tcPr>
+            <w:tcW w:type="dxa" w:w="1440"/>
+          </w:tcPr>
+          <w:p>
+            <w:pPr>
+              <w:jc w:val="center"/>
+            </w:pPr>
+            <w:r>
+              <w:rPr>
+                <w:sz w:val="20"/>
+              </w:rPr>
+              <w:t>8140</w:t>
+            </w:r>
+          </w:p>
+        </w:tc>
       </w:tr>
       <w:tr>
         <w:tc>
           <w:tcPr>
-            <w:tcW w:type="dxa" w:w="1728"/>
+            <w:tcW w:type="dxa" w:w="1440"/>
           </w:tcPr>
           <w:p>
             <w:pPr>
@@ -439,7 +511,7 @@
         </w:tc>
         <w:tc>
           <w:tcPr>
-            <w:tcW w:type="dxa" w:w="1728"/>
+            <w:tcW w:type="dxa" w:w="1440"/>
           </w:tcPr>
           <w:p>
             <w:pPr>
@@ -455,7 +527,7 @@
         </w:tc>
         <w:tc>
           <w:tcPr>
-            <w:tcW w:type="dxa" w:w="1728"/>
+            <w:tcW w:type="dxa" w:w="1440"/>
           </w:tcPr>
           <w:p>
             <w:pPr>
@@ -471,7 +543,7 @@
         </w:tc>
         <w:tc>
           <w:tcPr>
-            <w:tcW w:type="dxa" w:w="1728"/>
+            <w:tcW w:type="dxa" w:w="1440"/>
           </w:tcPr>
           <w:p>
             <w:pPr>
@@ -487,7 +559,7 @@
         </w:tc>
         <w:tc>
           <w:tcPr>
-            <w:tcW w:type="dxa" w:w="1728"/>
+            <w:tcW w:type="dxa" w:w="1440"/>
           </w:tcPr>
           <w:p>
             <w:pPr>
@@ -501,11 +573,27 @@
             </w:r>
           </w:p>
         </w:tc>
+        <w:tc>
+          <w:tcPr>
+            <w:tcW w:type="dxa" w:w="1440"/>
+          </w:tcPr>
+          <w:p>
+            <w:pPr>
+              <w:jc w:val="center"/>
+            </w:pPr>
+            <w:r>
+              <w:rPr>
+                <w:sz w:val="20"/>
+              </w:rPr>
+              <w:t>17228</w:t>
+            </w:r>
+          </w:p>
+        </w:tc>
       </w:tr>
       <w:tr>
         <w:tc>
           <w:tcPr>
-            <w:tcW w:type="dxa" w:w="1728"/>
+            <w:tcW w:type="dxa" w:w="1440"/>
           </w:tcPr>
           <w:p>
             <w:pPr>
@@ -521,7 +609,7 @@
         </w:tc>
         <w:tc>
           <w:tcPr>
-            <w:tcW w:type="dxa" w:w="1728"/>
+            <w:tcW w:type="dxa" w:w="1440"/>
           </w:tcPr>
           <w:p>
             <w:pPr>
@@ -537,7 +625,7 @@
         </w:tc>
         <w:tc>
           <w:tcPr>
-            <w:tcW w:type="dxa" w:w="1728"/>
+            <w:tcW w:type="dxa" w:w="1440"/>
           </w:tcPr>
           <w:p>
             <w:pPr>
@@ -553,7 +641,7 @@
         </w:tc>
         <w:tc>
           <w:tcPr>
-            <w:tcW w:type="dxa" w:w="1728"/>
+            <w:tcW w:type="dxa" w:w="1440"/>
           </w:tcPr>
           <w:p>
             <w:pPr>
@@ -569,7 +657,7 @@
         </w:tc>
         <w:tc>
           <w:tcPr>
-            <w:tcW w:type="dxa" w:w="1728"/>
+            <w:tcW w:type="dxa" w:w="1440"/>
           </w:tcPr>
           <w:p>
             <w:pPr>
@@ -583,11 +671,27 @@
             </w:r>
           </w:p>
         </w:tc>
+        <w:tc>
+          <w:tcPr>
+            <w:tcW w:type="dxa" w:w="1440"/>
+          </w:tcPr>
+          <w:p>
+            <w:pPr>
+              <w:jc w:val="center"/>
+            </w:pPr>
+            <w:r>
+              <w:rPr>
+                <w:sz w:val="20"/>
+              </w:rPr>
+              <w:t>8433</w:t>
+            </w:r>
+          </w:p>
+        </w:tc>
       </w:tr>
       <w:tr>
         <w:tc>
           <w:tcPr>
-            <w:tcW w:type="dxa" w:w="1728"/>
+            <w:tcW w:type="dxa" w:w="1440"/>
           </w:tcPr>
           <w:p>
             <w:pPr>
@@ -603,7 +707,7 @@
         </w:tc>
         <w:tc>
           <w:tcPr>
-            <w:tcW w:type="dxa" w:w="1728"/>
+            <w:tcW w:type="dxa" w:w="1440"/>
           </w:tcPr>
           <w:p>
             <w:pPr>
@@ -619,7 +723,7 @@
         </w:tc>
         <w:tc>
           <w:tcPr>
-            <w:tcW w:type="dxa" w:w="1728"/>
+            <w:tcW w:type="dxa" w:w="1440"/>
           </w:tcPr>
           <w:p>
             <w:pPr>
@@ -635,7 +739,7 @@
         </w:tc>
         <w:tc>
           <w:tcPr>
-            <w:tcW w:type="dxa" w:w="1728"/>
+            <w:tcW w:type="dxa" w:w="1440"/>
           </w:tcPr>
           <w:p>
             <w:pPr>
@@ -651,7 +755,7 @@
         </w:tc>
         <w:tc>
           <w:tcPr>
-            <w:tcW w:type="dxa" w:w="1728"/>
+            <w:tcW w:type="dxa" w:w="1440"/>
           </w:tcPr>
           <w:p>
             <w:pPr>
@@ -665,11 +769,27 @@
             </w:r>
           </w:p>
         </w:tc>
+        <w:tc>
+          <w:tcPr>
+            <w:tcW w:type="dxa" w:w="1440"/>
+          </w:tcPr>
+          <w:p>
+            <w:pPr>
+              <w:jc w:val="center"/>
+            </w:pPr>
+            <w:r>
+              <w:rPr>
+                <w:sz w:val="20"/>
+              </w:rPr>
+              <w:t>8793</w:t>
+            </w:r>
+          </w:p>
+        </w:tc>
       </w:tr>
       <w:tr>
         <w:tc>
           <w:tcPr>
-            <w:tcW w:type="dxa" w:w="1728"/>
+            <w:tcW w:type="dxa" w:w="1440"/>
           </w:tcPr>
           <w:p>
             <w:pPr>
@@ -685,7 +805,7 @@
         </w:tc>
         <w:tc>
           <w:tcPr>
-            <w:tcW w:type="dxa" w:w="1728"/>
+            <w:tcW w:type="dxa" w:w="1440"/>
           </w:tcPr>
           <w:p>
             <w:pPr>
@@ -701,7 +821,7 @@
         </w:tc>
         <w:tc>
           <w:tcPr>
-            <w:tcW w:type="dxa" w:w="1728"/>
+            <w:tcW w:type="dxa" w:w="1440"/>
           </w:tcPr>
           <w:p>
             <w:pPr>
@@ -717,7 +837,7 @@
         </w:tc>
         <w:tc>
           <w:tcPr>
-            <w:tcW w:type="dxa" w:w="1728"/>
+            <w:tcW w:type="dxa" w:w="1440"/>
           </w:tcPr>
           <w:p>
             <w:pPr>
@@ -733,7 +853,7 @@
         </w:tc>
         <w:tc>
           <w:tcPr>
-            <w:tcW w:type="dxa" w:w="1728"/>
+            <w:tcW w:type="dxa" w:w="1440"/>
           </w:tcPr>
           <w:p>
             <w:pPr>
@@ -747,11 +867,27 @@
             </w:r>
           </w:p>
         </w:tc>
+        <w:tc>
+          <w:tcPr>
+            <w:tcW w:type="dxa" w:w="1440"/>
+          </w:tcPr>
+          <w:p>
+            <w:pPr>
+              <w:jc w:val="center"/>
+            </w:pPr>
+            <w:r>
+              <w:rPr>
+                <w:sz w:val="20"/>
+              </w:rPr>
+              <w:t>18074</w:t>
+            </w:r>
+          </w:p>
+        </w:tc>
       </w:tr>
       <w:tr>
         <w:tc>
           <w:tcPr>
-            <w:tcW w:type="dxa" w:w="1728"/>
+            <w:tcW w:type="dxa" w:w="1440"/>
           </w:tcPr>
           <w:p>
             <w:pPr>
@@ -767,7 +903,7 @@
         </w:tc>
         <w:tc>
           <w:tcPr>
-            <w:tcW w:type="dxa" w:w="1728"/>
+            <w:tcW w:type="dxa" w:w="1440"/>
           </w:tcPr>
           <w:p>
             <w:pPr>
@@ -783,7 +919,7 @@
         </w:tc>
         <w:tc>
           <w:tcPr>
-            <w:tcW w:type="dxa" w:w="1728"/>
+            <w:tcW w:type="dxa" w:w="1440"/>
           </w:tcPr>
           <w:p>
             <w:pPr>
@@ -799,7 +935,7 @@
         </w:tc>
         <w:tc>
           <w:tcPr>
-            <w:tcW w:type="dxa" w:w="1728"/>
+            <w:tcW w:type="dxa" w:w="1440"/>
           </w:tcPr>
           <w:p>
             <w:pPr>
@@ -815,7 +951,7 @@
         </w:tc>
         <w:tc>
           <w:tcPr>
-            <w:tcW w:type="dxa" w:w="1728"/>
+            <w:tcW w:type="dxa" w:w="1440"/>
           </w:tcPr>
           <w:p>
             <w:pPr>
@@ -829,11 +965,27 @@
             </w:r>
           </w:p>
         </w:tc>
+        <w:tc>
+          <w:tcPr>
+            <w:tcW w:type="dxa" w:w="1440"/>
+          </w:tcPr>
+          <w:p>
+            <w:pPr>
+              <w:jc w:val="center"/>
+            </w:pPr>
+            <w:r>
+              <w:rPr>
+                <w:sz w:val="20"/>
+              </w:rPr>
+              <w:t>9364</w:t>
+            </w:r>
+          </w:p>
+        </w:tc>
       </w:tr>
       <w:tr>
         <w:tc>
           <w:tcPr>
-            <w:tcW w:type="dxa" w:w="1728"/>
+            <w:tcW w:type="dxa" w:w="1440"/>
           </w:tcPr>
           <w:p>
             <w:pPr>
@@ -849,7 +1001,7 @@
         </w:tc>
         <w:tc>
           <w:tcPr>
-            <w:tcW w:type="dxa" w:w="1728"/>
+            <w:tcW w:type="dxa" w:w="1440"/>
           </w:tcPr>
           <w:p>
             <w:pPr>
@@ -865,7 +1017,7 @@
         </w:tc>
         <w:tc>
           <w:tcPr>
-            <w:tcW w:type="dxa" w:w="1728"/>
+            <w:tcW w:type="dxa" w:w="1440"/>
           </w:tcPr>
           <w:p>
             <w:pPr>
@@ -881,7 +1033,7 @@
         </w:tc>
         <w:tc>
           <w:tcPr>
-            <w:tcW w:type="dxa" w:w="1728"/>
+            <w:tcW w:type="dxa" w:w="1440"/>
           </w:tcPr>
           <w:p>
             <w:pPr>
@@ -897,7 +1049,7 @@
         </w:tc>
         <w:tc>
           <w:tcPr>
-            <w:tcW w:type="dxa" w:w="1728"/>
+            <w:tcW w:type="dxa" w:w="1440"/>
           </w:tcPr>
           <w:p>
             <w:pPr>
@@ -911,11 +1063,27 @@
             </w:r>
           </w:p>
         </w:tc>
+        <w:tc>
+          <w:tcPr>
+            <w:tcW w:type="dxa" w:w="1440"/>
+          </w:tcPr>
+          <w:p>
+            <w:pPr>
+              <w:jc w:val="center"/>
+            </w:pPr>
+            <w:r>
+              <w:rPr>
+                <w:sz w:val="20"/>
+              </w:rPr>
+              <w:t>15637</w:t>
+            </w:r>
+          </w:p>
+        </w:tc>
       </w:tr>
       <w:tr>
         <w:tc>
           <w:tcPr>
-            <w:tcW w:type="dxa" w:w="1728"/>
+            <w:tcW w:type="dxa" w:w="1440"/>
           </w:tcPr>
           <w:p>
             <w:pPr>
@@ -931,7 +1099,7 @@
         </w:tc>
         <w:tc>
           <w:tcPr>
-            <w:tcW w:type="dxa" w:w="1728"/>
+            <w:tcW w:type="dxa" w:w="1440"/>
           </w:tcPr>
           <w:p>
             <w:pPr>
@@ -947,7 +1115,7 @@
         </w:tc>
         <w:tc>
           <w:tcPr>
-            <w:tcW w:type="dxa" w:w="1728"/>
+            <w:tcW w:type="dxa" w:w="1440"/>
           </w:tcPr>
           <w:p>
             <w:pPr>
@@ -963,7 +1131,7 @@
         </w:tc>
         <w:tc>
           <w:tcPr>
-            <w:tcW w:type="dxa" w:w="1728"/>
+            <w:tcW w:type="dxa" w:w="1440"/>
           </w:tcPr>
           <w:p>
             <w:pPr>
@@ -979,7 +1147,7 @@
         </w:tc>
         <w:tc>
           <w:tcPr>
-            <w:tcW w:type="dxa" w:w="1728"/>
+            <w:tcW w:type="dxa" w:w="1440"/>
           </w:tcPr>
           <w:p>
             <w:pPr>
@@ -993,11 +1161,27 @@
             </w:r>
           </w:p>
         </w:tc>
+        <w:tc>
+          <w:tcPr>
+            <w:tcW w:type="dxa" w:w="1440"/>
+          </w:tcPr>
+          <w:p>
+            <w:pPr>
+              <w:jc w:val="center"/>
+            </w:pPr>
+            <w:r>
+              <w:rPr>
+                <w:sz w:val="20"/>
+              </w:rPr>
+              <w:t>15253</w:t>
+            </w:r>
+          </w:p>
+        </w:tc>
       </w:tr>
       <w:tr>
         <w:tc>
           <w:tcPr>
-            <w:tcW w:type="dxa" w:w="1728"/>
+            <w:tcW w:type="dxa" w:w="1440"/>
           </w:tcPr>
           <w:p>
             <w:pPr>
@@ -1013,7 +1197,7 @@
         </w:tc>
         <w:tc>
           <w:tcPr>
-            <w:tcW w:type="dxa" w:w="1728"/>
+            <w:tcW w:type="dxa" w:w="1440"/>
           </w:tcPr>
           <w:p>
             <w:pPr>
@@ -1029,7 +1213,7 @@
         </w:tc>
         <w:tc>
           <w:tcPr>
-            <w:tcW w:type="dxa" w:w="1728"/>
+            <w:tcW w:type="dxa" w:w="1440"/>
           </w:tcPr>
           <w:p>
             <w:pPr>
@@ -1045,7 +1229,7 @@
         </w:tc>
         <w:tc>
           <w:tcPr>
-            <w:tcW w:type="dxa" w:w="1728"/>
+            <w:tcW w:type="dxa" w:w="1440"/>
           </w:tcPr>
           <w:p>
             <w:pPr>
@@ -1061,7 +1245,7 @@
         </w:tc>
         <w:tc>
           <w:tcPr>
-            <w:tcW w:type="dxa" w:w="1728"/>
+            <w:tcW w:type="dxa" w:w="1440"/>
           </w:tcPr>
           <w:p>
             <w:pPr>
@@ -1075,11 +1259,27 @@
             </w:r>
           </w:p>
         </w:tc>
+        <w:tc>
+          <w:tcPr>
+            <w:tcW w:type="dxa" w:w="1440"/>
+          </w:tcPr>
+          <w:p>
+            <w:pPr>
+              <w:jc w:val="center"/>
+            </w:pPr>
+            <w:r>
+              <w:rPr>
+                <w:sz w:val="20"/>
+              </w:rPr>
+              <w:t>12568</w:t>
+            </w:r>
+          </w:p>
+        </w:tc>
       </w:tr>
       <w:tr>
         <w:tc>
           <w:tcPr>
-            <w:tcW w:type="dxa" w:w="1728"/>
+            <w:tcW w:type="dxa" w:w="1440"/>
           </w:tcPr>
           <w:p>
             <w:pPr>
@@ -1095,7 +1295,7 @@
         </w:tc>
         <w:tc>
           <w:tcPr>
-            <w:tcW w:type="dxa" w:w="1728"/>
+            <w:tcW w:type="dxa" w:w="1440"/>
           </w:tcPr>
           <w:p>
             <w:pPr>
@@ -1111,7 +1311,7 @@
         </w:tc>
         <w:tc>
           <w:tcPr>
-            <w:tcW w:type="dxa" w:w="1728"/>
+            <w:tcW w:type="dxa" w:w="1440"/>
           </w:tcPr>
           <w:p>
             <w:pPr>
@@ -1127,7 +1327,7 @@
         </w:tc>
         <w:tc>
           <w:tcPr>
-            <w:tcW w:type="dxa" w:w="1728"/>
+            <w:tcW w:type="dxa" w:w="1440"/>
           </w:tcPr>
           <w:p>
             <w:pPr>
@@ -1142,7 +1342,22 @@
         </w:tc>
         <w:tc>
           <w:tcPr>
-            <w:tcW w:type="dxa" w:w="1728"/>
+            <w:tcW w:type="dxa" w:w="1440"/>
+          </w:tcPr>
+          <w:p>
+            <w:pPr>
+              <w:jc w:val="center"/>
+            </w:pPr>
+            <w:r>
+              <w:rPr>
+                <w:sz w:val="20"/>
+              </w:rPr>
+            </w:r>
+          </w:p>
+        </w:tc>
+        <w:tc>
+          <w:tcPr>
+            <w:tcW w:type="dxa" w:w="1440"/>
           </w:tcPr>
           <w:p>
             <w:pPr>
@@ -1159,7 +1374,7 @@
       <w:tr>
         <w:tc>
           <w:tcPr>
-            <w:tcW w:type="dxa" w:w="1728"/>
+            <w:tcW w:type="dxa" w:w="1440"/>
           </w:tcPr>
           <w:p>
             <w:pPr>
@@ -1175,7 +1390,7 @@
         </w:tc>
         <w:tc>
           <w:tcPr>
-            <w:tcW w:type="dxa" w:w="1728"/>
+            <w:tcW w:type="dxa" w:w="1440"/>
           </w:tcPr>
           <w:p>
             <w:pPr>
@@ -1191,7 +1406,7 @@
         </w:tc>
         <w:tc>
           <w:tcPr>
-            <w:tcW w:type="dxa" w:w="1728"/>
+            <w:tcW w:type="dxa" w:w="1440"/>
           </w:tcPr>
           <w:p>
             <w:pPr>
@@ -1207,7 +1422,7 @@
         </w:tc>
         <w:tc>
           <w:tcPr>
-            <w:tcW w:type="dxa" w:w="1728"/>
+            <w:tcW w:type="dxa" w:w="1440"/>
           </w:tcPr>
           <w:p>
             <w:pPr>
@@ -1223,7 +1438,7 @@
         </w:tc>
         <w:tc>
           <w:tcPr>
-            <w:tcW w:type="dxa" w:w="1728"/>
+            <w:tcW w:type="dxa" w:w="1440"/>
           </w:tcPr>
           <w:p>
             <w:pPr>
@@ -1237,11 +1452,27 @@
             </w:r>
           </w:p>
         </w:tc>
+        <w:tc>
+          <w:tcPr>
+            <w:tcW w:type="dxa" w:w="1440"/>
+          </w:tcPr>
+          <w:p>
+            <w:pPr>
+              <w:jc w:val="center"/>
+            </w:pPr>
+            <w:r>
+              <w:rPr>
+                <w:sz w:val="20"/>
+              </w:rPr>
+              <w:t>19271</w:t>
+            </w:r>
+          </w:p>
+        </w:tc>
       </w:tr>
       <w:tr>
         <w:tc>
           <w:tcPr>
-            <w:tcW w:type="dxa" w:w="1728"/>
+            <w:tcW w:type="dxa" w:w="1440"/>
           </w:tcPr>
           <w:p>
             <w:pPr>
@@ -1257,7 +1488,7 @@
         </w:tc>
         <w:tc>
           <w:tcPr>
-            <w:tcW w:type="dxa" w:w="1728"/>
+            <w:tcW w:type="dxa" w:w="1440"/>
           </w:tcPr>
           <w:p>
             <w:pPr>
@@ -1273,7 +1504,7 @@
         </w:tc>
         <w:tc>
           <w:tcPr>
-            <w:tcW w:type="dxa" w:w="1728"/>
+            <w:tcW w:type="dxa" w:w="1440"/>
           </w:tcPr>
           <w:p>
             <w:pPr>
@@ -1289,7 +1520,7 @@
         </w:tc>
         <w:tc>
           <w:tcPr>
-            <w:tcW w:type="dxa" w:w="1728"/>
+            <w:tcW w:type="dxa" w:w="1440"/>
           </w:tcPr>
           <w:p>
             <w:pPr>
@@ -1304,7 +1535,22 @@
         </w:tc>
         <w:tc>
           <w:tcPr>
-            <w:tcW w:type="dxa" w:w="1728"/>
+            <w:tcW w:type="dxa" w:w="1440"/>
+          </w:tcPr>
+          <w:p>
+            <w:pPr>
+              <w:jc w:val="center"/>
+            </w:pPr>
+            <w:r>
+              <w:rPr>
+                <w:sz w:val="20"/>
+              </w:rPr>
+            </w:r>
+          </w:p>
+        </w:tc>
+        <w:tc>
+          <w:tcPr>
+            <w:tcW w:type="dxa" w:w="1440"/>
           </w:tcPr>
           <w:p>
             <w:pPr>
@@ -1321,7 +1567,7 @@
       <w:tr>
         <w:tc>
           <w:tcPr>
-            <w:tcW w:type="dxa" w:w="1728"/>
+            <w:tcW w:type="dxa" w:w="1440"/>
           </w:tcPr>
           <w:p>
             <w:pPr>
@@ -1337,7 +1583,7 @@
         </w:tc>
         <w:tc>
           <w:tcPr>
-            <w:tcW w:type="dxa" w:w="1728"/>
+            <w:tcW w:type="dxa" w:w="1440"/>
           </w:tcPr>
           <w:p>
             <w:pPr>
@@ -1353,7 +1599,7 @@
         </w:tc>
         <w:tc>
           <w:tcPr>
-            <w:tcW w:type="dxa" w:w="1728"/>
+            <w:tcW w:type="dxa" w:w="1440"/>
           </w:tcPr>
           <w:p>
             <w:pPr>
@@ -1369,7 +1615,7 @@
         </w:tc>
         <w:tc>
           <w:tcPr>
-            <w:tcW w:type="dxa" w:w="1728"/>
+            <w:tcW w:type="dxa" w:w="1440"/>
           </w:tcPr>
           <w:p>
             <w:pPr>
@@ -1384,7 +1630,22 @@
         </w:tc>
         <w:tc>
           <w:tcPr>
-            <w:tcW w:type="dxa" w:w="1728"/>
+            <w:tcW w:type="dxa" w:w="1440"/>
+          </w:tcPr>
+          <w:p>
+            <w:pPr>
+              <w:jc w:val="center"/>
+            </w:pPr>
+            <w:r>
+              <w:rPr>
+                <w:sz w:val="20"/>
+              </w:rPr>
+            </w:r>
+          </w:p>
+        </w:tc>
+        <w:tc>
+          <w:tcPr>
+            <w:tcW w:type="dxa" w:w="1440"/>
           </w:tcPr>
           <w:p>
             <w:pPr>
@@ -1401,7 +1662,7 @@
       <w:tr>
         <w:tc>
           <w:tcPr>
-            <w:tcW w:type="dxa" w:w="1728"/>
+            <w:tcW w:type="dxa" w:w="1440"/>
           </w:tcPr>
           <w:p>
             <w:pPr>
@@ -1417,7 +1678,7 @@
         </w:tc>
         <w:tc>
           <w:tcPr>
-            <w:tcW w:type="dxa" w:w="1728"/>
+            <w:tcW w:type="dxa" w:w="1440"/>
           </w:tcPr>
           <w:p>
             <w:pPr>
@@ -1433,7 +1694,7 @@
         </w:tc>
         <w:tc>
           <w:tcPr>
-            <w:tcW w:type="dxa" w:w="1728"/>
+            <w:tcW w:type="dxa" w:w="1440"/>
           </w:tcPr>
           <w:p>
             <w:pPr>
@@ -1449,7 +1710,7 @@
         </w:tc>
         <w:tc>
           <w:tcPr>
-            <w:tcW w:type="dxa" w:w="1728"/>
+            <w:tcW w:type="dxa" w:w="1440"/>
           </w:tcPr>
           <w:p>
             <w:pPr>
@@ -1465,7 +1726,7 @@
         </w:tc>
         <w:tc>
           <w:tcPr>
-            <w:tcW w:type="dxa" w:w="1728"/>
+            <w:tcW w:type="dxa" w:w="1440"/>
           </w:tcPr>
           <w:p>
             <w:pPr>
@@ -1479,11 +1740,27 @@
             </w:r>
           </w:p>
         </w:tc>
+        <w:tc>
+          <w:tcPr>
+            <w:tcW w:type="dxa" w:w="1440"/>
+          </w:tcPr>
+          <w:p>
+            <w:pPr>
+              <w:jc w:val="center"/>
+            </w:pPr>
+            <w:r>
+              <w:rPr>
+                <w:sz w:val="20"/>
+              </w:rPr>
+              <w:t>18843</w:t>
+            </w:r>
+          </w:p>
+        </w:tc>
       </w:tr>
       <w:tr>
         <w:tc>
           <w:tcPr>
-            <w:tcW w:type="dxa" w:w="1728"/>
+            <w:tcW w:type="dxa" w:w="1440"/>
           </w:tcPr>
           <w:p>
             <w:pPr>
@@ -1499,7 +1776,7 @@
         </w:tc>
         <w:tc>
           <w:tcPr>
-            <w:tcW w:type="dxa" w:w="1728"/>
+            <w:tcW w:type="dxa" w:w="1440"/>
           </w:tcPr>
           <w:p>
             <w:pPr>
@@ -1515,7 +1792,7 @@
         </w:tc>
         <w:tc>
           <w:tcPr>
-            <w:tcW w:type="dxa" w:w="1728"/>
+            <w:tcW w:type="dxa" w:w="1440"/>
           </w:tcPr>
           <w:p>
             <w:pPr>
@@ -1531,7 +1808,7 @@
         </w:tc>
         <w:tc>
           <w:tcPr>
-            <w:tcW w:type="dxa" w:w="1728"/>
+            <w:tcW w:type="dxa" w:w="1440"/>
           </w:tcPr>
           <w:p>
             <w:pPr>
@@ -1547,7 +1824,7 @@
         </w:tc>
         <w:tc>
           <w:tcPr>
-            <w:tcW w:type="dxa" w:w="1728"/>
+            <w:tcW w:type="dxa" w:w="1440"/>
           </w:tcPr>
           <w:p>
             <w:pPr>
@@ -1561,11 +1838,27 @@
             </w:r>
           </w:p>
         </w:tc>
+        <w:tc>
+          <w:tcPr>
+            <w:tcW w:type="dxa" w:w="1440"/>
+          </w:tcPr>
+          <w:p>
+            <w:pPr>
+              <w:jc w:val="center"/>
+            </w:pPr>
+            <w:r>
+              <w:rPr>
+                <w:sz w:val="20"/>
+              </w:rPr>
+              <w:t>9528</w:t>
+            </w:r>
+          </w:p>
+        </w:tc>
       </w:tr>
       <w:tr>
         <w:tc>
           <w:tcPr>
-            <w:tcW w:type="dxa" w:w="1728"/>
+            <w:tcW w:type="dxa" w:w="1440"/>
           </w:tcPr>
           <w:p>
             <w:pPr>
@@ -1581,7 +1874,7 @@
         </w:tc>
         <w:tc>
           <w:tcPr>
-            <w:tcW w:type="dxa" w:w="1728"/>
+            <w:tcW w:type="dxa" w:w="1440"/>
           </w:tcPr>
           <w:p>
             <w:pPr>
@@ -1597,7 +1890,7 @@
         </w:tc>
         <w:tc>
           <w:tcPr>
-            <w:tcW w:type="dxa" w:w="1728"/>
+            <w:tcW w:type="dxa" w:w="1440"/>
           </w:tcPr>
           <w:p>
             <w:pPr>
@@ -1613,7 +1906,7 @@
         </w:tc>
         <w:tc>
           <w:tcPr>
-            <w:tcW w:type="dxa" w:w="1728"/>
+            <w:tcW w:type="dxa" w:w="1440"/>
           </w:tcPr>
           <w:p>
             <w:pPr>
@@ -1629,7 +1922,7 @@
         </w:tc>
         <w:tc>
           <w:tcPr>
-            <w:tcW w:type="dxa" w:w="1728"/>
+            <w:tcW w:type="dxa" w:w="1440"/>
           </w:tcPr>
           <w:p>
             <w:pPr>
@@ -1643,11 +1936,27 @@
             </w:r>
           </w:p>
         </w:tc>
+        <w:tc>
+          <w:tcPr>
+            <w:tcW w:type="dxa" w:w="1440"/>
+          </w:tcPr>
+          <w:p>
+            <w:pPr>
+              <w:jc w:val="center"/>
+            </w:pPr>
+            <w:r>
+              <w:rPr>
+                <w:sz w:val="20"/>
+              </w:rPr>
+              <w:t>9902</w:t>
+            </w:r>
+          </w:p>
+        </w:tc>
       </w:tr>
       <w:tr>
         <w:tc>
           <w:tcPr>
-            <w:tcW w:type="dxa" w:w="1728"/>
+            <w:tcW w:type="dxa" w:w="1440"/>
           </w:tcPr>
           <w:p>
             <w:pPr>
@@ -1663,7 +1972,7 @@
         </w:tc>
         <w:tc>
           <w:tcPr>
-            <w:tcW w:type="dxa" w:w="1728"/>
+            <w:tcW w:type="dxa" w:w="1440"/>
           </w:tcPr>
           <w:p>
             <w:pPr>
@@ -1679,7 +1988,7 @@
         </w:tc>
         <w:tc>
           <w:tcPr>
-            <w:tcW w:type="dxa" w:w="1728"/>
+            <w:tcW w:type="dxa" w:w="1440"/>
           </w:tcPr>
           <w:p>
             <w:pPr>
@@ -1695,7 +2004,7 @@
         </w:tc>
         <w:tc>
           <w:tcPr>
-            <w:tcW w:type="dxa" w:w="1728"/>
+            <w:tcW w:type="dxa" w:w="1440"/>
           </w:tcPr>
           <w:p>
             <w:pPr>
@@ -1711,7 +2020,7 @@
         </w:tc>
         <w:tc>
           <w:tcPr>
-            <w:tcW w:type="dxa" w:w="1728"/>
+            <w:tcW w:type="dxa" w:w="1440"/>
           </w:tcPr>
           <w:p>
             <w:pPr>
@@ -1725,11 +2034,27 @@
             </w:r>
           </w:p>
         </w:tc>
+        <w:tc>
+          <w:tcPr>
+            <w:tcW w:type="dxa" w:w="1440"/>
+          </w:tcPr>
+          <w:p>
+            <w:pPr>
+              <w:jc w:val="center"/>
+            </w:pPr>
+            <w:r>
+              <w:rPr>
+                <w:sz w:val="20"/>
+              </w:rPr>
+              <w:t>20714</w:t>
+            </w:r>
+          </w:p>
+        </w:tc>
       </w:tr>
       <w:tr>
         <w:tc>
           <w:tcPr>
-            <w:tcW w:type="dxa" w:w="1728"/>
+            <w:tcW w:type="dxa" w:w="1440"/>
           </w:tcPr>
           <w:p>
             <w:pPr>
@@ -1745,7 +2070,7 @@
         </w:tc>
         <w:tc>
           <w:tcPr>
-            <w:tcW w:type="dxa" w:w="1728"/>
+            <w:tcW w:type="dxa" w:w="1440"/>
           </w:tcPr>
           <w:p>
             <w:pPr>
@@ -1761,7 +2086,7 @@
         </w:tc>
         <w:tc>
           <w:tcPr>
-            <w:tcW w:type="dxa" w:w="1728"/>
+            <w:tcW w:type="dxa" w:w="1440"/>
           </w:tcPr>
           <w:p>
             <w:pPr>
@@ -1777,7 +2102,7 @@
         </w:tc>
         <w:tc>
           <w:tcPr>
-            <w:tcW w:type="dxa" w:w="1728"/>
+            <w:tcW w:type="dxa" w:w="1440"/>
           </w:tcPr>
           <w:p>
             <w:pPr>
@@ -1793,7 +2118,7 @@
         </w:tc>
         <w:tc>
           <w:tcPr>
-            <w:tcW w:type="dxa" w:w="1728"/>
+            <w:tcW w:type="dxa" w:w="1440"/>
           </w:tcPr>
           <w:p>
             <w:pPr>
@@ -1807,11 +2132,27 @@
             </w:r>
           </w:p>
         </w:tc>
+        <w:tc>
+          <w:tcPr>
+            <w:tcW w:type="dxa" w:w="1440"/>
+          </w:tcPr>
+          <w:p>
+            <w:pPr>
+              <w:jc w:val="center"/>
+            </w:pPr>
+            <w:r>
+              <w:rPr>
+                <w:sz w:val="20"/>
+              </w:rPr>
+              <w:t>12788</w:t>
+            </w:r>
+          </w:p>
+        </w:tc>
       </w:tr>
       <w:tr>
         <w:tc>
           <w:tcPr>
-            <w:tcW w:type="dxa" w:w="1728"/>
+            <w:tcW w:type="dxa" w:w="1440"/>
           </w:tcPr>
           <w:p>
             <w:pPr>
@@ -1827,7 +2168,7 @@
         </w:tc>
         <w:tc>
           <w:tcPr>
-            <w:tcW w:type="dxa" w:w="1728"/>
+            <w:tcW w:type="dxa" w:w="1440"/>
           </w:tcPr>
           <w:p>
             <w:pPr>
@@ -1843,7 +2184,7 @@
         </w:tc>
         <w:tc>
           <w:tcPr>
-            <w:tcW w:type="dxa" w:w="1728"/>
+            <w:tcW w:type="dxa" w:w="1440"/>
           </w:tcPr>
           <w:p>
             <w:pPr>
@@ -1859,7 +2200,7 @@
         </w:tc>
         <w:tc>
           <w:tcPr>
-            <w:tcW w:type="dxa" w:w="1728"/>
+            <w:tcW w:type="dxa" w:w="1440"/>
           </w:tcPr>
           <w:p>
             <w:pPr>
@@ -1875,7 +2216,7 @@
         </w:tc>
         <w:tc>
           <w:tcPr>
-            <w:tcW w:type="dxa" w:w="1728"/>
+            <w:tcW w:type="dxa" w:w="1440"/>
           </w:tcPr>
           <w:p>
             <w:pPr>
@@ -1889,11 +2230,27 @@
             </w:r>
           </w:p>
         </w:tc>
+        <w:tc>
+          <w:tcPr>
+            <w:tcW w:type="dxa" w:w="1440"/>
+          </w:tcPr>
+          <w:p>
+            <w:pPr>
+              <w:jc w:val="center"/>
+            </w:pPr>
+            <w:r>
+              <w:rPr>
+                <w:sz w:val="20"/>
+              </w:rPr>
+              <w:t>11003</w:t>
+            </w:r>
+          </w:p>
+        </w:tc>
       </w:tr>
       <w:tr>
         <w:tc>
           <w:tcPr>
-            <w:tcW w:type="dxa" w:w="1728"/>
+            <w:tcW w:type="dxa" w:w="1440"/>
           </w:tcPr>
           <w:p>
             <w:pPr>
@@ -1909,7 +2266,7 @@
         </w:tc>
         <w:tc>
           <w:tcPr>
-            <w:tcW w:type="dxa" w:w="1728"/>
+            <w:tcW w:type="dxa" w:w="1440"/>
           </w:tcPr>
           <w:p>
             <w:pPr>
@@ -1925,7 +2282,7 @@
         </w:tc>
         <w:tc>
           <w:tcPr>
-            <w:tcW w:type="dxa" w:w="1728"/>
+            <w:tcW w:type="dxa" w:w="1440"/>
           </w:tcPr>
           <w:p>
             <w:pPr>
@@ -1941,7 +2298,7 @@
         </w:tc>
         <w:tc>
           <w:tcPr>
-            <w:tcW w:type="dxa" w:w="1728"/>
+            <w:tcW w:type="dxa" w:w="1440"/>
           </w:tcPr>
           <w:p>
             <w:pPr>
@@ -1957,7 +2314,7 @@
         </w:tc>
         <w:tc>
           <w:tcPr>
-            <w:tcW w:type="dxa" w:w="1728"/>
+            <w:tcW w:type="dxa" w:w="1440"/>
           </w:tcPr>
           <w:p>
             <w:pPr>
@@ -1971,11 +2328,27 @@
             </w:r>
           </w:p>
         </w:tc>
+        <w:tc>
+          <w:tcPr>
+            <w:tcW w:type="dxa" w:w="1440"/>
+          </w:tcPr>
+          <w:p>
+            <w:pPr>
+              <w:jc w:val="center"/>
+            </w:pPr>
+            <w:r>
+              <w:rPr>
+                <w:sz w:val="20"/>
+              </w:rPr>
+              <w:t>19942</w:t>
+            </w:r>
+          </w:p>
+        </w:tc>
       </w:tr>
       <w:tr>
         <w:tc>
           <w:tcPr>
-            <w:tcW w:type="dxa" w:w="1728"/>
+            <w:tcW w:type="dxa" w:w="1440"/>
           </w:tcPr>
           <w:p>
             <w:pPr>
@@ -1991,7 +2364,7 @@
         </w:tc>
         <w:tc>
           <w:tcPr>
-            <w:tcW w:type="dxa" w:w="1728"/>
+            <w:tcW w:type="dxa" w:w="1440"/>
           </w:tcPr>
           <w:p>
             <w:pPr>
@@ -2007,7 +2380,7 @@
         </w:tc>
         <w:tc>
           <w:tcPr>
-            <w:tcW w:type="dxa" w:w="1728"/>
+            <w:tcW w:type="dxa" w:w="1440"/>
           </w:tcPr>
           <w:p>
             <w:pPr>
@@ -2023,7 +2396,7 @@
         </w:tc>
         <w:tc>
           <w:tcPr>
-            <w:tcW w:type="dxa" w:w="1728"/>
+            <w:tcW w:type="dxa" w:w="1440"/>
           </w:tcPr>
           <w:p>
             <w:pPr>
@@ -2039,7 +2412,7 @@
         </w:tc>
         <w:tc>
           <w:tcPr>
-            <w:tcW w:type="dxa" w:w="1728"/>
+            <w:tcW w:type="dxa" w:w="1440"/>
           </w:tcPr>
           <w:p>
             <w:pPr>
@@ -2053,11 +2426,27 @@
             </w:r>
           </w:p>
         </w:tc>
+        <w:tc>
+          <w:tcPr>
+            <w:tcW w:type="dxa" w:w="1440"/>
+          </w:tcPr>
+          <w:p>
+            <w:pPr>
+              <w:jc w:val="center"/>
+            </w:pPr>
+            <w:r>
+              <w:rPr>
+                <w:sz w:val="20"/>
+              </w:rPr>
+              <w:t>8418</w:t>
+            </w:r>
+          </w:p>
+        </w:tc>
       </w:tr>
       <w:tr>
         <w:tc>
           <w:tcPr>
-            <w:tcW w:type="dxa" w:w="1728"/>
+            <w:tcW w:type="dxa" w:w="1440"/>
           </w:tcPr>
           <w:p>
             <w:pPr>
@@ -2073,7 +2462,7 @@
         </w:tc>
         <w:tc>
           <w:tcPr>
-            <w:tcW w:type="dxa" w:w="1728"/>
+            <w:tcW w:type="dxa" w:w="1440"/>
           </w:tcPr>
           <w:p>
             <w:pPr>
@@ -2089,7 +2478,7 @@
         </w:tc>
         <w:tc>
           <w:tcPr>
-            <w:tcW w:type="dxa" w:w="1728"/>
+            <w:tcW w:type="dxa" w:w="1440"/>
           </w:tcPr>
           <w:p>
             <w:pPr>
@@ -2105,7 +2494,7 @@
         </w:tc>
         <w:tc>
           <w:tcPr>
-            <w:tcW w:type="dxa" w:w="1728"/>
+            <w:tcW w:type="dxa" w:w="1440"/>
           </w:tcPr>
           <w:p>
             <w:pPr>
@@ -2121,7 +2510,7 @@
         </w:tc>
         <w:tc>
           <w:tcPr>
-            <w:tcW w:type="dxa" w:w="1728"/>
+            <w:tcW w:type="dxa" w:w="1440"/>
           </w:tcPr>
           <w:p>
             <w:pPr>
@@ -2135,11 +2524,27 @@
             </w:r>
           </w:p>
         </w:tc>
+        <w:tc>
+          <w:tcPr>
+            <w:tcW w:type="dxa" w:w="1440"/>
+          </w:tcPr>
+          <w:p>
+            <w:pPr>
+              <w:jc w:val="center"/>
+            </w:pPr>
+            <w:r>
+              <w:rPr>
+                <w:sz w:val="20"/>
+              </w:rPr>
+              <w:t>8892</w:t>
+            </w:r>
+          </w:p>
+        </w:tc>
       </w:tr>
       <w:tr>
         <w:tc>
           <w:tcPr>
-            <w:tcW w:type="dxa" w:w="1728"/>
+            <w:tcW w:type="dxa" w:w="1440"/>
           </w:tcPr>
           <w:p>
             <w:pPr>
@@ -2155,7 +2560,7 @@
         </w:tc>
         <w:tc>
           <w:tcPr>
-            <w:tcW w:type="dxa" w:w="1728"/>
+            <w:tcW w:type="dxa" w:w="1440"/>
           </w:tcPr>
           <w:p>
             <w:pPr>
@@ -2171,7 +2576,7 @@
         </w:tc>
         <w:tc>
           <w:tcPr>
-            <w:tcW w:type="dxa" w:w="1728"/>
+            <w:tcW w:type="dxa" w:w="1440"/>
           </w:tcPr>
           <w:p>
             <w:pPr>
@@ -2187,7 +2592,7 @@
         </w:tc>
         <w:tc>
           <w:tcPr>
-            <w:tcW w:type="dxa" w:w="1728"/>
+            <w:tcW w:type="dxa" w:w="1440"/>
           </w:tcPr>
           <w:p>
             <w:pPr>
@@ -2203,7 +2608,7 @@
         </w:tc>
         <w:tc>
           <w:tcPr>
-            <w:tcW w:type="dxa" w:w="1728"/>
+            <w:tcW w:type="dxa" w:w="1440"/>
           </w:tcPr>
           <w:p>
             <w:pPr>
@@ -2217,11 +2622,27 @@
             </w:r>
           </w:p>
         </w:tc>
+        <w:tc>
+          <w:tcPr>
+            <w:tcW w:type="dxa" w:w="1440"/>
+          </w:tcPr>
+          <w:p>
+            <w:pPr>
+              <w:jc w:val="center"/>
+            </w:pPr>
+            <w:r>
+              <w:rPr>
+                <w:sz w:val="20"/>
+              </w:rPr>
+              <w:t>15465</w:t>
+            </w:r>
+          </w:p>
+        </w:tc>
       </w:tr>
       <w:tr>
         <w:tc>
           <w:tcPr>
-            <w:tcW w:type="dxa" w:w="1728"/>
+            <w:tcW w:type="dxa" w:w="1440"/>
           </w:tcPr>
           <w:p>
             <w:pPr>
@@ -2237,7 +2658,7 @@
         </w:tc>
         <w:tc>
           <w:tcPr>
-            <w:tcW w:type="dxa" w:w="1728"/>
+            <w:tcW w:type="dxa" w:w="1440"/>
           </w:tcPr>
           <w:p>
             <w:pPr>
@@ -2253,7 +2674,7 @@
         </w:tc>
         <w:tc>
           <w:tcPr>
-            <w:tcW w:type="dxa" w:w="1728"/>
+            <w:tcW w:type="dxa" w:w="1440"/>
           </w:tcPr>
           <w:p>
             <w:pPr>
@@ -2269,7 +2690,7 @@
         </w:tc>
         <w:tc>
           <w:tcPr>
-            <w:tcW w:type="dxa" w:w="1728"/>
+            <w:tcW w:type="dxa" w:w="1440"/>
           </w:tcPr>
           <w:p>
             <w:pPr>
@@ -2285,7 +2706,7 @@
         </w:tc>
         <w:tc>
           <w:tcPr>
-            <w:tcW w:type="dxa" w:w="1728"/>
+            <w:tcW w:type="dxa" w:w="1440"/>
           </w:tcPr>
           <w:p>
             <w:pPr>
@@ -2299,11 +2720,27 @@
             </w:r>
           </w:p>
         </w:tc>
+        <w:tc>
+          <w:tcPr>
+            <w:tcW w:type="dxa" w:w="1440"/>
+          </w:tcPr>
+          <w:p>
+            <w:pPr>
+              <w:jc w:val="center"/>
+            </w:pPr>
+            <w:r>
+              <w:rPr>
+                <w:sz w:val="20"/>
+              </w:rPr>
+              <w:t>8242</w:t>
+            </w:r>
+          </w:p>
+        </w:tc>
       </w:tr>
       <w:tr>
         <w:tc>
           <w:tcPr>
-            <w:tcW w:type="dxa" w:w="1728"/>
+            <w:tcW w:type="dxa" w:w="1440"/>
           </w:tcPr>
           <w:p>
             <w:pPr>
@@ -2319,7 +2756,7 @@
         </w:tc>
         <w:tc>
           <w:tcPr>
-            <w:tcW w:type="dxa" w:w="1728"/>
+            <w:tcW w:type="dxa" w:w="1440"/>
           </w:tcPr>
           <w:p>
             <w:pPr>
@@ -2335,7 +2772,7 @@
         </w:tc>
         <w:tc>
           <w:tcPr>
-            <w:tcW w:type="dxa" w:w="1728"/>
+            <w:tcW w:type="dxa" w:w="1440"/>
           </w:tcPr>
           <w:p>
             <w:pPr>
@@ -2351,7 +2788,7 @@
         </w:tc>
         <w:tc>
           <w:tcPr>
-            <w:tcW w:type="dxa" w:w="1728"/>
+            <w:tcW w:type="dxa" w:w="1440"/>
           </w:tcPr>
           <w:p>
             <w:pPr>
@@ -2367,7 +2804,7 @@
         </w:tc>
         <w:tc>
           <w:tcPr>
-            <w:tcW w:type="dxa" w:w="1728"/>
+            <w:tcW w:type="dxa" w:w="1440"/>
           </w:tcPr>
           <w:p>
             <w:pPr>
@@ -2381,11 +2818,27 @@
             </w:r>
           </w:p>
         </w:tc>
+        <w:tc>
+          <w:tcPr>
+            <w:tcW w:type="dxa" w:w="1440"/>
+          </w:tcPr>
+          <w:p>
+            <w:pPr>
+              <w:jc w:val="center"/>
+            </w:pPr>
+            <w:r>
+              <w:rPr>
+                <w:sz w:val="20"/>
+              </w:rPr>
+              <w:t>7196</w:t>
+            </w:r>
+          </w:p>
+        </w:tc>
       </w:tr>
       <w:tr>
         <w:tc>
           <w:tcPr>
-            <w:tcW w:type="dxa" w:w="1728"/>
+            <w:tcW w:type="dxa" w:w="1440"/>
           </w:tcPr>
           <w:p>
             <w:pPr>
@@ -2401,7 +2854,7 @@
         </w:tc>
         <w:tc>
           <w:tcPr>
-            <w:tcW w:type="dxa" w:w="1728"/>
+            <w:tcW w:type="dxa" w:w="1440"/>
           </w:tcPr>
           <w:p>
             <w:pPr>
@@ -2417,7 +2870,7 @@
         </w:tc>
         <w:tc>
           <w:tcPr>
-            <w:tcW w:type="dxa" w:w="1728"/>
+            <w:tcW w:type="dxa" w:w="1440"/>
           </w:tcPr>
           <w:p>
             <w:pPr>
@@ -2433,7 +2886,7 @@
         </w:tc>
         <w:tc>
           <w:tcPr>
-            <w:tcW w:type="dxa" w:w="1728"/>
+            <w:tcW w:type="dxa" w:w="1440"/>
           </w:tcPr>
           <w:p>
             <w:pPr>
@@ -2449,7 +2902,7 @@
         </w:tc>
         <w:tc>
           <w:tcPr>
-            <w:tcW w:type="dxa" w:w="1728"/>
+            <w:tcW w:type="dxa" w:w="1440"/>
           </w:tcPr>
           <w:p>
             <w:pPr>
@@ -2463,11 +2916,27 @@
             </w:r>
           </w:p>
         </w:tc>
+        <w:tc>
+          <w:tcPr>
+            <w:tcW w:type="dxa" w:w="1440"/>
+          </w:tcPr>
+          <w:p>
+            <w:pPr>
+              <w:jc w:val="center"/>
+            </w:pPr>
+            <w:r>
+              <w:rPr>
+                <w:sz w:val="20"/>
+              </w:rPr>
+              <w:t>14627</w:t>
+            </w:r>
+          </w:p>
+        </w:tc>
       </w:tr>
       <w:tr>
         <w:tc>
           <w:tcPr>
-            <w:tcW w:type="dxa" w:w="1728"/>
+            <w:tcW w:type="dxa" w:w="1440"/>
           </w:tcPr>
           <w:p>
             <w:pPr>
@@ -2483,7 +2952,7 @@
         </w:tc>
         <w:tc>
           <w:tcPr>
-            <w:tcW w:type="dxa" w:w="1728"/>
+            <w:tcW w:type="dxa" w:w="1440"/>
           </w:tcPr>
           <w:p>
             <w:pPr>
@@ -2499,7 +2968,7 @@
         </w:tc>
         <w:tc>
           <w:tcPr>
-            <w:tcW w:type="dxa" w:w="1728"/>
+            <w:tcW w:type="dxa" w:w="1440"/>
           </w:tcPr>
           <w:p>
             <w:pPr>
@@ -2515,7 +2984,7 @@
         </w:tc>
         <w:tc>
           <w:tcPr>
-            <w:tcW w:type="dxa" w:w="1728"/>
+            <w:tcW w:type="dxa" w:w="1440"/>
           </w:tcPr>
           <w:p>
             <w:pPr>
@@ -2531,7 +3000,7 @@
         </w:tc>
         <w:tc>
           <w:tcPr>
-            <w:tcW w:type="dxa" w:w="1728"/>
+            <w:tcW w:type="dxa" w:w="1440"/>
           </w:tcPr>
           <w:p>
             <w:pPr>
@@ -2545,11 +3014,27 @@
             </w:r>
           </w:p>
         </w:tc>
+        <w:tc>
+          <w:tcPr>
+            <w:tcW w:type="dxa" w:w="1440"/>
+          </w:tcPr>
+          <w:p>
+            <w:pPr>
+              <w:jc w:val="center"/>
+            </w:pPr>
+            <w:r>
+              <w:rPr>
+                <w:sz w:val="20"/>
+              </w:rPr>
+              <w:t>14215</w:t>
+            </w:r>
+          </w:p>
+        </w:tc>
       </w:tr>
       <w:tr>
         <w:tc>
           <w:tcPr>
-            <w:tcW w:type="dxa" w:w="1728"/>
+            <w:tcW w:type="dxa" w:w="1440"/>
           </w:tcPr>
           <w:p>
             <w:pPr>
@@ -2565,7 +3050,7 @@
         </w:tc>
         <w:tc>
           <w:tcPr>
-            <w:tcW w:type="dxa" w:w="1728"/>
+            <w:tcW w:type="dxa" w:w="1440"/>
           </w:tcPr>
           <w:p>
             <w:pPr>
@@ -2581,7 +3066,7 @@
         </w:tc>
         <w:tc>
           <w:tcPr>
-            <w:tcW w:type="dxa" w:w="1728"/>
+            <w:tcW w:type="dxa" w:w="1440"/>
           </w:tcPr>
           <w:p>
             <w:pPr>
@@ -2597,7 +3082,7 @@
         </w:tc>
         <w:tc>
           <w:tcPr>
-            <w:tcW w:type="dxa" w:w="1728"/>
+            <w:tcW w:type="dxa" w:w="1440"/>
           </w:tcPr>
           <w:p>
             <w:pPr>
@@ -2613,7 +3098,7 @@
         </w:tc>
         <w:tc>
           <w:tcPr>
-            <w:tcW w:type="dxa" w:w="1728"/>
+            <w:tcW w:type="dxa" w:w="1440"/>
           </w:tcPr>
           <w:p>
             <w:pPr>
@@ -2627,11 +3112,27 @@
             </w:r>
           </w:p>
         </w:tc>
+        <w:tc>
+          <w:tcPr>
+            <w:tcW w:type="dxa" w:w="1440"/>
+          </w:tcPr>
+          <w:p>
+            <w:pPr>
+              <w:jc w:val="center"/>
+            </w:pPr>
+            <w:r>
+              <w:rPr>
+                <w:sz w:val="20"/>
+              </w:rPr>
+              <w:t>6983</w:t>
+            </w:r>
+          </w:p>
+        </w:tc>
       </w:tr>
       <w:tr>
         <w:tc>
           <w:tcPr>
-            <w:tcW w:type="dxa" w:w="1728"/>
+            <w:tcW w:type="dxa" w:w="1440"/>
           </w:tcPr>
           <w:p>
             <w:pPr>
@@ -2647,7 +3148,7 @@
         </w:tc>
         <w:tc>
           <w:tcPr>
-            <w:tcW w:type="dxa" w:w="1728"/>
+            <w:tcW w:type="dxa" w:w="1440"/>
           </w:tcPr>
           <w:p>
             <w:pPr>
@@ -2663,7 +3164,7 @@
         </w:tc>
         <w:tc>
           <w:tcPr>
-            <w:tcW w:type="dxa" w:w="1728"/>
+            <w:tcW w:type="dxa" w:w="1440"/>
           </w:tcPr>
           <w:p>
             <w:pPr>
@@ -2679,7 +3180,7 @@
         </w:tc>
         <w:tc>
           <w:tcPr>
-            <w:tcW w:type="dxa" w:w="1728"/>
+            <w:tcW w:type="dxa" w:w="1440"/>
           </w:tcPr>
           <w:p>
             <w:pPr>
@@ -2695,7 +3196,7 @@
         </w:tc>
         <w:tc>
           <w:tcPr>
-            <w:tcW w:type="dxa" w:w="1728"/>
+            <w:tcW w:type="dxa" w:w="1440"/>
           </w:tcPr>
           <w:p>
             <w:pPr>
@@ -2709,11 +3210,27 @@
             </w:r>
           </w:p>
         </w:tc>
+        <w:tc>
+          <w:tcPr>
+            <w:tcW w:type="dxa" w:w="1440"/>
+          </w:tcPr>
+          <w:p>
+            <w:pPr>
+              <w:jc w:val="center"/>
+            </w:pPr>
+            <w:r>
+              <w:rPr>
+                <w:sz w:val="20"/>
+              </w:rPr>
+              <w:t>18392</w:t>
+            </w:r>
+          </w:p>
+        </w:tc>
       </w:tr>
       <w:tr>
         <w:tc>
           <w:tcPr>
-            <w:tcW w:type="dxa" w:w="1728"/>
+            <w:tcW w:type="dxa" w:w="1440"/>
           </w:tcPr>
           <w:p>
             <w:pPr>
@@ -2729,7 +3246,7 @@
         </w:tc>
         <w:tc>
           <w:tcPr>
-            <w:tcW w:type="dxa" w:w="1728"/>
+            <w:tcW w:type="dxa" w:w="1440"/>
           </w:tcPr>
           <w:p>
             <w:pPr>
@@ -2745,7 +3262,7 @@
         </w:tc>
         <w:tc>
           <w:tcPr>
-            <w:tcW w:type="dxa" w:w="1728"/>
+            <w:tcW w:type="dxa" w:w="1440"/>
           </w:tcPr>
           <w:p>
             <w:pPr>
@@ -2761,7 +3278,7 @@
         </w:tc>
         <w:tc>
           <w:tcPr>
-            <w:tcW w:type="dxa" w:w="1728"/>
+            <w:tcW w:type="dxa" w:w="1440"/>
           </w:tcPr>
           <w:p>
             <w:pPr>
@@ -2777,7 +3294,7 @@
         </w:tc>
         <w:tc>
           <w:tcPr>
-            <w:tcW w:type="dxa" w:w="1728"/>
+            <w:tcW w:type="dxa" w:w="1440"/>
           </w:tcPr>
           <w:p>
             <w:pPr>
@@ -2791,11 +3308,27 @@
             </w:r>
           </w:p>
         </w:tc>
+        <w:tc>
+          <w:tcPr>
+            <w:tcW w:type="dxa" w:w="1440"/>
+          </w:tcPr>
+          <w:p>
+            <w:pPr>
+              <w:jc w:val="center"/>
+            </w:pPr>
+            <w:r>
+              <w:rPr>
+                <w:sz w:val="20"/>
+              </w:rPr>
+              <w:t>14229</w:t>
+            </w:r>
+          </w:p>
+        </w:tc>
       </w:tr>
       <w:tr>
         <w:tc>
           <w:tcPr>
-            <w:tcW w:type="dxa" w:w="1728"/>
+            <w:tcW w:type="dxa" w:w="1440"/>
           </w:tcPr>
           <w:p>
             <w:pPr>
@@ -2811,7 +3344,7 @@
         </w:tc>
         <w:tc>
           <w:tcPr>
-            <w:tcW w:type="dxa" w:w="1728"/>
+            <w:tcW w:type="dxa" w:w="1440"/>
           </w:tcPr>
           <w:p>
             <w:pPr>
@@ -2827,7 +3360,7 @@
         </w:tc>
         <w:tc>
           <w:tcPr>
-            <w:tcW w:type="dxa" w:w="1728"/>
+            <w:tcW w:type="dxa" w:w="1440"/>
           </w:tcPr>
           <w:p>
             <w:pPr>
@@ -2843,7 +3376,7 @@
         </w:tc>
         <w:tc>
           <w:tcPr>
-            <w:tcW w:type="dxa" w:w="1728"/>
+            <w:tcW w:type="dxa" w:w="1440"/>
           </w:tcPr>
           <w:p>
             <w:pPr>
@@ -2859,7 +3392,7 @@
         </w:tc>
         <w:tc>
           <w:tcPr>
-            <w:tcW w:type="dxa" w:w="1728"/>
+            <w:tcW w:type="dxa" w:w="1440"/>
           </w:tcPr>
           <w:p>
             <w:pPr>
@@ -2873,11 +3406,27 @@
             </w:r>
           </w:p>
         </w:tc>
+        <w:tc>
+          <w:tcPr>
+            <w:tcW w:type="dxa" w:w="1440"/>
+          </w:tcPr>
+          <w:p>
+            <w:pPr>
+              <w:jc w:val="center"/>
+            </w:pPr>
+            <w:r>
+              <w:rPr>
+                <w:sz w:val="20"/>
+              </w:rPr>
+              <w:t>9219</w:t>
+            </w:r>
+          </w:p>
+        </w:tc>
       </w:tr>
       <w:tr>
         <w:tc>
           <w:tcPr>
-            <w:tcW w:type="dxa" w:w="1728"/>
+            <w:tcW w:type="dxa" w:w="1440"/>
           </w:tcPr>
           <w:p>
             <w:pPr>
@@ -2893,7 +3442,7 @@
         </w:tc>
         <w:tc>
           <w:tcPr>
-            <w:tcW w:type="dxa" w:w="1728"/>
+            <w:tcW w:type="dxa" w:w="1440"/>
           </w:tcPr>
           <w:p>
             <w:pPr>
@@ -2909,7 +3458,7 @@
         </w:tc>
         <w:tc>
           <w:tcPr>
-            <w:tcW w:type="dxa" w:w="1728"/>
+            <w:tcW w:type="dxa" w:w="1440"/>
           </w:tcPr>
           <w:p>
             <w:pPr>
@@ -2925,7 +3474,7 @@
         </w:tc>
         <w:tc>
           <w:tcPr>
-            <w:tcW w:type="dxa" w:w="1728"/>
+            <w:tcW w:type="dxa" w:w="1440"/>
           </w:tcPr>
           <w:p>
             <w:pPr>
@@ -2940,7 +3489,22 @@
         </w:tc>
         <w:tc>
           <w:tcPr>
-            <w:tcW w:type="dxa" w:w="1728"/>
+            <w:tcW w:type="dxa" w:w="1440"/>
+          </w:tcPr>
+          <w:p>
+            <w:pPr>
+              <w:jc w:val="center"/>
+            </w:pPr>
+            <w:r>
+              <w:rPr>
+                <w:sz w:val="20"/>
+              </w:rPr>
+            </w:r>
+          </w:p>
+        </w:tc>
+        <w:tc>
+          <w:tcPr>
+            <w:tcW w:type="dxa" w:w="1440"/>
           </w:tcPr>
           <w:p>
             <w:pPr>
@@ -2957,7 +3521,7 @@
       <w:tr>
         <w:tc>
           <w:tcPr>
-            <w:tcW w:type="dxa" w:w="1728"/>
+            <w:tcW w:type="dxa" w:w="1440"/>
           </w:tcPr>
           <w:p>
             <w:pPr>
@@ -2973,7 +3537,7 @@
         </w:tc>
         <w:tc>
           <w:tcPr>
-            <w:tcW w:type="dxa" w:w="1728"/>
+            <w:tcW w:type="dxa" w:w="1440"/>
           </w:tcPr>
           <w:p>
             <w:pPr>
@@ -2989,7 +3553,7 @@
         </w:tc>
         <w:tc>
           <w:tcPr>
-            <w:tcW w:type="dxa" w:w="1728"/>
+            <w:tcW w:type="dxa" w:w="1440"/>
           </w:tcPr>
           <w:p>
             <w:pPr>
@@ -3005,7 +3569,7 @@
         </w:tc>
         <w:tc>
           <w:tcPr>
-            <w:tcW w:type="dxa" w:w="1728"/>
+            <w:tcW w:type="dxa" w:w="1440"/>
           </w:tcPr>
           <w:p>
             <w:pPr>
@@ -3021,7 +3585,7 @@
         </w:tc>
         <w:tc>
           <w:tcPr>
-            <w:tcW w:type="dxa" w:w="1728"/>
+            <w:tcW w:type="dxa" w:w="1440"/>
           </w:tcPr>
           <w:p>
             <w:pPr>
@@ -3035,11 +3599,27 @@
             </w:r>
           </w:p>
         </w:tc>
+        <w:tc>
+          <w:tcPr>
+            <w:tcW w:type="dxa" w:w="1440"/>
+          </w:tcPr>
+          <w:p>
+            <w:pPr>
+              <w:jc w:val="center"/>
+            </w:pPr>
+            <w:r>
+              <w:rPr>
+                <w:sz w:val="20"/>
+              </w:rPr>
+              <w:t>7017</w:t>
+            </w:r>
+          </w:p>
+        </w:tc>
       </w:tr>
       <w:tr>
         <w:tc>
           <w:tcPr>
-            <w:tcW w:type="dxa" w:w="1728"/>
+            <w:tcW w:type="dxa" w:w="1440"/>
           </w:tcPr>
           <w:p>
             <w:pPr>
@@ -3055,7 +3635,7 @@
         </w:tc>
         <w:tc>
           <w:tcPr>
-            <w:tcW w:type="dxa" w:w="1728"/>
+            <w:tcW w:type="dxa" w:w="1440"/>
           </w:tcPr>
           <w:p>
             <w:pPr>
@@ -3071,7 +3651,7 @@
         </w:tc>
         <w:tc>
           <w:tcPr>
-            <w:tcW w:type="dxa" w:w="1728"/>
+            <w:tcW w:type="dxa" w:w="1440"/>
           </w:tcPr>
           <w:p>
             <w:pPr>
@@ -3087,7 +3667,7 @@
         </w:tc>
         <w:tc>
           <w:tcPr>
-            <w:tcW w:type="dxa" w:w="1728"/>
+            <w:tcW w:type="dxa" w:w="1440"/>
           </w:tcPr>
           <w:p>
             <w:pPr>
@@ -3103,7 +3683,7 @@
         </w:tc>
         <w:tc>
           <w:tcPr>
-            <w:tcW w:type="dxa" w:w="1728"/>
+            <w:tcW w:type="dxa" w:w="1440"/>
           </w:tcPr>
           <w:p>
             <w:pPr>
@@ -3114,6 +3694,22 @@
                 <w:sz w:val="20"/>
               </w:rPr>
               <w:t>0.78 ± 0.04</w:t>
+            </w:r>
+          </w:p>
+        </w:tc>
+        <w:tc>
+          <w:tcPr>
+            <w:tcW w:type="dxa" w:w="1440"/>
+          </w:tcPr>
+          <w:p>
+            <w:pPr>
+              <w:jc w:val="center"/>
+            </w:pPr>
+            <w:r>
+              <w:rPr>
+                <w:sz w:val="20"/>
+              </w:rPr>
+              <w:t>8602</w:t>
             </w:r>
           </w:p>
         </w:tc>

--- a/results/Machine Learning for Polymer Design to Enhance Pervaporation-Based Organic Recovery/target_log (Separation factor)/tabular results/kernel_combination_scores.docx
+++ b/results/Machine Learning for Polymer Design to Enhance Pervaporation-Based Organic Recovery/target_log (Separation factor)/tabular results/kernel_combination_scores.docx
@@ -9,17 +9,20 @@
         <w:tblLook w:firstColumn="1" w:firstRow="1" w:lastColumn="0" w:lastRow="0" w:noHBand="0" w:noVBand="1" w:val="04A0"/>
       </w:tblPr>
       <w:tblGrid>
-        <w:gridCol w:w="1440"/>
-        <w:gridCol w:w="1440"/>
-        <w:gridCol w:w="1440"/>
-        <w:gridCol w:w="1440"/>
-        <w:gridCol w:w="1440"/>
-        <w:gridCol w:w="1440"/>
+        <w:gridCol w:w="960"/>
+        <w:gridCol w:w="960"/>
+        <w:gridCol w:w="960"/>
+        <w:gridCol w:w="960"/>
+        <w:gridCol w:w="960"/>
+        <w:gridCol w:w="960"/>
+        <w:gridCol w:w="960"/>
+        <w:gridCol w:w="960"/>
+        <w:gridCol w:w="960"/>
       </w:tblGrid>
       <w:tr>
         <w:tc>
           <w:tcPr>
-            <w:tcW w:type="dxa" w:w="4320"/>
+            <w:tcW w:type="dxa" w:w="2880"/>
             <w:gridSpan w:val="3"/>
           </w:tcPr>
           <w:p>
@@ -36,7 +39,7 @@
         </w:tc>
         <w:tc>
           <w:tcPr>
-            <w:tcW w:type="dxa" w:w="4320"/>
+            <w:tcW w:type="dxa" w:w="2880"/>
             <w:gridSpan w:val="3"/>
           </w:tcPr>
           <w:p>
@@ -47,7 +50,24 @@
               <w:rPr>
                 <w:sz w:val="20"/>
               </w:rPr>
-              <w:t>GP pyro</w:t>
+              <w:t>GPyro HMC</w:t>
+            </w:r>
+          </w:p>
+        </w:tc>
+        <w:tc>
+          <w:tcPr>
+            <w:tcW w:type="dxa" w:w="2880"/>
+            <w:gridSpan w:val="3"/>
+          </w:tcPr>
+          <w:p>
+            <w:pPr>
+              <w:jc w:val="center"/>
+            </w:pPr>
+            <w:r>
+              <w:rPr>
+                <w:sz w:val="20"/>
+              </w:rPr>
+              <w:t>GPyTorch MAP</w:t>
             </w:r>
           </w:p>
         </w:tc>
@@ -55,7 +75,7 @@
       <w:tr>
         <w:tc>
           <w:tcPr>
-            <w:tcW w:type="dxa" w:w="2880"/>
+            <w:tcW w:type="dxa" w:w="1920"/>
             <w:gridSpan w:val="2"/>
           </w:tcPr>
           <w:p>
@@ -72,7 +92,7 @@
         </w:tc>
         <w:tc>
           <w:tcPr>
-            <w:tcW w:type="dxa" w:w="1440"/>
+            <w:tcW w:type="dxa" w:w="960"/>
             <w:vMerge w:val="restart"/>
           </w:tcPr>
           <w:p>
@@ -89,7 +109,7 @@
         </w:tc>
         <w:tc>
           <w:tcPr>
-            <w:tcW w:type="dxa" w:w="1440"/>
+            <w:tcW w:type="dxa" w:w="960"/>
             <w:vMerge w:val="restart"/>
           </w:tcPr>
           <w:p>
@@ -106,7 +126,7 @@
         </w:tc>
         <w:tc>
           <w:tcPr>
-            <w:tcW w:type="dxa" w:w="1440"/>
+            <w:tcW w:type="dxa" w:w="960"/>
             <w:vMerge w:val="restart"/>
           </w:tcPr>
           <w:p>
@@ -123,7 +143,58 @@
         </w:tc>
         <w:tc>
           <w:tcPr>
-            <w:tcW w:type="dxa" w:w="1440"/>
+            <w:tcW w:type="dxa" w:w="960"/>
+            <w:vMerge w:val="restart"/>
+          </w:tcPr>
+          <w:p>
+            <w:pPr>
+              <w:jc w:val="center"/>
+            </w:pPr>
+            <w:r>
+              <w:rPr>
+                <w:sz w:val="20"/>
+              </w:rPr>
+              <w:t>Run time (sec)</w:t>
+            </w:r>
+          </w:p>
+        </w:tc>
+        <w:tc>
+          <w:tcPr>
+            <w:tcW w:type="dxa" w:w="960"/>
+            <w:vMerge w:val="restart"/>
+          </w:tcPr>
+          <w:p>
+            <w:pPr>
+              <w:jc w:val="center"/>
+            </w:pPr>
+            <w:r>
+              <w:rPr>
+                <w:sz w:val="20"/>
+              </w:rPr>
+              <w:t>RMSE</w:t>
+            </w:r>
+          </w:p>
+        </w:tc>
+        <w:tc>
+          <w:tcPr>
+            <w:tcW w:type="dxa" w:w="960"/>
+            <w:vMerge w:val="restart"/>
+          </w:tcPr>
+          <w:p>
+            <w:pPr>
+              <w:jc w:val="center"/>
+            </w:pPr>
+            <w:r>
+              <w:rPr>
+                <w:sz w:val="20"/>
+              </w:rPr>
+              <w:t>R²</w:t>
+            </w:r>
+          </w:p>
+        </w:tc>
+        <w:tc>
+          <w:tcPr>
+            <w:tcW w:type="dxa" w:w="960"/>
             <w:vMerge w:val="restart"/>
           </w:tcPr>
           <w:p>
@@ -142,7 +213,7 @@
       <w:tr>
         <w:tc>
           <w:tcPr>
-            <w:tcW w:type="dxa" w:w="1440"/>
+            <w:tcW w:type="dxa" w:w="960"/>
           </w:tcPr>
           <w:p>
             <w:pPr>
@@ -158,7 +229,7 @@
         </w:tc>
         <w:tc>
           <w:tcPr>
-            <w:tcW w:type="dxa" w:w="1440"/>
+            <w:tcW w:type="dxa" w:w="960"/>
           </w:tcPr>
           <w:p>
             <w:pPr>
@@ -174,28 +245,49 @@
         </w:tc>
         <w:tc>
           <w:tcPr>
-            <w:tcW w:type="dxa" w:w="1440"/>
+            <w:tcW w:type="dxa" w:w="960"/>
             <w:vMerge/>
           </w:tcPr>
           <w:p/>
         </w:tc>
         <w:tc>
           <w:tcPr>
-            <w:tcW w:type="dxa" w:w="1440"/>
+            <w:tcW w:type="dxa" w:w="960"/>
             <w:vMerge/>
           </w:tcPr>
           <w:p/>
         </w:tc>
         <w:tc>
           <w:tcPr>
-            <w:tcW w:type="dxa" w:w="1440"/>
+            <w:tcW w:type="dxa" w:w="960"/>
             <w:vMerge/>
           </w:tcPr>
           <w:p/>
         </w:tc>
         <w:tc>
           <w:tcPr>
-            <w:tcW w:type="dxa" w:w="1440"/>
+            <w:tcW w:type="dxa" w:w="960"/>
+            <w:vMerge/>
+          </w:tcPr>
+          <w:p/>
+        </w:tc>
+        <w:tc>
+          <w:tcPr>
+            <w:tcW w:type="dxa" w:w="960"/>
+            <w:vMerge/>
+          </w:tcPr>
+          <w:p/>
+        </w:tc>
+        <w:tc>
+          <w:tcPr>
+            <w:tcW w:type="dxa" w:w="960"/>
+            <w:vMerge/>
+          </w:tcPr>
+          <w:p/>
+        </w:tc>
+        <w:tc>
+          <w:tcPr>
+            <w:tcW w:type="dxa" w:w="960"/>
             <w:vMerge/>
           </w:tcPr>
           <w:p/>
@@ -204,7 +296,7 @@
       <w:tr>
         <w:tc>
           <w:tcPr>
-            <w:tcW w:type="dxa" w:w="1440"/>
+            <w:tcW w:type="dxa" w:w="960"/>
           </w:tcPr>
           <w:p>
             <w:pPr>
@@ -220,7 +312,7 @@
         </w:tc>
         <w:tc>
           <w:tcPr>
-            <w:tcW w:type="dxa" w:w="1440"/>
+            <w:tcW w:type="dxa" w:w="960"/>
           </w:tcPr>
           <w:p>
             <w:pPr>
@@ -236,7 +328,7 @@
         </w:tc>
         <w:tc>
           <w:tcPr>
-            <w:tcW w:type="dxa" w:w="1440"/>
+            <w:tcW w:type="dxa" w:w="960"/>
           </w:tcPr>
           <w:p>
             <w:pPr>
@@ -252,7 +344,7 @@
         </w:tc>
         <w:tc>
           <w:tcPr>
-            <w:tcW w:type="dxa" w:w="1440"/>
+            <w:tcW w:type="dxa" w:w="960"/>
           </w:tcPr>
           <w:p>
             <w:pPr>
@@ -268,7 +360,7 @@
         </w:tc>
         <w:tc>
           <w:tcPr>
-            <w:tcW w:type="dxa" w:w="1440"/>
+            <w:tcW w:type="dxa" w:w="960"/>
           </w:tcPr>
           <w:p>
             <w:pPr>
@@ -284,7 +376,7 @@
         </w:tc>
         <w:tc>
           <w:tcPr>
-            <w:tcW w:type="dxa" w:w="1440"/>
+            <w:tcW w:type="dxa" w:w="960"/>
           </w:tcPr>
           <w:p>
             <w:pPr>
@@ -295,6 +387,51 @@
                 <w:sz w:val="20"/>
               </w:rPr>
               <w:t>18440</w:t>
+            </w:r>
+          </w:p>
+        </w:tc>
+        <w:tc>
+          <w:tcPr>
+            <w:tcW w:type="dxa" w:w="960"/>
+          </w:tcPr>
+          <w:p>
+            <w:pPr>
+              <w:jc w:val="center"/>
+            </w:pPr>
+            <w:r>
+              <w:rPr>
+                <w:sz w:val="20"/>
+              </w:rPr>
+            </w:r>
+          </w:p>
+        </w:tc>
+        <w:tc>
+          <w:tcPr>
+            <w:tcW w:type="dxa" w:w="960"/>
+          </w:tcPr>
+          <w:p>
+            <w:pPr>
+              <w:jc w:val="center"/>
+            </w:pPr>
+            <w:r>
+              <w:rPr>
+                <w:sz w:val="20"/>
+              </w:rPr>
+            </w:r>
+          </w:p>
+        </w:tc>
+        <w:tc>
+          <w:tcPr>
+            <w:tcW w:type="dxa" w:w="960"/>
+          </w:tcPr>
+          <w:p>
+            <w:pPr>
+              <w:jc w:val="center"/>
+            </w:pPr>
+            <w:r>
+              <w:rPr>
+                <w:sz w:val="20"/>
+              </w:rPr>
             </w:r>
           </w:p>
         </w:tc>
@@ -302,7 +439,7 @@
       <w:tr>
         <w:tc>
           <w:tcPr>
-            <w:tcW w:type="dxa" w:w="1440"/>
+            <w:tcW w:type="dxa" w:w="960"/>
           </w:tcPr>
           <w:p>
             <w:pPr>
@@ -318,7 +455,7 @@
         </w:tc>
         <w:tc>
           <w:tcPr>
-            <w:tcW w:type="dxa" w:w="1440"/>
+            <w:tcW w:type="dxa" w:w="960"/>
           </w:tcPr>
           <w:p>
             <w:pPr>
@@ -334,7 +471,7 @@
         </w:tc>
         <w:tc>
           <w:tcPr>
-            <w:tcW w:type="dxa" w:w="1440"/>
+            <w:tcW w:type="dxa" w:w="960"/>
           </w:tcPr>
           <w:p>
             <w:pPr>
@@ -350,37 +487,82 @@
         </w:tc>
         <w:tc>
           <w:tcPr>
-            <w:tcW w:type="dxa" w:w="1440"/>
-          </w:tcPr>
-          <w:p>
-            <w:pPr>
-              <w:jc w:val="center"/>
-            </w:pPr>
-            <w:r>
-              <w:rPr>
-                <w:sz w:val="20"/>
-              </w:rPr>
-            </w:r>
-          </w:p>
-        </w:tc>
-        <w:tc>
-          <w:tcPr>
-            <w:tcW w:type="dxa" w:w="1440"/>
-          </w:tcPr>
-          <w:p>
-            <w:pPr>
-              <w:jc w:val="center"/>
-            </w:pPr>
-            <w:r>
-              <w:rPr>
-                <w:sz w:val="20"/>
-              </w:rPr>
-            </w:r>
-          </w:p>
-        </w:tc>
-        <w:tc>
-          <w:tcPr>
-            <w:tcW w:type="dxa" w:w="1440"/>
+            <w:tcW w:type="dxa" w:w="960"/>
+          </w:tcPr>
+          <w:p>
+            <w:pPr>
+              <w:jc w:val="center"/>
+            </w:pPr>
+            <w:r>
+              <w:rPr>
+                <w:sz w:val="20"/>
+              </w:rPr>
+            </w:r>
+          </w:p>
+        </w:tc>
+        <w:tc>
+          <w:tcPr>
+            <w:tcW w:type="dxa" w:w="960"/>
+          </w:tcPr>
+          <w:p>
+            <w:pPr>
+              <w:jc w:val="center"/>
+            </w:pPr>
+            <w:r>
+              <w:rPr>
+                <w:sz w:val="20"/>
+              </w:rPr>
+            </w:r>
+          </w:p>
+        </w:tc>
+        <w:tc>
+          <w:tcPr>
+            <w:tcW w:type="dxa" w:w="960"/>
+          </w:tcPr>
+          <w:p>
+            <w:pPr>
+              <w:jc w:val="center"/>
+            </w:pPr>
+            <w:r>
+              <w:rPr>
+                <w:sz w:val="20"/>
+              </w:rPr>
+            </w:r>
+          </w:p>
+        </w:tc>
+        <w:tc>
+          <w:tcPr>
+            <w:tcW w:type="dxa" w:w="960"/>
+          </w:tcPr>
+          <w:p>
+            <w:pPr>
+              <w:jc w:val="center"/>
+            </w:pPr>
+            <w:r>
+              <w:rPr>
+                <w:sz w:val="20"/>
+              </w:rPr>
+            </w:r>
+          </w:p>
+        </w:tc>
+        <w:tc>
+          <w:tcPr>
+            <w:tcW w:type="dxa" w:w="960"/>
+          </w:tcPr>
+          <w:p>
+            <w:pPr>
+              <w:jc w:val="center"/>
+            </w:pPr>
+            <w:r>
+              <w:rPr>
+                <w:sz w:val="20"/>
+              </w:rPr>
+            </w:r>
+          </w:p>
+        </w:tc>
+        <w:tc>
+          <w:tcPr>
+            <w:tcW w:type="dxa" w:w="960"/>
           </w:tcPr>
           <w:p>
             <w:pPr>
@@ -397,7 +579,7 @@
       <w:tr>
         <w:tc>
           <w:tcPr>
-            <w:tcW w:type="dxa" w:w="1440"/>
+            <w:tcW w:type="dxa" w:w="960"/>
           </w:tcPr>
           <w:p>
             <w:pPr>
@@ -413,7 +595,7 @@
         </w:tc>
         <w:tc>
           <w:tcPr>
-            <w:tcW w:type="dxa" w:w="1440"/>
+            <w:tcW w:type="dxa" w:w="960"/>
           </w:tcPr>
           <w:p>
             <w:pPr>
@@ -429,7 +611,7 @@
         </w:tc>
         <w:tc>
           <w:tcPr>
-            <w:tcW w:type="dxa" w:w="1440"/>
+            <w:tcW w:type="dxa" w:w="960"/>
           </w:tcPr>
           <w:p>
             <w:pPr>
@@ -445,7 +627,7 @@
         </w:tc>
         <w:tc>
           <w:tcPr>
-            <w:tcW w:type="dxa" w:w="1440"/>
+            <w:tcW w:type="dxa" w:w="960"/>
           </w:tcPr>
           <w:p>
             <w:pPr>
@@ -461,7 +643,7 @@
         </w:tc>
         <w:tc>
           <w:tcPr>
-            <w:tcW w:type="dxa" w:w="1440"/>
+            <w:tcW w:type="dxa" w:w="960"/>
           </w:tcPr>
           <w:p>
             <w:pPr>
@@ -477,7 +659,7 @@
         </w:tc>
         <w:tc>
           <w:tcPr>
-            <w:tcW w:type="dxa" w:w="1440"/>
+            <w:tcW w:type="dxa" w:w="960"/>
           </w:tcPr>
           <w:p>
             <w:pPr>
@@ -488,6 +670,51 @@
                 <w:sz w:val="20"/>
               </w:rPr>
               <w:t>8140</w:t>
+            </w:r>
+          </w:p>
+        </w:tc>
+        <w:tc>
+          <w:tcPr>
+            <w:tcW w:type="dxa" w:w="960"/>
+          </w:tcPr>
+          <w:p>
+            <w:pPr>
+              <w:jc w:val="center"/>
+            </w:pPr>
+            <w:r>
+              <w:rPr>
+                <w:sz w:val="20"/>
+              </w:rPr>
+            </w:r>
+          </w:p>
+        </w:tc>
+        <w:tc>
+          <w:tcPr>
+            <w:tcW w:type="dxa" w:w="960"/>
+          </w:tcPr>
+          <w:p>
+            <w:pPr>
+              <w:jc w:val="center"/>
+            </w:pPr>
+            <w:r>
+              <w:rPr>
+                <w:sz w:val="20"/>
+              </w:rPr>
+            </w:r>
+          </w:p>
+        </w:tc>
+        <w:tc>
+          <w:tcPr>
+            <w:tcW w:type="dxa" w:w="960"/>
+          </w:tcPr>
+          <w:p>
+            <w:pPr>
+              <w:jc w:val="center"/>
+            </w:pPr>
+            <w:r>
+              <w:rPr>
+                <w:sz w:val="20"/>
+              </w:rPr>
             </w:r>
           </w:p>
         </w:tc>
@@ -495,7 +722,7 @@
       <w:tr>
         <w:tc>
           <w:tcPr>
-            <w:tcW w:type="dxa" w:w="1440"/>
+            <w:tcW w:type="dxa" w:w="960"/>
           </w:tcPr>
           <w:p>
             <w:pPr>
@@ -511,7 +738,7 @@
         </w:tc>
         <w:tc>
           <w:tcPr>
-            <w:tcW w:type="dxa" w:w="1440"/>
+            <w:tcW w:type="dxa" w:w="960"/>
           </w:tcPr>
           <w:p>
             <w:pPr>
@@ -527,7 +754,7 @@
         </w:tc>
         <w:tc>
           <w:tcPr>
-            <w:tcW w:type="dxa" w:w="1440"/>
+            <w:tcW w:type="dxa" w:w="960"/>
           </w:tcPr>
           <w:p>
             <w:pPr>
@@ -543,7 +770,7 @@
         </w:tc>
         <w:tc>
           <w:tcPr>
-            <w:tcW w:type="dxa" w:w="1440"/>
+            <w:tcW w:type="dxa" w:w="960"/>
           </w:tcPr>
           <w:p>
             <w:pPr>
@@ -559,7 +786,7 @@
         </w:tc>
         <w:tc>
           <w:tcPr>
-            <w:tcW w:type="dxa" w:w="1440"/>
+            <w:tcW w:type="dxa" w:w="960"/>
           </w:tcPr>
           <w:p>
             <w:pPr>
@@ -575,7 +802,7 @@
         </w:tc>
         <w:tc>
           <w:tcPr>
-            <w:tcW w:type="dxa" w:w="1440"/>
+            <w:tcW w:type="dxa" w:w="960"/>
           </w:tcPr>
           <w:p>
             <w:pPr>
@@ -586,6 +813,51 @@
                 <w:sz w:val="20"/>
               </w:rPr>
               <w:t>17228</w:t>
+            </w:r>
+          </w:p>
+        </w:tc>
+        <w:tc>
+          <w:tcPr>
+            <w:tcW w:type="dxa" w:w="960"/>
+          </w:tcPr>
+          <w:p>
+            <w:pPr>
+              <w:jc w:val="center"/>
+            </w:pPr>
+            <w:r>
+              <w:rPr>
+                <w:sz w:val="20"/>
+              </w:rPr>
+            </w:r>
+          </w:p>
+        </w:tc>
+        <w:tc>
+          <w:tcPr>
+            <w:tcW w:type="dxa" w:w="960"/>
+          </w:tcPr>
+          <w:p>
+            <w:pPr>
+              <w:jc w:val="center"/>
+            </w:pPr>
+            <w:r>
+              <w:rPr>
+                <w:sz w:val="20"/>
+              </w:rPr>
+            </w:r>
+          </w:p>
+        </w:tc>
+        <w:tc>
+          <w:tcPr>
+            <w:tcW w:type="dxa" w:w="960"/>
+          </w:tcPr>
+          <w:p>
+            <w:pPr>
+              <w:jc w:val="center"/>
+            </w:pPr>
+            <w:r>
+              <w:rPr>
+                <w:sz w:val="20"/>
+              </w:rPr>
             </w:r>
           </w:p>
         </w:tc>
@@ -593,7 +865,7 @@
       <w:tr>
         <w:tc>
           <w:tcPr>
-            <w:tcW w:type="dxa" w:w="1440"/>
+            <w:tcW w:type="dxa" w:w="960"/>
           </w:tcPr>
           <w:p>
             <w:pPr>
@@ -609,7 +881,7 @@
         </w:tc>
         <w:tc>
           <w:tcPr>
-            <w:tcW w:type="dxa" w:w="1440"/>
+            <w:tcW w:type="dxa" w:w="960"/>
           </w:tcPr>
           <w:p>
             <w:pPr>
@@ -625,7 +897,7 @@
         </w:tc>
         <w:tc>
           <w:tcPr>
-            <w:tcW w:type="dxa" w:w="1440"/>
+            <w:tcW w:type="dxa" w:w="960"/>
           </w:tcPr>
           <w:p>
             <w:pPr>
@@ -641,7 +913,7 @@
         </w:tc>
         <w:tc>
           <w:tcPr>
-            <w:tcW w:type="dxa" w:w="1440"/>
+            <w:tcW w:type="dxa" w:w="960"/>
           </w:tcPr>
           <w:p>
             <w:pPr>
@@ -657,7 +929,7 @@
         </w:tc>
         <w:tc>
           <w:tcPr>
-            <w:tcW w:type="dxa" w:w="1440"/>
+            <w:tcW w:type="dxa" w:w="960"/>
           </w:tcPr>
           <w:p>
             <w:pPr>
@@ -673,7 +945,7 @@
         </w:tc>
         <w:tc>
           <w:tcPr>
-            <w:tcW w:type="dxa" w:w="1440"/>
+            <w:tcW w:type="dxa" w:w="960"/>
           </w:tcPr>
           <w:p>
             <w:pPr>
@@ -684,6 +956,51 @@
                 <w:sz w:val="20"/>
               </w:rPr>
               <w:t>8433</w:t>
+            </w:r>
+          </w:p>
+        </w:tc>
+        <w:tc>
+          <w:tcPr>
+            <w:tcW w:type="dxa" w:w="960"/>
+          </w:tcPr>
+          <w:p>
+            <w:pPr>
+              <w:jc w:val="center"/>
+            </w:pPr>
+            <w:r>
+              <w:rPr>
+                <w:sz w:val="20"/>
+              </w:rPr>
+            </w:r>
+          </w:p>
+        </w:tc>
+        <w:tc>
+          <w:tcPr>
+            <w:tcW w:type="dxa" w:w="960"/>
+          </w:tcPr>
+          <w:p>
+            <w:pPr>
+              <w:jc w:val="center"/>
+            </w:pPr>
+            <w:r>
+              <w:rPr>
+                <w:sz w:val="20"/>
+              </w:rPr>
+            </w:r>
+          </w:p>
+        </w:tc>
+        <w:tc>
+          <w:tcPr>
+            <w:tcW w:type="dxa" w:w="960"/>
+          </w:tcPr>
+          <w:p>
+            <w:pPr>
+              <w:jc w:val="center"/>
+            </w:pPr>
+            <w:r>
+              <w:rPr>
+                <w:sz w:val="20"/>
+              </w:rPr>
             </w:r>
           </w:p>
         </w:tc>
@@ -691,7 +1008,7 @@
       <w:tr>
         <w:tc>
           <w:tcPr>
-            <w:tcW w:type="dxa" w:w="1440"/>
+            <w:tcW w:type="dxa" w:w="960"/>
           </w:tcPr>
           <w:p>
             <w:pPr>
@@ -707,7 +1024,7 @@
         </w:tc>
         <w:tc>
           <w:tcPr>
-            <w:tcW w:type="dxa" w:w="1440"/>
+            <w:tcW w:type="dxa" w:w="960"/>
           </w:tcPr>
           <w:p>
             <w:pPr>
@@ -723,7 +1040,7 @@
         </w:tc>
         <w:tc>
           <w:tcPr>
-            <w:tcW w:type="dxa" w:w="1440"/>
+            <w:tcW w:type="dxa" w:w="960"/>
           </w:tcPr>
           <w:p>
             <w:pPr>
@@ -739,7 +1056,7 @@
         </w:tc>
         <w:tc>
           <w:tcPr>
-            <w:tcW w:type="dxa" w:w="1440"/>
+            <w:tcW w:type="dxa" w:w="960"/>
           </w:tcPr>
           <w:p>
             <w:pPr>
@@ -755,7 +1072,7 @@
         </w:tc>
         <w:tc>
           <w:tcPr>
-            <w:tcW w:type="dxa" w:w="1440"/>
+            <w:tcW w:type="dxa" w:w="960"/>
           </w:tcPr>
           <w:p>
             <w:pPr>
@@ -771,7 +1088,7 @@
         </w:tc>
         <w:tc>
           <w:tcPr>
-            <w:tcW w:type="dxa" w:w="1440"/>
+            <w:tcW w:type="dxa" w:w="960"/>
           </w:tcPr>
           <w:p>
             <w:pPr>
@@ -782,6 +1099,51 @@
                 <w:sz w:val="20"/>
               </w:rPr>
               <w:t>8793</w:t>
+            </w:r>
+          </w:p>
+        </w:tc>
+        <w:tc>
+          <w:tcPr>
+            <w:tcW w:type="dxa" w:w="960"/>
+          </w:tcPr>
+          <w:p>
+            <w:pPr>
+              <w:jc w:val="center"/>
+            </w:pPr>
+            <w:r>
+              <w:rPr>
+                <w:sz w:val="20"/>
+              </w:rPr>
+            </w:r>
+          </w:p>
+        </w:tc>
+        <w:tc>
+          <w:tcPr>
+            <w:tcW w:type="dxa" w:w="960"/>
+          </w:tcPr>
+          <w:p>
+            <w:pPr>
+              <w:jc w:val="center"/>
+            </w:pPr>
+            <w:r>
+              <w:rPr>
+                <w:sz w:val="20"/>
+              </w:rPr>
+            </w:r>
+          </w:p>
+        </w:tc>
+        <w:tc>
+          <w:tcPr>
+            <w:tcW w:type="dxa" w:w="960"/>
+          </w:tcPr>
+          <w:p>
+            <w:pPr>
+              <w:jc w:val="center"/>
+            </w:pPr>
+            <w:r>
+              <w:rPr>
+                <w:sz w:val="20"/>
+              </w:rPr>
             </w:r>
           </w:p>
         </w:tc>
@@ -789,7 +1151,7 @@
       <w:tr>
         <w:tc>
           <w:tcPr>
-            <w:tcW w:type="dxa" w:w="1440"/>
+            <w:tcW w:type="dxa" w:w="960"/>
           </w:tcPr>
           <w:p>
             <w:pPr>
@@ -805,7 +1167,7 @@
         </w:tc>
         <w:tc>
           <w:tcPr>
-            <w:tcW w:type="dxa" w:w="1440"/>
+            <w:tcW w:type="dxa" w:w="960"/>
           </w:tcPr>
           <w:p>
             <w:pPr>
@@ -821,7 +1183,7 @@
         </w:tc>
         <w:tc>
           <w:tcPr>
-            <w:tcW w:type="dxa" w:w="1440"/>
+            <w:tcW w:type="dxa" w:w="960"/>
           </w:tcPr>
           <w:p>
             <w:pPr>
@@ -837,7 +1199,7 @@
         </w:tc>
         <w:tc>
           <w:tcPr>
-            <w:tcW w:type="dxa" w:w="1440"/>
+            <w:tcW w:type="dxa" w:w="960"/>
           </w:tcPr>
           <w:p>
             <w:pPr>
@@ -853,7 +1215,7 @@
         </w:tc>
         <w:tc>
           <w:tcPr>
-            <w:tcW w:type="dxa" w:w="1440"/>
+            <w:tcW w:type="dxa" w:w="960"/>
           </w:tcPr>
           <w:p>
             <w:pPr>
@@ -869,7 +1231,7 @@
         </w:tc>
         <w:tc>
           <w:tcPr>
-            <w:tcW w:type="dxa" w:w="1440"/>
+            <w:tcW w:type="dxa" w:w="960"/>
           </w:tcPr>
           <w:p>
             <w:pPr>
@@ -880,6 +1242,51 @@
                 <w:sz w:val="20"/>
               </w:rPr>
               <w:t>18074</w:t>
+            </w:r>
+          </w:p>
+        </w:tc>
+        <w:tc>
+          <w:tcPr>
+            <w:tcW w:type="dxa" w:w="960"/>
+          </w:tcPr>
+          <w:p>
+            <w:pPr>
+              <w:jc w:val="center"/>
+            </w:pPr>
+            <w:r>
+              <w:rPr>
+                <w:sz w:val="20"/>
+              </w:rPr>
+            </w:r>
+          </w:p>
+        </w:tc>
+        <w:tc>
+          <w:tcPr>
+            <w:tcW w:type="dxa" w:w="960"/>
+          </w:tcPr>
+          <w:p>
+            <w:pPr>
+              <w:jc w:val="center"/>
+            </w:pPr>
+            <w:r>
+              <w:rPr>
+                <w:sz w:val="20"/>
+              </w:rPr>
+            </w:r>
+          </w:p>
+        </w:tc>
+        <w:tc>
+          <w:tcPr>
+            <w:tcW w:type="dxa" w:w="960"/>
+          </w:tcPr>
+          <w:p>
+            <w:pPr>
+              <w:jc w:val="center"/>
+            </w:pPr>
+            <w:r>
+              <w:rPr>
+                <w:sz w:val="20"/>
+              </w:rPr>
             </w:r>
           </w:p>
         </w:tc>
@@ -887,7 +1294,7 @@
       <w:tr>
         <w:tc>
           <w:tcPr>
-            <w:tcW w:type="dxa" w:w="1440"/>
+            <w:tcW w:type="dxa" w:w="960"/>
           </w:tcPr>
           <w:p>
             <w:pPr>
@@ -903,7 +1310,7 @@
         </w:tc>
         <w:tc>
           <w:tcPr>
-            <w:tcW w:type="dxa" w:w="1440"/>
+            <w:tcW w:type="dxa" w:w="960"/>
           </w:tcPr>
           <w:p>
             <w:pPr>
@@ -919,7 +1326,7 @@
         </w:tc>
         <w:tc>
           <w:tcPr>
-            <w:tcW w:type="dxa" w:w="1440"/>
+            <w:tcW w:type="dxa" w:w="960"/>
           </w:tcPr>
           <w:p>
             <w:pPr>
@@ -935,7 +1342,7 @@
         </w:tc>
         <w:tc>
           <w:tcPr>
-            <w:tcW w:type="dxa" w:w="1440"/>
+            <w:tcW w:type="dxa" w:w="960"/>
           </w:tcPr>
           <w:p>
             <w:pPr>
@@ -951,7 +1358,7 @@
         </w:tc>
         <w:tc>
           <w:tcPr>
-            <w:tcW w:type="dxa" w:w="1440"/>
+            <w:tcW w:type="dxa" w:w="960"/>
           </w:tcPr>
           <w:p>
             <w:pPr>
@@ -967,7 +1374,7 @@
         </w:tc>
         <w:tc>
           <w:tcPr>
-            <w:tcW w:type="dxa" w:w="1440"/>
+            <w:tcW w:type="dxa" w:w="960"/>
           </w:tcPr>
           <w:p>
             <w:pPr>
@@ -978,6 +1385,51 @@
                 <w:sz w:val="20"/>
               </w:rPr>
               <w:t>9364</w:t>
+            </w:r>
+          </w:p>
+        </w:tc>
+        <w:tc>
+          <w:tcPr>
+            <w:tcW w:type="dxa" w:w="960"/>
+          </w:tcPr>
+          <w:p>
+            <w:pPr>
+              <w:jc w:val="center"/>
+            </w:pPr>
+            <w:r>
+              <w:rPr>
+                <w:sz w:val="20"/>
+              </w:rPr>
+            </w:r>
+          </w:p>
+        </w:tc>
+        <w:tc>
+          <w:tcPr>
+            <w:tcW w:type="dxa" w:w="960"/>
+          </w:tcPr>
+          <w:p>
+            <w:pPr>
+              <w:jc w:val="center"/>
+            </w:pPr>
+            <w:r>
+              <w:rPr>
+                <w:sz w:val="20"/>
+              </w:rPr>
+            </w:r>
+          </w:p>
+        </w:tc>
+        <w:tc>
+          <w:tcPr>
+            <w:tcW w:type="dxa" w:w="960"/>
+          </w:tcPr>
+          <w:p>
+            <w:pPr>
+              <w:jc w:val="center"/>
+            </w:pPr>
+            <w:r>
+              <w:rPr>
+                <w:sz w:val="20"/>
+              </w:rPr>
             </w:r>
           </w:p>
         </w:tc>
@@ -985,7 +1437,7 @@
       <w:tr>
         <w:tc>
           <w:tcPr>
-            <w:tcW w:type="dxa" w:w="1440"/>
+            <w:tcW w:type="dxa" w:w="960"/>
           </w:tcPr>
           <w:p>
             <w:pPr>
@@ -1001,7 +1453,7 @@
         </w:tc>
         <w:tc>
           <w:tcPr>
-            <w:tcW w:type="dxa" w:w="1440"/>
+            <w:tcW w:type="dxa" w:w="960"/>
           </w:tcPr>
           <w:p>
             <w:pPr>
@@ -1017,7 +1469,7 @@
         </w:tc>
         <w:tc>
           <w:tcPr>
-            <w:tcW w:type="dxa" w:w="1440"/>
+            <w:tcW w:type="dxa" w:w="960"/>
           </w:tcPr>
           <w:p>
             <w:pPr>
@@ -1033,7 +1485,7 @@
         </w:tc>
         <w:tc>
           <w:tcPr>
-            <w:tcW w:type="dxa" w:w="1440"/>
+            <w:tcW w:type="dxa" w:w="960"/>
           </w:tcPr>
           <w:p>
             <w:pPr>
@@ -1049,7 +1501,7 @@
         </w:tc>
         <w:tc>
           <w:tcPr>
-            <w:tcW w:type="dxa" w:w="1440"/>
+            <w:tcW w:type="dxa" w:w="960"/>
           </w:tcPr>
           <w:p>
             <w:pPr>
@@ -1065,7 +1517,7 @@
         </w:tc>
         <w:tc>
           <w:tcPr>
-            <w:tcW w:type="dxa" w:w="1440"/>
+            <w:tcW w:type="dxa" w:w="960"/>
           </w:tcPr>
           <w:p>
             <w:pPr>
@@ -1076,6 +1528,51 @@
                 <w:sz w:val="20"/>
               </w:rPr>
               <w:t>15637</w:t>
+            </w:r>
+          </w:p>
+        </w:tc>
+        <w:tc>
+          <w:tcPr>
+            <w:tcW w:type="dxa" w:w="960"/>
+          </w:tcPr>
+          <w:p>
+            <w:pPr>
+              <w:jc w:val="center"/>
+            </w:pPr>
+            <w:r>
+              <w:rPr>
+                <w:sz w:val="20"/>
+              </w:rPr>
+            </w:r>
+          </w:p>
+        </w:tc>
+        <w:tc>
+          <w:tcPr>
+            <w:tcW w:type="dxa" w:w="960"/>
+          </w:tcPr>
+          <w:p>
+            <w:pPr>
+              <w:jc w:val="center"/>
+            </w:pPr>
+            <w:r>
+              <w:rPr>
+                <w:sz w:val="20"/>
+              </w:rPr>
+            </w:r>
+          </w:p>
+        </w:tc>
+        <w:tc>
+          <w:tcPr>
+            <w:tcW w:type="dxa" w:w="960"/>
+          </w:tcPr>
+          <w:p>
+            <w:pPr>
+              <w:jc w:val="center"/>
+            </w:pPr>
+            <w:r>
+              <w:rPr>
+                <w:sz w:val="20"/>
+              </w:rPr>
             </w:r>
           </w:p>
         </w:tc>
@@ -1083,7 +1580,7 @@
       <w:tr>
         <w:tc>
           <w:tcPr>
-            <w:tcW w:type="dxa" w:w="1440"/>
+            <w:tcW w:type="dxa" w:w="960"/>
           </w:tcPr>
           <w:p>
             <w:pPr>
@@ -1099,7 +1596,7 @@
         </w:tc>
         <w:tc>
           <w:tcPr>
-            <w:tcW w:type="dxa" w:w="1440"/>
+            <w:tcW w:type="dxa" w:w="960"/>
           </w:tcPr>
           <w:p>
             <w:pPr>
@@ -1115,7 +1612,7 @@
         </w:tc>
         <w:tc>
           <w:tcPr>
-            <w:tcW w:type="dxa" w:w="1440"/>
+            <w:tcW w:type="dxa" w:w="960"/>
           </w:tcPr>
           <w:p>
             <w:pPr>
@@ -1131,7 +1628,7 @@
         </w:tc>
         <w:tc>
           <w:tcPr>
-            <w:tcW w:type="dxa" w:w="1440"/>
+            <w:tcW w:type="dxa" w:w="960"/>
           </w:tcPr>
           <w:p>
             <w:pPr>
@@ -1147,7 +1644,7 @@
         </w:tc>
         <w:tc>
           <w:tcPr>
-            <w:tcW w:type="dxa" w:w="1440"/>
+            <w:tcW w:type="dxa" w:w="960"/>
           </w:tcPr>
           <w:p>
             <w:pPr>
@@ -1163,7 +1660,7 @@
         </w:tc>
         <w:tc>
           <w:tcPr>
-            <w:tcW w:type="dxa" w:w="1440"/>
+            <w:tcW w:type="dxa" w:w="960"/>
           </w:tcPr>
           <w:p>
             <w:pPr>
@@ -1174,6 +1671,51 @@
                 <w:sz w:val="20"/>
               </w:rPr>
               <w:t>15253</w:t>
+            </w:r>
+          </w:p>
+        </w:tc>
+        <w:tc>
+          <w:tcPr>
+            <w:tcW w:type="dxa" w:w="960"/>
+          </w:tcPr>
+          <w:p>
+            <w:pPr>
+              <w:jc w:val="center"/>
+            </w:pPr>
+            <w:r>
+              <w:rPr>
+                <w:sz w:val="20"/>
+              </w:rPr>
+            </w:r>
+          </w:p>
+        </w:tc>
+        <w:tc>
+          <w:tcPr>
+            <w:tcW w:type="dxa" w:w="960"/>
+          </w:tcPr>
+          <w:p>
+            <w:pPr>
+              <w:jc w:val="center"/>
+            </w:pPr>
+            <w:r>
+              <w:rPr>
+                <w:sz w:val="20"/>
+              </w:rPr>
+            </w:r>
+          </w:p>
+        </w:tc>
+        <w:tc>
+          <w:tcPr>
+            <w:tcW w:type="dxa" w:w="960"/>
+          </w:tcPr>
+          <w:p>
+            <w:pPr>
+              <w:jc w:val="center"/>
+            </w:pPr>
+            <w:r>
+              <w:rPr>
+                <w:sz w:val="20"/>
+              </w:rPr>
             </w:r>
           </w:p>
         </w:tc>
@@ -1181,7 +1723,7 @@
       <w:tr>
         <w:tc>
           <w:tcPr>
-            <w:tcW w:type="dxa" w:w="1440"/>
+            <w:tcW w:type="dxa" w:w="960"/>
           </w:tcPr>
           <w:p>
             <w:pPr>
@@ -1197,7 +1739,7 @@
         </w:tc>
         <w:tc>
           <w:tcPr>
-            <w:tcW w:type="dxa" w:w="1440"/>
+            <w:tcW w:type="dxa" w:w="960"/>
           </w:tcPr>
           <w:p>
             <w:pPr>
@@ -1213,7 +1755,7 @@
         </w:tc>
         <w:tc>
           <w:tcPr>
-            <w:tcW w:type="dxa" w:w="1440"/>
+            <w:tcW w:type="dxa" w:w="960"/>
           </w:tcPr>
           <w:p>
             <w:pPr>
@@ -1229,7 +1771,7 @@
         </w:tc>
         <w:tc>
           <w:tcPr>
-            <w:tcW w:type="dxa" w:w="1440"/>
+            <w:tcW w:type="dxa" w:w="960"/>
           </w:tcPr>
           <w:p>
             <w:pPr>
@@ -1245,7 +1787,7 @@
         </w:tc>
         <w:tc>
           <w:tcPr>
-            <w:tcW w:type="dxa" w:w="1440"/>
+            <w:tcW w:type="dxa" w:w="960"/>
           </w:tcPr>
           <w:p>
             <w:pPr>
@@ -1261,7 +1803,7 @@
         </w:tc>
         <w:tc>
           <w:tcPr>
-            <w:tcW w:type="dxa" w:w="1440"/>
+            <w:tcW w:type="dxa" w:w="960"/>
           </w:tcPr>
           <w:p>
             <w:pPr>
@@ -1272,6 +1814,51 @@
                 <w:sz w:val="20"/>
               </w:rPr>
               <w:t>12568</w:t>
+            </w:r>
+          </w:p>
+        </w:tc>
+        <w:tc>
+          <w:tcPr>
+            <w:tcW w:type="dxa" w:w="960"/>
+          </w:tcPr>
+          <w:p>
+            <w:pPr>
+              <w:jc w:val="center"/>
+            </w:pPr>
+            <w:r>
+              <w:rPr>
+                <w:sz w:val="20"/>
+              </w:rPr>
+            </w:r>
+          </w:p>
+        </w:tc>
+        <w:tc>
+          <w:tcPr>
+            <w:tcW w:type="dxa" w:w="960"/>
+          </w:tcPr>
+          <w:p>
+            <w:pPr>
+              <w:jc w:val="center"/>
+            </w:pPr>
+            <w:r>
+              <w:rPr>
+                <w:sz w:val="20"/>
+              </w:rPr>
+            </w:r>
+          </w:p>
+        </w:tc>
+        <w:tc>
+          <w:tcPr>
+            <w:tcW w:type="dxa" w:w="960"/>
+          </w:tcPr>
+          <w:p>
+            <w:pPr>
+              <w:jc w:val="center"/>
+            </w:pPr>
+            <w:r>
+              <w:rPr>
+                <w:sz w:val="20"/>
+              </w:rPr>
             </w:r>
           </w:p>
         </w:tc>
@@ -1279,7 +1866,7 @@
       <w:tr>
         <w:tc>
           <w:tcPr>
-            <w:tcW w:type="dxa" w:w="1440"/>
+            <w:tcW w:type="dxa" w:w="960"/>
           </w:tcPr>
           <w:p>
             <w:pPr>
@@ -1295,7 +1882,7 @@
         </w:tc>
         <w:tc>
           <w:tcPr>
-            <w:tcW w:type="dxa" w:w="1440"/>
+            <w:tcW w:type="dxa" w:w="960"/>
           </w:tcPr>
           <w:p>
             <w:pPr>
@@ -1311,7 +1898,7 @@
         </w:tc>
         <w:tc>
           <w:tcPr>
-            <w:tcW w:type="dxa" w:w="1440"/>
+            <w:tcW w:type="dxa" w:w="960"/>
           </w:tcPr>
           <w:p>
             <w:pPr>
@@ -1327,37 +1914,82 @@
         </w:tc>
         <w:tc>
           <w:tcPr>
-            <w:tcW w:type="dxa" w:w="1440"/>
-          </w:tcPr>
-          <w:p>
-            <w:pPr>
-              <w:jc w:val="center"/>
-            </w:pPr>
-            <w:r>
-              <w:rPr>
-                <w:sz w:val="20"/>
-              </w:rPr>
-            </w:r>
-          </w:p>
-        </w:tc>
-        <w:tc>
-          <w:tcPr>
-            <w:tcW w:type="dxa" w:w="1440"/>
-          </w:tcPr>
-          <w:p>
-            <w:pPr>
-              <w:jc w:val="center"/>
-            </w:pPr>
-            <w:r>
-              <w:rPr>
-                <w:sz w:val="20"/>
-              </w:rPr>
-            </w:r>
-          </w:p>
-        </w:tc>
-        <w:tc>
-          <w:tcPr>
-            <w:tcW w:type="dxa" w:w="1440"/>
+            <w:tcW w:type="dxa" w:w="960"/>
+          </w:tcPr>
+          <w:p>
+            <w:pPr>
+              <w:jc w:val="center"/>
+            </w:pPr>
+            <w:r>
+              <w:rPr>
+                <w:sz w:val="20"/>
+              </w:rPr>
+            </w:r>
+          </w:p>
+        </w:tc>
+        <w:tc>
+          <w:tcPr>
+            <w:tcW w:type="dxa" w:w="960"/>
+          </w:tcPr>
+          <w:p>
+            <w:pPr>
+              <w:jc w:val="center"/>
+            </w:pPr>
+            <w:r>
+              <w:rPr>
+                <w:sz w:val="20"/>
+              </w:rPr>
+            </w:r>
+          </w:p>
+        </w:tc>
+        <w:tc>
+          <w:tcPr>
+            <w:tcW w:type="dxa" w:w="960"/>
+          </w:tcPr>
+          <w:p>
+            <w:pPr>
+              <w:jc w:val="center"/>
+            </w:pPr>
+            <w:r>
+              <w:rPr>
+                <w:sz w:val="20"/>
+              </w:rPr>
+            </w:r>
+          </w:p>
+        </w:tc>
+        <w:tc>
+          <w:tcPr>
+            <w:tcW w:type="dxa" w:w="960"/>
+          </w:tcPr>
+          <w:p>
+            <w:pPr>
+              <w:jc w:val="center"/>
+            </w:pPr>
+            <w:r>
+              <w:rPr>
+                <w:sz w:val="20"/>
+              </w:rPr>
+            </w:r>
+          </w:p>
+        </w:tc>
+        <w:tc>
+          <w:tcPr>
+            <w:tcW w:type="dxa" w:w="960"/>
+          </w:tcPr>
+          <w:p>
+            <w:pPr>
+              <w:jc w:val="center"/>
+            </w:pPr>
+            <w:r>
+              <w:rPr>
+                <w:sz w:val="20"/>
+              </w:rPr>
+            </w:r>
+          </w:p>
+        </w:tc>
+        <w:tc>
+          <w:tcPr>
+            <w:tcW w:type="dxa" w:w="960"/>
           </w:tcPr>
           <w:p>
             <w:pPr>
@@ -1374,7 +2006,7 @@
       <w:tr>
         <w:tc>
           <w:tcPr>
-            <w:tcW w:type="dxa" w:w="1440"/>
+            <w:tcW w:type="dxa" w:w="960"/>
           </w:tcPr>
           <w:p>
             <w:pPr>
@@ -1390,7 +2022,7 @@
         </w:tc>
         <w:tc>
           <w:tcPr>
-            <w:tcW w:type="dxa" w:w="1440"/>
+            <w:tcW w:type="dxa" w:w="960"/>
           </w:tcPr>
           <w:p>
             <w:pPr>
@@ -1406,7 +2038,7 @@
         </w:tc>
         <w:tc>
           <w:tcPr>
-            <w:tcW w:type="dxa" w:w="1440"/>
+            <w:tcW w:type="dxa" w:w="960"/>
           </w:tcPr>
           <w:p>
             <w:pPr>
@@ -1422,7 +2054,7 @@
         </w:tc>
         <w:tc>
           <w:tcPr>
-            <w:tcW w:type="dxa" w:w="1440"/>
+            <w:tcW w:type="dxa" w:w="960"/>
           </w:tcPr>
           <w:p>
             <w:pPr>
@@ -1438,7 +2070,7 @@
         </w:tc>
         <w:tc>
           <w:tcPr>
-            <w:tcW w:type="dxa" w:w="1440"/>
+            <w:tcW w:type="dxa" w:w="960"/>
           </w:tcPr>
           <w:p>
             <w:pPr>
@@ -1454,7 +2086,7 @@
         </w:tc>
         <w:tc>
           <w:tcPr>
-            <w:tcW w:type="dxa" w:w="1440"/>
+            <w:tcW w:type="dxa" w:w="960"/>
           </w:tcPr>
           <w:p>
             <w:pPr>
@@ -1465,6 +2097,51 @@
                 <w:sz w:val="20"/>
               </w:rPr>
               <w:t>19271</w:t>
+            </w:r>
+          </w:p>
+        </w:tc>
+        <w:tc>
+          <w:tcPr>
+            <w:tcW w:type="dxa" w:w="960"/>
+          </w:tcPr>
+          <w:p>
+            <w:pPr>
+              <w:jc w:val="center"/>
+            </w:pPr>
+            <w:r>
+              <w:rPr>
+                <w:sz w:val="20"/>
+              </w:rPr>
+            </w:r>
+          </w:p>
+        </w:tc>
+        <w:tc>
+          <w:tcPr>
+            <w:tcW w:type="dxa" w:w="960"/>
+          </w:tcPr>
+          <w:p>
+            <w:pPr>
+              <w:jc w:val="center"/>
+            </w:pPr>
+            <w:r>
+              <w:rPr>
+                <w:sz w:val="20"/>
+              </w:rPr>
+            </w:r>
+          </w:p>
+        </w:tc>
+        <w:tc>
+          <w:tcPr>
+            <w:tcW w:type="dxa" w:w="960"/>
+          </w:tcPr>
+          <w:p>
+            <w:pPr>
+              <w:jc w:val="center"/>
+            </w:pPr>
+            <w:r>
+              <w:rPr>
+                <w:sz w:val="20"/>
+              </w:rPr>
             </w:r>
           </w:p>
         </w:tc>
@@ -1472,7 +2149,7 @@
       <w:tr>
         <w:tc>
           <w:tcPr>
-            <w:tcW w:type="dxa" w:w="1440"/>
+            <w:tcW w:type="dxa" w:w="960"/>
           </w:tcPr>
           <w:p>
             <w:pPr>
@@ -1488,7 +2165,7 @@
         </w:tc>
         <w:tc>
           <w:tcPr>
-            <w:tcW w:type="dxa" w:w="1440"/>
+            <w:tcW w:type="dxa" w:w="960"/>
           </w:tcPr>
           <w:p>
             <w:pPr>
@@ -1504,7 +2181,7 @@
         </w:tc>
         <w:tc>
           <w:tcPr>
-            <w:tcW w:type="dxa" w:w="1440"/>
+            <w:tcW w:type="dxa" w:w="960"/>
           </w:tcPr>
           <w:p>
             <w:pPr>
@@ -1520,37 +2197,82 @@
         </w:tc>
         <w:tc>
           <w:tcPr>
-            <w:tcW w:type="dxa" w:w="1440"/>
-          </w:tcPr>
-          <w:p>
-            <w:pPr>
-              <w:jc w:val="center"/>
-            </w:pPr>
-            <w:r>
-              <w:rPr>
-                <w:sz w:val="20"/>
-              </w:rPr>
-            </w:r>
-          </w:p>
-        </w:tc>
-        <w:tc>
-          <w:tcPr>
-            <w:tcW w:type="dxa" w:w="1440"/>
-          </w:tcPr>
-          <w:p>
-            <w:pPr>
-              <w:jc w:val="center"/>
-            </w:pPr>
-            <w:r>
-              <w:rPr>
-                <w:sz w:val="20"/>
-              </w:rPr>
-            </w:r>
-          </w:p>
-        </w:tc>
-        <w:tc>
-          <w:tcPr>
-            <w:tcW w:type="dxa" w:w="1440"/>
+            <w:tcW w:type="dxa" w:w="960"/>
+          </w:tcPr>
+          <w:p>
+            <w:pPr>
+              <w:jc w:val="center"/>
+            </w:pPr>
+            <w:r>
+              <w:rPr>
+                <w:sz w:val="20"/>
+              </w:rPr>
+            </w:r>
+          </w:p>
+        </w:tc>
+        <w:tc>
+          <w:tcPr>
+            <w:tcW w:type="dxa" w:w="960"/>
+          </w:tcPr>
+          <w:p>
+            <w:pPr>
+              <w:jc w:val="center"/>
+            </w:pPr>
+            <w:r>
+              <w:rPr>
+                <w:sz w:val="20"/>
+              </w:rPr>
+            </w:r>
+          </w:p>
+        </w:tc>
+        <w:tc>
+          <w:tcPr>
+            <w:tcW w:type="dxa" w:w="960"/>
+          </w:tcPr>
+          <w:p>
+            <w:pPr>
+              <w:jc w:val="center"/>
+            </w:pPr>
+            <w:r>
+              <w:rPr>
+                <w:sz w:val="20"/>
+              </w:rPr>
+            </w:r>
+          </w:p>
+        </w:tc>
+        <w:tc>
+          <w:tcPr>
+            <w:tcW w:type="dxa" w:w="960"/>
+          </w:tcPr>
+          <w:p>
+            <w:pPr>
+              <w:jc w:val="center"/>
+            </w:pPr>
+            <w:r>
+              <w:rPr>
+                <w:sz w:val="20"/>
+              </w:rPr>
+            </w:r>
+          </w:p>
+        </w:tc>
+        <w:tc>
+          <w:tcPr>
+            <w:tcW w:type="dxa" w:w="960"/>
+          </w:tcPr>
+          <w:p>
+            <w:pPr>
+              <w:jc w:val="center"/>
+            </w:pPr>
+            <w:r>
+              <w:rPr>
+                <w:sz w:val="20"/>
+              </w:rPr>
+            </w:r>
+          </w:p>
+        </w:tc>
+        <w:tc>
+          <w:tcPr>
+            <w:tcW w:type="dxa" w:w="960"/>
           </w:tcPr>
           <w:p>
             <w:pPr>
@@ -1567,7 +2289,7 @@
       <w:tr>
         <w:tc>
           <w:tcPr>
-            <w:tcW w:type="dxa" w:w="1440"/>
+            <w:tcW w:type="dxa" w:w="960"/>
           </w:tcPr>
           <w:p>
             <w:pPr>
@@ -1583,7 +2305,7 @@
         </w:tc>
         <w:tc>
           <w:tcPr>
-            <w:tcW w:type="dxa" w:w="1440"/>
+            <w:tcW w:type="dxa" w:w="960"/>
           </w:tcPr>
           <w:p>
             <w:pPr>
@@ -1599,7 +2321,7 @@
         </w:tc>
         <w:tc>
           <w:tcPr>
-            <w:tcW w:type="dxa" w:w="1440"/>
+            <w:tcW w:type="dxa" w:w="960"/>
           </w:tcPr>
           <w:p>
             <w:pPr>
@@ -1615,37 +2337,82 @@
         </w:tc>
         <w:tc>
           <w:tcPr>
-            <w:tcW w:type="dxa" w:w="1440"/>
-          </w:tcPr>
-          <w:p>
-            <w:pPr>
-              <w:jc w:val="center"/>
-            </w:pPr>
-            <w:r>
-              <w:rPr>
-                <w:sz w:val="20"/>
-              </w:rPr>
-            </w:r>
-          </w:p>
-        </w:tc>
-        <w:tc>
-          <w:tcPr>
-            <w:tcW w:type="dxa" w:w="1440"/>
-          </w:tcPr>
-          <w:p>
-            <w:pPr>
-              <w:jc w:val="center"/>
-            </w:pPr>
-            <w:r>
-              <w:rPr>
-                <w:sz w:val="20"/>
-              </w:rPr>
-            </w:r>
-          </w:p>
-        </w:tc>
-        <w:tc>
-          <w:tcPr>
-            <w:tcW w:type="dxa" w:w="1440"/>
+            <w:tcW w:type="dxa" w:w="960"/>
+          </w:tcPr>
+          <w:p>
+            <w:pPr>
+              <w:jc w:val="center"/>
+            </w:pPr>
+            <w:r>
+              <w:rPr>
+                <w:sz w:val="20"/>
+              </w:rPr>
+            </w:r>
+          </w:p>
+        </w:tc>
+        <w:tc>
+          <w:tcPr>
+            <w:tcW w:type="dxa" w:w="960"/>
+          </w:tcPr>
+          <w:p>
+            <w:pPr>
+              <w:jc w:val="center"/>
+            </w:pPr>
+            <w:r>
+              <w:rPr>
+                <w:sz w:val="20"/>
+              </w:rPr>
+            </w:r>
+          </w:p>
+        </w:tc>
+        <w:tc>
+          <w:tcPr>
+            <w:tcW w:type="dxa" w:w="960"/>
+          </w:tcPr>
+          <w:p>
+            <w:pPr>
+              <w:jc w:val="center"/>
+            </w:pPr>
+            <w:r>
+              <w:rPr>
+                <w:sz w:val="20"/>
+              </w:rPr>
+            </w:r>
+          </w:p>
+        </w:tc>
+        <w:tc>
+          <w:tcPr>
+            <w:tcW w:type="dxa" w:w="960"/>
+          </w:tcPr>
+          <w:p>
+            <w:pPr>
+              <w:jc w:val="center"/>
+            </w:pPr>
+            <w:r>
+              <w:rPr>
+                <w:sz w:val="20"/>
+              </w:rPr>
+            </w:r>
+          </w:p>
+        </w:tc>
+        <w:tc>
+          <w:tcPr>
+            <w:tcW w:type="dxa" w:w="960"/>
+          </w:tcPr>
+          <w:p>
+            <w:pPr>
+              <w:jc w:val="center"/>
+            </w:pPr>
+            <w:r>
+              <w:rPr>
+                <w:sz w:val="20"/>
+              </w:rPr>
+            </w:r>
+          </w:p>
+        </w:tc>
+        <w:tc>
+          <w:tcPr>
+            <w:tcW w:type="dxa" w:w="960"/>
           </w:tcPr>
           <w:p>
             <w:pPr>
@@ -1662,7 +2429,7 @@
       <w:tr>
         <w:tc>
           <w:tcPr>
-            <w:tcW w:type="dxa" w:w="1440"/>
+            <w:tcW w:type="dxa" w:w="960"/>
           </w:tcPr>
           <w:p>
             <w:pPr>
@@ -1678,7 +2445,7 @@
         </w:tc>
         <w:tc>
           <w:tcPr>
-            <w:tcW w:type="dxa" w:w="1440"/>
+            <w:tcW w:type="dxa" w:w="960"/>
           </w:tcPr>
           <w:p>
             <w:pPr>
@@ -1694,7 +2461,7 @@
         </w:tc>
         <w:tc>
           <w:tcPr>
-            <w:tcW w:type="dxa" w:w="1440"/>
+            <w:tcW w:type="dxa" w:w="960"/>
           </w:tcPr>
           <w:p>
             <w:pPr>
@@ -1710,7 +2477,7 @@
         </w:tc>
         <w:tc>
           <w:tcPr>
-            <w:tcW w:type="dxa" w:w="1440"/>
+            <w:tcW w:type="dxa" w:w="960"/>
           </w:tcPr>
           <w:p>
             <w:pPr>
@@ -1726,7 +2493,7 @@
         </w:tc>
         <w:tc>
           <w:tcPr>
-            <w:tcW w:type="dxa" w:w="1440"/>
+            <w:tcW w:type="dxa" w:w="960"/>
           </w:tcPr>
           <w:p>
             <w:pPr>
@@ -1742,7 +2509,7 @@
         </w:tc>
         <w:tc>
           <w:tcPr>
-            <w:tcW w:type="dxa" w:w="1440"/>
+            <w:tcW w:type="dxa" w:w="960"/>
           </w:tcPr>
           <w:p>
             <w:pPr>
@@ -1753,6 +2520,51 @@
                 <w:sz w:val="20"/>
               </w:rPr>
               <w:t>18843</w:t>
+            </w:r>
+          </w:p>
+        </w:tc>
+        <w:tc>
+          <w:tcPr>
+            <w:tcW w:type="dxa" w:w="960"/>
+          </w:tcPr>
+          <w:p>
+            <w:pPr>
+              <w:jc w:val="center"/>
+            </w:pPr>
+            <w:r>
+              <w:rPr>
+                <w:sz w:val="20"/>
+              </w:rPr>
+            </w:r>
+          </w:p>
+        </w:tc>
+        <w:tc>
+          <w:tcPr>
+            <w:tcW w:type="dxa" w:w="960"/>
+          </w:tcPr>
+          <w:p>
+            <w:pPr>
+              <w:jc w:val="center"/>
+            </w:pPr>
+            <w:r>
+              <w:rPr>
+                <w:sz w:val="20"/>
+              </w:rPr>
+            </w:r>
+          </w:p>
+        </w:tc>
+        <w:tc>
+          <w:tcPr>
+            <w:tcW w:type="dxa" w:w="960"/>
+          </w:tcPr>
+          <w:p>
+            <w:pPr>
+              <w:jc w:val="center"/>
+            </w:pPr>
+            <w:r>
+              <w:rPr>
+                <w:sz w:val="20"/>
+              </w:rPr>
             </w:r>
           </w:p>
         </w:tc>
@@ -1760,7 +2572,7 @@
       <w:tr>
         <w:tc>
           <w:tcPr>
-            <w:tcW w:type="dxa" w:w="1440"/>
+            <w:tcW w:type="dxa" w:w="960"/>
           </w:tcPr>
           <w:p>
             <w:pPr>
@@ -1776,7 +2588,7 @@
         </w:tc>
         <w:tc>
           <w:tcPr>
-            <w:tcW w:type="dxa" w:w="1440"/>
+            <w:tcW w:type="dxa" w:w="960"/>
           </w:tcPr>
           <w:p>
             <w:pPr>
@@ -1792,7 +2604,7 @@
         </w:tc>
         <w:tc>
           <w:tcPr>
-            <w:tcW w:type="dxa" w:w="1440"/>
+            <w:tcW w:type="dxa" w:w="960"/>
           </w:tcPr>
           <w:p>
             <w:pPr>
@@ -1808,7 +2620,7 @@
         </w:tc>
         <w:tc>
           <w:tcPr>
-            <w:tcW w:type="dxa" w:w="1440"/>
+            <w:tcW w:type="dxa" w:w="960"/>
           </w:tcPr>
           <w:p>
             <w:pPr>
@@ -1824,7 +2636,7 @@
         </w:tc>
         <w:tc>
           <w:tcPr>
-            <w:tcW w:type="dxa" w:w="1440"/>
+            <w:tcW w:type="dxa" w:w="960"/>
           </w:tcPr>
           <w:p>
             <w:pPr>
@@ -1840,7 +2652,7 @@
         </w:tc>
         <w:tc>
           <w:tcPr>
-            <w:tcW w:type="dxa" w:w="1440"/>
+            <w:tcW w:type="dxa" w:w="960"/>
           </w:tcPr>
           <w:p>
             <w:pPr>
@@ -1851,6 +2663,51 @@
                 <w:sz w:val="20"/>
               </w:rPr>
               <w:t>9528</w:t>
+            </w:r>
+          </w:p>
+        </w:tc>
+        <w:tc>
+          <w:tcPr>
+            <w:tcW w:type="dxa" w:w="960"/>
+          </w:tcPr>
+          <w:p>
+            <w:pPr>
+              <w:jc w:val="center"/>
+            </w:pPr>
+            <w:r>
+              <w:rPr>
+                <w:sz w:val="20"/>
+              </w:rPr>
+            </w:r>
+          </w:p>
+        </w:tc>
+        <w:tc>
+          <w:tcPr>
+            <w:tcW w:type="dxa" w:w="960"/>
+          </w:tcPr>
+          <w:p>
+            <w:pPr>
+              <w:jc w:val="center"/>
+            </w:pPr>
+            <w:r>
+              <w:rPr>
+                <w:sz w:val="20"/>
+              </w:rPr>
+            </w:r>
+          </w:p>
+        </w:tc>
+        <w:tc>
+          <w:tcPr>
+            <w:tcW w:type="dxa" w:w="960"/>
+          </w:tcPr>
+          <w:p>
+            <w:pPr>
+              <w:jc w:val="center"/>
+            </w:pPr>
+            <w:r>
+              <w:rPr>
+                <w:sz w:val="20"/>
+              </w:rPr>
             </w:r>
           </w:p>
         </w:tc>
@@ -1858,7 +2715,7 @@
       <w:tr>
         <w:tc>
           <w:tcPr>
-            <w:tcW w:type="dxa" w:w="1440"/>
+            <w:tcW w:type="dxa" w:w="960"/>
           </w:tcPr>
           <w:p>
             <w:pPr>
@@ -1874,7 +2731,7 @@
         </w:tc>
         <w:tc>
           <w:tcPr>
-            <w:tcW w:type="dxa" w:w="1440"/>
+            <w:tcW w:type="dxa" w:w="960"/>
           </w:tcPr>
           <w:p>
             <w:pPr>
@@ -1890,7 +2747,7 @@
         </w:tc>
         <w:tc>
           <w:tcPr>
-            <w:tcW w:type="dxa" w:w="1440"/>
+            <w:tcW w:type="dxa" w:w="960"/>
           </w:tcPr>
           <w:p>
             <w:pPr>
@@ -1906,7 +2763,7 @@
         </w:tc>
         <w:tc>
           <w:tcPr>
-            <w:tcW w:type="dxa" w:w="1440"/>
+            <w:tcW w:type="dxa" w:w="960"/>
           </w:tcPr>
           <w:p>
             <w:pPr>
@@ -1922,7 +2779,7 @@
         </w:tc>
         <w:tc>
           <w:tcPr>
-            <w:tcW w:type="dxa" w:w="1440"/>
+            <w:tcW w:type="dxa" w:w="960"/>
           </w:tcPr>
           <w:p>
             <w:pPr>
@@ -1938,7 +2795,7 @@
         </w:tc>
         <w:tc>
           <w:tcPr>
-            <w:tcW w:type="dxa" w:w="1440"/>
+            <w:tcW w:type="dxa" w:w="960"/>
           </w:tcPr>
           <w:p>
             <w:pPr>
@@ -1949,6 +2806,51 @@
                 <w:sz w:val="20"/>
               </w:rPr>
               <w:t>9902</w:t>
+            </w:r>
+          </w:p>
+        </w:tc>
+        <w:tc>
+          <w:tcPr>
+            <w:tcW w:type="dxa" w:w="960"/>
+          </w:tcPr>
+          <w:p>
+            <w:pPr>
+              <w:jc w:val="center"/>
+            </w:pPr>
+            <w:r>
+              <w:rPr>
+                <w:sz w:val="20"/>
+              </w:rPr>
+            </w:r>
+          </w:p>
+        </w:tc>
+        <w:tc>
+          <w:tcPr>
+            <w:tcW w:type="dxa" w:w="960"/>
+          </w:tcPr>
+          <w:p>
+            <w:pPr>
+              <w:jc w:val="center"/>
+            </w:pPr>
+            <w:r>
+              <w:rPr>
+                <w:sz w:val="20"/>
+              </w:rPr>
+            </w:r>
+          </w:p>
+        </w:tc>
+        <w:tc>
+          <w:tcPr>
+            <w:tcW w:type="dxa" w:w="960"/>
+          </w:tcPr>
+          <w:p>
+            <w:pPr>
+              <w:jc w:val="center"/>
+            </w:pPr>
+            <w:r>
+              <w:rPr>
+                <w:sz w:val="20"/>
+              </w:rPr>
             </w:r>
           </w:p>
         </w:tc>
@@ -1956,7 +2858,7 @@
       <w:tr>
         <w:tc>
           <w:tcPr>
-            <w:tcW w:type="dxa" w:w="1440"/>
+            <w:tcW w:type="dxa" w:w="960"/>
           </w:tcPr>
           <w:p>
             <w:pPr>
@@ -1972,7 +2874,7 @@
         </w:tc>
         <w:tc>
           <w:tcPr>
-            <w:tcW w:type="dxa" w:w="1440"/>
+            <w:tcW w:type="dxa" w:w="960"/>
           </w:tcPr>
           <w:p>
             <w:pPr>
@@ -1988,7 +2890,7 @@
         </w:tc>
         <w:tc>
           <w:tcPr>
-            <w:tcW w:type="dxa" w:w="1440"/>
+            <w:tcW w:type="dxa" w:w="960"/>
           </w:tcPr>
           <w:p>
             <w:pPr>
@@ -2004,7 +2906,7 @@
         </w:tc>
         <w:tc>
           <w:tcPr>
-            <w:tcW w:type="dxa" w:w="1440"/>
+            <w:tcW w:type="dxa" w:w="960"/>
           </w:tcPr>
           <w:p>
             <w:pPr>
@@ -2020,7 +2922,7 @@
         </w:tc>
         <w:tc>
           <w:tcPr>
-            <w:tcW w:type="dxa" w:w="1440"/>
+            <w:tcW w:type="dxa" w:w="960"/>
           </w:tcPr>
           <w:p>
             <w:pPr>
@@ -2036,7 +2938,7 @@
         </w:tc>
         <w:tc>
           <w:tcPr>
-            <w:tcW w:type="dxa" w:w="1440"/>
+            <w:tcW w:type="dxa" w:w="960"/>
           </w:tcPr>
           <w:p>
             <w:pPr>
@@ -2047,6 +2949,51 @@
                 <w:sz w:val="20"/>
               </w:rPr>
               <w:t>20714</w:t>
+            </w:r>
+          </w:p>
+        </w:tc>
+        <w:tc>
+          <w:tcPr>
+            <w:tcW w:type="dxa" w:w="960"/>
+          </w:tcPr>
+          <w:p>
+            <w:pPr>
+              <w:jc w:val="center"/>
+            </w:pPr>
+            <w:r>
+              <w:rPr>
+                <w:sz w:val="20"/>
+              </w:rPr>
+            </w:r>
+          </w:p>
+        </w:tc>
+        <w:tc>
+          <w:tcPr>
+            <w:tcW w:type="dxa" w:w="960"/>
+          </w:tcPr>
+          <w:p>
+            <w:pPr>
+              <w:jc w:val="center"/>
+            </w:pPr>
+            <w:r>
+              <w:rPr>
+                <w:sz w:val="20"/>
+              </w:rPr>
+            </w:r>
+          </w:p>
+        </w:tc>
+        <w:tc>
+          <w:tcPr>
+            <w:tcW w:type="dxa" w:w="960"/>
+          </w:tcPr>
+          <w:p>
+            <w:pPr>
+              <w:jc w:val="center"/>
+            </w:pPr>
+            <w:r>
+              <w:rPr>
+                <w:sz w:val="20"/>
+              </w:rPr>
             </w:r>
           </w:p>
         </w:tc>
@@ -2054,7 +3001,7 @@
       <w:tr>
         <w:tc>
           <w:tcPr>
-            <w:tcW w:type="dxa" w:w="1440"/>
+            <w:tcW w:type="dxa" w:w="960"/>
           </w:tcPr>
           <w:p>
             <w:pPr>
@@ -2070,7 +3017,7 @@
         </w:tc>
         <w:tc>
           <w:tcPr>
-            <w:tcW w:type="dxa" w:w="1440"/>
+            <w:tcW w:type="dxa" w:w="960"/>
           </w:tcPr>
           <w:p>
             <w:pPr>
@@ -2086,7 +3033,7 @@
         </w:tc>
         <w:tc>
           <w:tcPr>
-            <w:tcW w:type="dxa" w:w="1440"/>
+            <w:tcW w:type="dxa" w:w="960"/>
           </w:tcPr>
           <w:p>
             <w:pPr>
@@ -2102,7 +3049,7 @@
         </w:tc>
         <w:tc>
           <w:tcPr>
-            <w:tcW w:type="dxa" w:w="1440"/>
+            <w:tcW w:type="dxa" w:w="960"/>
           </w:tcPr>
           <w:p>
             <w:pPr>
@@ -2118,7 +3065,7 @@
         </w:tc>
         <w:tc>
           <w:tcPr>
-            <w:tcW w:type="dxa" w:w="1440"/>
+            <w:tcW w:type="dxa" w:w="960"/>
           </w:tcPr>
           <w:p>
             <w:pPr>
@@ -2134,7 +3081,7 @@
         </w:tc>
         <w:tc>
           <w:tcPr>
-            <w:tcW w:type="dxa" w:w="1440"/>
+            <w:tcW w:type="dxa" w:w="960"/>
           </w:tcPr>
           <w:p>
             <w:pPr>
@@ -2145,6 +3092,51 @@
                 <w:sz w:val="20"/>
               </w:rPr>
               <w:t>12788</w:t>
+            </w:r>
+          </w:p>
+        </w:tc>
+        <w:tc>
+          <w:tcPr>
+            <w:tcW w:type="dxa" w:w="960"/>
+          </w:tcPr>
+          <w:p>
+            <w:pPr>
+              <w:jc w:val="center"/>
+            </w:pPr>
+            <w:r>
+              <w:rPr>
+                <w:sz w:val="20"/>
+              </w:rPr>
+            </w:r>
+          </w:p>
+        </w:tc>
+        <w:tc>
+          <w:tcPr>
+            <w:tcW w:type="dxa" w:w="960"/>
+          </w:tcPr>
+          <w:p>
+            <w:pPr>
+              <w:jc w:val="center"/>
+            </w:pPr>
+            <w:r>
+              <w:rPr>
+                <w:sz w:val="20"/>
+              </w:rPr>
+            </w:r>
+          </w:p>
+        </w:tc>
+        <w:tc>
+          <w:tcPr>
+            <w:tcW w:type="dxa" w:w="960"/>
+          </w:tcPr>
+          <w:p>
+            <w:pPr>
+              <w:jc w:val="center"/>
+            </w:pPr>
+            <w:r>
+              <w:rPr>
+                <w:sz w:val="20"/>
+              </w:rPr>
             </w:r>
           </w:p>
         </w:tc>
@@ -2152,7 +3144,7 @@
       <w:tr>
         <w:tc>
           <w:tcPr>
-            <w:tcW w:type="dxa" w:w="1440"/>
+            <w:tcW w:type="dxa" w:w="960"/>
           </w:tcPr>
           <w:p>
             <w:pPr>
@@ -2168,7 +3160,7 @@
         </w:tc>
         <w:tc>
           <w:tcPr>
-            <w:tcW w:type="dxa" w:w="1440"/>
+            <w:tcW w:type="dxa" w:w="960"/>
           </w:tcPr>
           <w:p>
             <w:pPr>
@@ -2184,7 +3176,7 @@
         </w:tc>
         <w:tc>
           <w:tcPr>
-            <w:tcW w:type="dxa" w:w="1440"/>
+            <w:tcW w:type="dxa" w:w="960"/>
           </w:tcPr>
           <w:p>
             <w:pPr>
@@ -2200,7 +3192,7 @@
         </w:tc>
         <w:tc>
           <w:tcPr>
-            <w:tcW w:type="dxa" w:w="1440"/>
+            <w:tcW w:type="dxa" w:w="960"/>
           </w:tcPr>
           <w:p>
             <w:pPr>
@@ -2216,7 +3208,7 @@
         </w:tc>
         <w:tc>
           <w:tcPr>
-            <w:tcW w:type="dxa" w:w="1440"/>
+            <w:tcW w:type="dxa" w:w="960"/>
           </w:tcPr>
           <w:p>
             <w:pPr>
@@ -2232,7 +3224,7 @@
         </w:tc>
         <w:tc>
           <w:tcPr>
-            <w:tcW w:type="dxa" w:w="1440"/>
+            <w:tcW w:type="dxa" w:w="960"/>
           </w:tcPr>
           <w:p>
             <w:pPr>
@@ -2243,6 +3235,51 @@
                 <w:sz w:val="20"/>
               </w:rPr>
               <w:t>11003</w:t>
+            </w:r>
+          </w:p>
+        </w:tc>
+        <w:tc>
+          <w:tcPr>
+            <w:tcW w:type="dxa" w:w="960"/>
+          </w:tcPr>
+          <w:p>
+            <w:pPr>
+              <w:jc w:val="center"/>
+            </w:pPr>
+            <w:r>
+              <w:rPr>
+                <w:sz w:val="20"/>
+              </w:rPr>
+            </w:r>
+          </w:p>
+        </w:tc>
+        <w:tc>
+          <w:tcPr>
+            <w:tcW w:type="dxa" w:w="960"/>
+          </w:tcPr>
+          <w:p>
+            <w:pPr>
+              <w:jc w:val="center"/>
+            </w:pPr>
+            <w:r>
+              <w:rPr>
+                <w:sz w:val="20"/>
+              </w:rPr>
+            </w:r>
+          </w:p>
+        </w:tc>
+        <w:tc>
+          <w:tcPr>
+            <w:tcW w:type="dxa" w:w="960"/>
+          </w:tcPr>
+          <w:p>
+            <w:pPr>
+              <w:jc w:val="center"/>
+            </w:pPr>
+            <w:r>
+              <w:rPr>
+                <w:sz w:val="20"/>
+              </w:rPr>
             </w:r>
           </w:p>
         </w:tc>
@@ -2250,7 +3287,7 @@
       <w:tr>
         <w:tc>
           <w:tcPr>
-            <w:tcW w:type="dxa" w:w="1440"/>
+            <w:tcW w:type="dxa" w:w="960"/>
           </w:tcPr>
           <w:p>
             <w:pPr>
@@ -2266,7 +3303,7 @@
         </w:tc>
         <w:tc>
           <w:tcPr>
-            <w:tcW w:type="dxa" w:w="1440"/>
+            <w:tcW w:type="dxa" w:w="960"/>
           </w:tcPr>
           <w:p>
             <w:pPr>
@@ -2282,7 +3319,7 @@
         </w:tc>
         <w:tc>
           <w:tcPr>
-            <w:tcW w:type="dxa" w:w="1440"/>
+            <w:tcW w:type="dxa" w:w="960"/>
           </w:tcPr>
           <w:p>
             <w:pPr>
@@ -2298,7 +3335,7 @@
         </w:tc>
         <w:tc>
           <w:tcPr>
-            <w:tcW w:type="dxa" w:w="1440"/>
+            <w:tcW w:type="dxa" w:w="960"/>
           </w:tcPr>
           <w:p>
             <w:pPr>
@@ -2314,7 +3351,7 @@
         </w:tc>
         <w:tc>
           <w:tcPr>
-            <w:tcW w:type="dxa" w:w="1440"/>
+            <w:tcW w:type="dxa" w:w="960"/>
           </w:tcPr>
           <w:p>
             <w:pPr>
@@ -2330,7 +3367,7 @@
         </w:tc>
         <w:tc>
           <w:tcPr>
-            <w:tcW w:type="dxa" w:w="1440"/>
+            <w:tcW w:type="dxa" w:w="960"/>
           </w:tcPr>
           <w:p>
             <w:pPr>
@@ -2341,6 +3378,51 @@
                 <w:sz w:val="20"/>
               </w:rPr>
               <w:t>19942</w:t>
+            </w:r>
+          </w:p>
+        </w:tc>
+        <w:tc>
+          <w:tcPr>
+            <w:tcW w:type="dxa" w:w="960"/>
+          </w:tcPr>
+          <w:p>
+            <w:pPr>
+              <w:jc w:val="center"/>
+            </w:pPr>
+            <w:r>
+              <w:rPr>
+                <w:sz w:val="20"/>
+              </w:rPr>
+            </w:r>
+          </w:p>
+        </w:tc>
+        <w:tc>
+          <w:tcPr>
+            <w:tcW w:type="dxa" w:w="960"/>
+          </w:tcPr>
+          <w:p>
+            <w:pPr>
+              <w:jc w:val="center"/>
+            </w:pPr>
+            <w:r>
+              <w:rPr>
+                <w:sz w:val="20"/>
+              </w:rPr>
+            </w:r>
+          </w:p>
+        </w:tc>
+        <w:tc>
+          <w:tcPr>
+            <w:tcW w:type="dxa" w:w="960"/>
+          </w:tcPr>
+          <w:p>
+            <w:pPr>
+              <w:jc w:val="center"/>
+            </w:pPr>
+            <w:r>
+              <w:rPr>
+                <w:sz w:val="20"/>
+              </w:rPr>
             </w:r>
           </w:p>
         </w:tc>
@@ -2348,7 +3430,7 @@
       <w:tr>
         <w:tc>
           <w:tcPr>
-            <w:tcW w:type="dxa" w:w="1440"/>
+            <w:tcW w:type="dxa" w:w="960"/>
           </w:tcPr>
           <w:p>
             <w:pPr>
@@ -2364,7 +3446,7 @@
         </w:tc>
         <w:tc>
           <w:tcPr>
-            <w:tcW w:type="dxa" w:w="1440"/>
+            <w:tcW w:type="dxa" w:w="960"/>
           </w:tcPr>
           <w:p>
             <w:pPr>
@@ -2380,7 +3462,7 @@
         </w:tc>
         <w:tc>
           <w:tcPr>
-            <w:tcW w:type="dxa" w:w="1440"/>
+            <w:tcW w:type="dxa" w:w="960"/>
           </w:tcPr>
           <w:p>
             <w:pPr>
@@ -2396,7 +3478,7 @@
         </w:tc>
         <w:tc>
           <w:tcPr>
-            <w:tcW w:type="dxa" w:w="1440"/>
+            <w:tcW w:type="dxa" w:w="960"/>
           </w:tcPr>
           <w:p>
             <w:pPr>
@@ -2412,7 +3494,7 @@
         </w:tc>
         <w:tc>
           <w:tcPr>
-            <w:tcW w:type="dxa" w:w="1440"/>
+            <w:tcW w:type="dxa" w:w="960"/>
           </w:tcPr>
           <w:p>
             <w:pPr>
@@ -2428,7 +3510,7 @@
         </w:tc>
         <w:tc>
           <w:tcPr>
-            <w:tcW w:type="dxa" w:w="1440"/>
+            <w:tcW w:type="dxa" w:w="960"/>
           </w:tcPr>
           <w:p>
             <w:pPr>
@@ -2439,6 +3521,51 @@
                 <w:sz w:val="20"/>
               </w:rPr>
               <w:t>8418</w:t>
+            </w:r>
+          </w:p>
+        </w:tc>
+        <w:tc>
+          <w:tcPr>
+            <w:tcW w:type="dxa" w:w="960"/>
+          </w:tcPr>
+          <w:p>
+            <w:pPr>
+              <w:jc w:val="center"/>
+            </w:pPr>
+            <w:r>
+              <w:rPr>
+                <w:sz w:val="20"/>
+              </w:rPr>
+            </w:r>
+          </w:p>
+        </w:tc>
+        <w:tc>
+          <w:tcPr>
+            <w:tcW w:type="dxa" w:w="960"/>
+          </w:tcPr>
+          <w:p>
+            <w:pPr>
+              <w:jc w:val="center"/>
+            </w:pPr>
+            <w:r>
+              <w:rPr>
+                <w:sz w:val="20"/>
+              </w:rPr>
+            </w:r>
+          </w:p>
+        </w:tc>
+        <w:tc>
+          <w:tcPr>
+            <w:tcW w:type="dxa" w:w="960"/>
+          </w:tcPr>
+          <w:p>
+            <w:pPr>
+              <w:jc w:val="center"/>
+            </w:pPr>
+            <w:r>
+              <w:rPr>
+                <w:sz w:val="20"/>
+              </w:rPr>
             </w:r>
           </w:p>
         </w:tc>
@@ -2446,7 +3573,7 @@
       <w:tr>
         <w:tc>
           <w:tcPr>
-            <w:tcW w:type="dxa" w:w="1440"/>
+            <w:tcW w:type="dxa" w:w="960"/>
           </w:tcPr>
           <w:p>
             <w:pPr>
@@ -2462,7 +3589,7 @@
         </w:tc>
         <w:tc>
           <w:tcPr>
-            <w:tcW w:type="dxa" w:w="1440"/>
+            <w:tcW w:type="dxa" w:w="960"/>
           </w:tcPr>
           <w:p>
             <w:pPr>
@@ -2478,7 +3605,7 @@
         </w:tc>
         <w:tc>
           <w:tcPr>
-            <w:tcW w:type="dxa" w:w="1440"/>
+            <w:tcW w:type="dxa" w:w="960"/>
           </w:tcPr>
           <w:p>
             <w:pPr>
@@ -2494,7 +3621,7 @@
         </w:tc>
         <w:tc>
           <w:tcPr>
-            <w:tcW w:type="dxa" w:w="1440"/>
+            <w:tcW w:type="dxa" w:w="960"/>
           </w:tcPr>
           <w:p>
             <w:pPr>
@@ -2510,7 +3637,7 @@
         </w:tc>
         <w:tc>
           <w:tcPr>
-            <w:tcW w:type="dxa" w:w="1440"/>
+            <w:tcW w:type="dxa" w:w="960"/>
           </w:tcPr>
           <w:p>
             <w:pPr>
@@ -2526,7 +3653,7 @@
         </w:tc>
         <w:tc>
           <w:tcPr>
-            <w:tcW w:type="dxa" w:w="1440"/>
+            <w:tcW w:type="dxa" w:w="960"/>
           </w:tcPr>
           <w:p>
             <w:pPr>
@@ -2537,6 +3664,51 @@
                 <w:sz w:val="20"/>
               </w:rPr>
               <w:t>8892</w:t>
+            </w:r>
+          </w:p>
+        </w:tc>
+        <w:tc>
+          <w:tcPr>
+            <w:tcW w:type="dxa" w:w="960"/>
+          </w:tcPr>
+          <w:p>
+            <w:pPr>
+              <w:jc w:val="center"/>
+            </w:pPr>
+            <w:r>
+              <w:rPr>
+                <w:sz w:val="20"/>
+              </w:rPr>
+            </w:r>
+          </w:p>
+        </w:tc>
+        <w:tc>
+          <w:tcPr>
+            <w:tcW w:type="dxa" w:w="960"/>
+          </w:tcPr>
+          <w:p>
+            <w:pPr>
+              <w:jc w:val="center"/>
+            </w:pPr>
+            <w:r>
+              <w:rPr>
+                <w:sz w:val="20"/>
+              </w:rPr>
+            </w:r>
+          </w:p>
+        </w:tc>
+        <w:tc>
+          <w:tcPr>
+            <w:tcW w:type="dxa" w:w="960"/>
+          </w:tcPr>
+          <w:p>
+            <w:pPr>
+              <w:jc w:val="center"/>
+            </w:pPr>
+            <w:r>
+              <w:rPr>
+                <w:sz w:val="20"/>
+              </w:rPr>
             </w:r>
           </w:p>
         </w:tc>
@@ -2544,7 +3716,7 @@
       <w:tr>
         <w:tc>
           <w:tcPr>
-            <w:tcW w:type="dxa" w:w="1440"/>
+            <w:tcW w:type="dxa" w:w="960"/>
           </w:tcPr>
           <w:p>
             <w:pPr>
@@ -2560,7 +3732,7 @@
         </w:tc>
         <w:tc>
           <w:tcPr>
-            <w:tcW w:type="dxa" w:w="1440"/>
+            <w:tcW w:type="dxa" w:w="960"/>
           </w:tcPr>
           <w:p>
             <w:pPr>
@@ -2576,7 +3748,7 @@
         </w:tc>
         <w:tc>
           <w:tcPr>
-            <w:tcW w:type="dxa" w:w="1440"/>
+            <w:tcW w:type="dxa" w:w="960"/>
           </w:tcPr>
           <w:p>
             <w:pPr>
@@ -2592,7 +3764,7 @@
         </w:tc>
         <w:tc>
           <w:tcPr>
-            <w:tcW w:type="dxa" w:w="1440"/>
+            <w:tcW w:type="dxa" w:w="960"/>
           </w:tcPr>
           <w:p>
             <w:pPr>
@@ -2608,7 +3780,7 @@
         </w:tc>
         <w:tc>
           <w:tcPr>
-            <w:tcW w:type="dxa" w:w="1440"/>
+            <w:tcW w:type="dxa" w:w="960"/>
           </w:tcPr>
           <w:p>
             <w:pPr>
@@ -2624,7 +3796,7 @@
         </w:tc>
         <w:tc>
           <w:tcPr>
-            <w:tcW w:type="dxa" w:w="1440"/>
+            <w:tcW w:type="dxa" w:w="960"/>
           </w:tcPr>
           <w:p>
             <w:pPr>
@@ -2635,6 +3807,51 @@
                 <w:sz w:val="20"/>
               </w:rPr>
               <w:t>15465</w:t>
+            </w:r>
+          </w:p>
+        </w:tc>
+        <w:tc>
+          <w:tcPr>
+            <w:tcW w:type="dxa" w:w="960"/>
+          </w:tcPr>
+          <w:p>
+            <w:pPr>
+              <w:jc w:val="center"/>
+            </w:pPr>
+            <w:r>
+              <w:rPr>
+                <w:sz w:val="20"/>
+              </w:rPr>
+            </w:r>
+          </w:p>
+        </w:tc>
+        <w:tc>
+          <w:tcPr>
+            <w:tcW w:type="dxa" w:w="960"/>
+          </w:tcPr>
+          <w:p>
+            <w:pPr>
+              <w:jc w:val="center"/>
+            </w:pPr>
+            <w:r>
+              <w:rPr>
+                <w:sz w:val="20"/>
+              </w:rPr>
+            </w:r>
+          </w:p>
+        </w:tc>
+        <w:tc>
+          <w:tcPr>
+            <w:tcW w:type="dxa" w:w="960"/>
+          </w:tcPr>
+          <w:p>
+            <w:pPr>
+              <w:jc w:val="center"/>
+            </w:pPr>
+            <w:r>
+              <w:rPr>
+                <w:sz w:val="20"/>
+              </w:rPr>
             </w:r>
           </w:p>
         </w:tc>
@@ -2642,7 +3859,7 @@
       <w:tr>
         <w:tc>
           <w:tcPr>
-            <w:tcW w:type="dxa" w:w="1440"/>
+            <w:tcW w:type="dxa" w:w="960"/>
           </w:tcPr>
           <w:p>
             <w:pPr>
@@ -2658,7 +3875,7 @@
         </w:tc>
         <w:tc>
           <w:tcPr>
-            <w:tcW w:type="dxa" w:w="1440"/>
+            <w:tcW w:type="dxa" w:w="960"/>
           </w:tcPr>
           <w:p>
             <w:pPr>
@@ -2674,7 +3891,7 @@
         </w:tc>
         <w:tc>
           <w:tcPr>
-            <w:tcW w:type="dxa" w:w="1440"/>
+            <w:tcW w:type="dxa" w:w="960"/>
           </w:tcPr>
           <w:p>
             <w:pPr>
@@ -2690,7 +3907,7 @@
         </w:tc>
         <w:tc>
           <w:tcPr>
-            <w:tcW w:type="dxa" w:w="1440"/>
+            <w:tcW w:type="dxa" w:w="960"/>
           </w:tcPr>
           <w:p>
             <w:pPr>
@@ -2706,7 +3923,7 @@
         </w:tc>
         <w:tc>
           <w:tcPr>
-            <w:tcW w:type="dxa" w:w="1440"/>
+            <w:tcW w:type="dxa" w:w="960"/>
           </w:tcPr>
           <w:p>
             <w:pPr>
@@ -2722,7 +3939,7 @@
         </w:tc>
         <w:tc>
           <w:tcPr>
-            <w:tcW w:type="dxa" w:w="1440"/>
+            <w:tcW w:type="dxa" w:w="960"/>
           </w:tcPr>
           <w:p>
             <w:pPr>
@@ -2733,6 +3950,51 @@
                 <w:sz w:val="20"/>
               </w:rPr>
               <w:t>8242</w:t>
+            </w:r>
+          </w:p>
+        </w:tc>
+        <w:tc>
+          <w:tcPr>
+            <w:tcW w:type="dxa" w:w="960"/>
+          </w:tcPr>
+          <w:p>
+            <w:pPr>
+              <w:jc w:val="center"/>
+            </w:pPr>
+            <w:r>
+              <w:rPr>
+                <w:sz w:val="20"/>
+              </w:rPr>
+            </w:r>
+          </w:p>
+        </w:tc>
+        <w:tc>
+          <w:tcPr>
+            <w:tcW w:type="dxa" w:w="960"/>
+          </w:tcPr>
+          <w:p>
+            <w:pPr>
+              <w:jc w:val="center"/>
+            </w:pPr>
+            <w:r>
+              <w:rPr>
+                <w:sz w:val="20"/>
+              </w:rPr>
+            </w:r>
+          </w:p>
+        </w:tc>
+        <w:tc>
+          <w:tcPr>
+            <w:tcW w:type="dxa" w:w="960"/>
+          </w:tcPr>
+          <w:p>
+            <w:pPr>
+              <w:jc w:val="center"/>
+            </w:pPr>
+            <w:r>
+              <w:rPr>
+                <w:sz w:val="20"/>
+              </w:rPr>
             </w:r>
           </w:p>
         </w:tc>
@@ -2740,7 +4002,7 @@
       <w:tr>
         <w:tc>
           <w:tcPr>
-            <w:tcW w:type="dxa" w:w="1440"/>
+            <w:tcW w:type="dxa" w:w="960"/>
           </w:tcPr>
           <w:p>
             <w:pPr>
@@ -2756,7 +4018,7 @@
         </w:tc>
         <w:tc>
           <w:tcPr>
-            <w:tcW w:type="dxa" w:w="1440"/>
+            <w:tcW w:type="dxa" w:w="960"/>
           </w:tcPr>
           <w:p>
             <w:pPr>
@@ -2772,7 +4034,7 @@
         </w:tc>
         <w:tc>
           <w:tcPr>
-            <w:tcW w:type="dxa" w:w="1440"/>
+            <w:tcW w:type="dxa" w:w="960"/>
           </w:tcPr>
           <w:p>
             <w:pPr>
@@ -2788,7 +4050,7 @@
         </w:tc>
         <w:tc>
           <w:tcPr>
-            <w:tcW w:type="dxa" w:w="1440"/>
+            <w:tcW w:type="dxa" w:w="960"/>
           </w:tcPr>
           <w:p>
             <w:pPr>
@@ -2804,7 +4066,7 @@
         </w:tc>
         <w:tc>
           <w:tcPr>
-            <w:tcW w:type="dxa" w:w="1440"/>
+            <w:tcW w:type="dxa" w:w="960"/>
           </w:tcPr>
           <w:p>
             <w:pPr>
@@ -2820,7 +4082,7 @@
         </w:tc>
         <w:tc>
           <w:tcPr>
-            <w:tcW w:type="dxa" w:w="1440"/>
+            <w:tcW w:type="dxa" w:w="960"/>
           </w:tcPr>
           <w:p>
             <w:pPr>
@@ -2831,6 +4093,51 @@
                 <w:sz w:val="20"/>
               </w:rPr>
               <w:t>7196</w:t>
+            </w:r>
+          </w:p>
+        </w:tc>
+        <w:tc>
+          <w:tcPr>
+            <w:tcW w:type="dxa" w:w="960"/>
+          </w:tcPr>
+          <w:p>
+            <w:pPr>
+              <w:jc w:val="center"/>
+            </w:pPr>
+            <w:r>
+              <w:rPr>
+                <w:sz w:val="20"/>
+              </w:rPr>
+            </w:r>
+          </w:p>
+        </w:tc>
+        <w:tc>
+          <w:tcPr>
+            <w:tcW w:type="dxa" w:w="960"/>
+          </w:tcPr>
+          <w:p>
+            <w:pPr>
+              <w:jc w:val="center"/>
+            </w:pPr>
+            <w:r>
+              <w:rPr>
+                <w:sz w:val="20"/>
+              </w:rPr>
+            </w:r>
+          </w:p>
+        </w:tc>
+        <w:tc>
+          <w:tcPr>
+            <w:tcW w:type="dxa" w:w="960"/>
+          </w:tcPr>
+          <w:p>
+            <w:pPr>
+              <w:jc w:val="center"/>
+            </w:pPr>
+            <w:r>
+              <w:rPr>
+                <w:sz w:val="20"/>
+              </w:rPr>
             </w:r>
           </w:p>
         </w:tc>
@@ -2838,7 +4145,7 @@
       <w:tr>
         <w:tc>
           <w:tcPr>
-            <w:tcW w:type="dxa" w:w="1440"/>
+            <w:tcW w:type="dxa" w:w="960"/>
           </w:tcPr>
           <w:p>
             <w:pPr>
@@ -2854,7 +4161,7 @@
         </w:tc>
         <w:tc>
           <w:tcPr>
-            <w:tcW w:type="dxa" w:w="1440"/>
+            <w:tcW w:type="dxa" w:w="960"/>
           </w:tcPr>
           <w:p>
             <w:pPr>
@@ -2870,7 +4177,7 @@
         </w:tc>
         <w:tc>
           <w:tcPr>
-            <w:tcW w:type="dxa" w:w="1440"/>
+            <w:tcW w:type="dxa" w:w="960"/>
           </w:tcPr>
           <w:p>
             <w:pPr>
@@ -2886,7 +4193,7 @@
         </w:tc>
         <w:tc>
           <w:tcPr>
-            <w:tcW w:type="dxa" w:w="1440"/>
+            <w:tcW w:type="dxa" w:w="960"/>
           </w:tcPr>
           <w:p>
             <w:pPr>
@@ -2902,7 +4209,7 @@
         </w:tc>
         <w:tc>
           <w:tcPr>
-            <w:tcW w:type="dxa" w:w="1440"/>
+            <w:tcW w:type="dxa" w:w="960"/>
           </w:tcPr>
           <w:p>
             <w:pPr>
@@ -2918,7 +4225,7 @@
         </w:tc>
         <w:tc>
           <w:tcPr>
-            <w:tcW w:type="dxa" w:w="1440"/>
+            <w:tcW w:type="dxa" w:w="960"/>
           </w:tcPr>
           <w:p>
             <w:pPr>
@@ -2929,6 +4236,51 @@
                 <w:sz w:val="20"/>
               </w:rPr>
               <w:t>14627</w:t>
+            </w:r>
+          </w:p>
+        </w:tc>
+        <w:tc>
+          <w:tcPr>
+            <w:tcW w:type="dxa" w:w="960"/>
+          </w:tcPr>
+          <w:p>
+            <w:pPr>
+              <w:jc w:val="center"/>
+            </w:pPr>
+            <w:r>
+              <w:rPr>
+                <w:sz w:val="20"/>
+              </w:rPr>
+            </w:r>
+          </w:p>
+        </w:tc>
+        <w:tc>
+          <w:tcPr>
+            <w:tcW w:type="dxa" w:w="960"/>
+          </w:tcPr>
+          <w:p>
+            <w:pPr>
+              <w:jc w:val="center"/>
+            </w:pPr>
+            <w:r>
+              <w:rPr>
+                <w:sz w:val="20"/>
+              </w:rPr>
+            </w:r>
+          </w:p>
+        </w:tc>
+        <w:tc>
+          <w:tcPr>
+            <w:tcW w:type="dxa" w:w="960"/>
+          </w:tcPr>
+          <w:p>
+            <w:pPr>
+              <w:jc w:val="center"/>
+            </w:pPr>
+            <w:r>
+              <w:rPr>
+                <w:sz w:val="20"/>
+              </w:rPr>
             </w:r>
           </w:p>
         </w:tc>
@@ -2936,7 +4288,7 @@
       <w:tr>
         <w:tc>
           <w:tcPr>
-            <w:tcW w:type="dxa" w:w="1440"/>
+            <w:tcW w:type="dxa" w:w="960"/>
           </w:tcPr>
           <w:p>
             <w:pPr>
@@ -2952,7 +4304,7 @@
         </w:tc>
         <w:tc>
           <w:tcPr>
-            <w:tcW w:type="dxa" w:w="1440"/>
+            <w:tcW w:type="dxa" w:w="960"/>
           </w:tcPr>
           <w:p>
             <w:pPr>
@@ -2968,7 +4320,7 @@
         </w:tc>
         <w:tc>
           <w:tcPr>
-            <w:tcW w:type="dxa" w:w="1440"/>
+            <w:tcW w:type="dxa" w:w="960"/>
           </w:tcPr>
           <w:p>
             <w:pPr>
@@ -2984,7 +4336,7 @@
         </w:tc>
         <w:tc>
           <w:tcPr>
-            <w:tcW w:type="dxa" w:w="1440"/>
+            <w:tcW w:type="dxa" w:w="960"/>
           </w:tcPr>
           <w:p>
             <w:pPr>
@@ -3000,7 +4352,7 @@
         </w:tc>
         <w:tc>
           <w:tcPr>
-            <w:tcW w:type="dxa" w:w="1440"/>
+            <w:tcW w:type="dxa" w:w="960"/>
           </w:tcPr>
           <w:p>
             <w:pPr>
@@ -3016,7 +4368,7 @@
         </w:tc>
         <w:tc>
           <w:tcPr>
-            <w:tcW w:type="dxa" w:w="1440"/>
+            <w:tcW w:type="dxa" w:w="960"/>
           </w:tcPr>
           <w:p>
             <w:pPr>
@@ -3027,6 +4379,51 @@
                 <w:sz w:val="20"/>
               </w:rPr>
               <w:t>14215</w:t>
+            </w:r>
+          </w:p>
+        </w:tc>
+        <w:tc>
+          <w:tcPr>
+            <w:tcW w:type="dxa" w:w="960"/>
+          </w:tcPr>
+          <w:p>
+            <w:pPr>
+              <w:jc w:val="center"/>
+            </w:pPr>
+            <w:r>
+              <w:rPr>
+                <w:sz w:val="20"/>
+              </w:rPr>
+            </w:r>
+          </w:p>
+        </w:tc>
+        <w:tc>
+          <w:tcPr>
+            <w:tcW w:type="dxa" w:w="960"/>
+          </w:tcPr>
+          <w:p>
+            <w:pPr>
+              <w:jc w:val="center"/>
+            </w:pPr>
+            <w:r>
+              <w:rPr>
+                <w:sz w:val="20"/>
+              </w:rPr>
+            </w:r>
+          </w:p>
+        </w:tc>
+        <w:tc>
+          <w:tcPr>
+            <w:tcW w:type="dxa" w:w="960"/>
+          </w:tcPr>
+          <w:p>
+            <w:pPr>
+              <w:jc w:val="center"/>
+            </w:pPr>
+            <w:r>
+              <w:rPr>
+                <w:sz w:val="20"/>
+              </w:rPr>
             </w:r>
           </w:p>
         </w:tc>
@@ -3034,7 +4431,7 @@
       <w:tr>
         <w:tc>
           <w:tcPr>
-            <w:tcW w:type="dxa" w:w="1440"/>
+            <w:tcW w:type="dxa" w:w="960"/>
           </w:tcPr>
           <w:p>
             <w:pPr>
@@ -3050,7 +4447,7 @@
         </w:tc>
         <w:tc>
           <w:tcPr>
-            <w:tcW w:type="dxa" w:w="1440"/>
+            <w:tcW w:type="dxa" w:w="960"/>
           </w:tcPr>
           <w:p>
             <w:pPr>
@@ -3066,7 +4463,7 @@
         </w:tc>
         <w:tc>
           <w:tcPr>
-            <w:tcW w:type="dxa" w:w="1440"/>
+            <w:tcW w:type="dxa" w:w="960"/>
           </w:tcPr>
           <w:p>
             <w:pPr>
@@ -3082,7 +4479,7 @@
         </w:tc>
         <w:tc>
           <w:tcPr>
-            <w:tcW w:type="dxa" w:w="1440"/>
+            <w:tcW w:type="dxa" w:w="960"/>
           </w:tcPr>
           <w:p>
             <w:pPr>
@@ -3098,7 +4495,7 @@
         </w:tc>
         <w:tc>
           <w:tcPr>
-            <w:tcW w:type="dxa" w:w="1440"/>
+            <w:tcW w:type="dxa" w:w="960"/>
           </w:tcPr>
           <w:p>
             <w:pPr>
@@ -3114,7 +4511,7 @@
         </w:tc>
         <w:tc>
           <w:tcPr>
-            <w:tcW w:type="dxa" w:w="1440"/>
+            <w:tcW w:type="dxa" w:w="960"/>
           </w:tcPr>
           <w:p>
             <w:pPr>
@@ -3125,6 +4522,51 @@
                 <w:sz w:val="20"/>
               </w:rPr>
               <w:t>6983</w:t>
+            </w:r>
+          </w:p>
+        </w:tc>
+        <w:tc>
+          <w:tcPr>
+            <w:tcW w:type="dxa" w:w="960"/>
+          </w:tcPr>
+          <w:p>
+            <w:pPr>
+              <w:jc w:val="center"/>
+            </w:pPr>
+            <w:r>
+              <w:rPr>
+                <w:sz w:val="20"/>
+              </w:rPr>
+            </w:r>
+          </w:p>
+        </w:tc>
+        <w:tc>
+          <w:tcPr>
+            <w:tcW w:type="dxa" w:w="960"/>
+          </w:tcPr>
+          <w:p>
+            <w:pPr>
+              <w:jc w:val="center"/>
+            </w:pPr>
+            <w:r>
+              <w:rPr>
+                <w:sz w:val="20"/>
+              </w:rPr>
+            </w:r>
+          </w:p>
+        </w:tc>
+        <w:tc>
+          <w:tcPr>
+            <w:tcW w:type="dxa" w:w="960"/>
+          </w:tcPr>
+          <w:p>
+            <w:pPr>
+              <w:jc w:val="center"/>
+            </w:pPr>
+            <w:r>
+              <w:rPr>
+                <w:sz w:val="20"/>
+              </w:rPr>
             </w:r>
           </w:p>
         </w:tc>
@@ -3132,7 +4574,7 @@
       <w:tr>
         <w:tc>
           <w:tcPr>
-            <w:tcW w:type="dxa" w:w="1440"/>
+            <w:tcW w:type="dxa" w:w="960"/>
           </w:tcPr>
           <w:p>
             <w:pPr>
@@ -3148,7 +4590,7 @@
         </w:tc>
         <w:tc>
           <w:tcPr>
-            <w:tcW w:type="dxa" w:w="1440"/>
+            <w:tcW w:type="dxa" w:w="960"/>
           </w:tcPr>
           <w:p>
             <w:pPr>
@@ -3164,7 +4606,7 @@
         </w:tc>
         <w:tc>
           <w:tcPr>
-            <w:tcW w:type="dxa" w:w="1440"/>
+            <w:tcW w:type="dxa" w:w="960"/>
           </w:tcPr>
           <w:p>
             <w:pPr>
@@ -3180,7 +4622,7 @@
         </w:tc>
         <w:tc>
           <w:tcPr>
-            <w:tcW w:type="dxa" w:w="1440"/>
+            <w:tcW w:type="dxa" w:w="960"/>
           </w:tcPr>
           <w:p>
             <w:pPr>
@@ -3196,7 +4638,7 @@
         </w:tc>
         <w:tc>
           <w:tcPr>
-            <w:tcW w:type="dxa" w:w="1440"/>
+            <w:tcW w:type="dxa" w:w="960"/>
           </w:tcPr>
           <w:p>
             <w:pPr>
@@ -3212,7 +4654,7 @@
         </w:tc>
         <w:tc>
           <w:tcPr>
-            <w:tcW w:type="dxa" w:w="1440"/>
+            <w:tcW w:type="dxa" w:w="960"/>
           </w:tcPr>
           <w:p>
             <w:pPr>
@@ -3223,6 +4665,51 @@
                 <w:sz w:val="20"/>
               </w:rPr>
               <w:t>18392</w:t>
+            </w:r>
+          </w:p>
+        </w:tc>
+        <w:tc>
+          <w:tcPr>
+            <w:tcW w:type="dxa" w:w="960"/>
+          </w:tcPr>
+          <w:p>
+            <w:pPr>
+              <w:jc w:val="center"/>
+            </w:pPr>
+            <w:r>
+              <w:rPr>
+                <w:sz w:val="20"/>
+              </w:rPr>
+            </w:r>
+          </w:p>
+        </w:tc>
+        <w:tc>
+          <w:tcPr>
+            <w:tcW w:type="dxa" w:w="960"/>
+          </w:tcPr>
+          <w:p>
+            <w:pPr>
+              <w:jc w:val="center"/>
+            </w:pPr>
+            <w:r>
+              <w:rPr>
+                <w:sz w:val="20"/>
+              </w:rPr>
+            </w:r>
+          </w:p>
+        </w:tc>
+        <w:tc>
+          <w:tcPr>
+            <w:tcW w:type="dxa" w:w="960"/>
+          </w:tcPr>
+          <w:p>
+            <w:pPr>
+              <w:jc w:val="center"/>
+            </w:pPr>
+            <w:r>
+              <w:rPr>
+                <w:sz w:val="20"/>
+              </w:rPr>
             </w:r>
           </w:p>
         </w:tc>
@@ -3230,7 +4717,7 @@
       <w:tr>
         <w:tc>
           <w:tcPr>
-            <w:tcW w:type="dxa" w:w="1440"/>
+            <w:tcW w:type="dxa" w:w="960"/>
           </w:tcPr>
           <w:p>
             <w:pPr>
@@ -3246,7 +4733,7 @@
         </w:tc>
         <w:tc>
           <w:tcPr>
-            <w:tcW w:type="dxa" w:w="1440"/>
+            <w:tcW w:type="dxa" w:w="960"/>
           </w:tcPr>
           <w:p>
             <w:pPr>
@@ -3262,7 +4749,7 @@
         </w:tc>
         <w:tc>
           <w:tcPr>
-            <w:tcW w:type="dxa" w:w="1440"/>
+            <w:tcW w:type="dxa" w:w="960"/>
           </w:tcPr>
           <w:p>
             <w:pPr>
@@ -3278,7 +4765,7 @@
         </w:tc>
         <w:tc>
           <w:tcPr>
-            <w:tcW w:type="dxa" w:w="1440"/>
+            <w:tcW w:type="dxa" w:w="960"/>
           </w:tcPr>
           <w:p>
             <w:pPr>
@@ -3294,7 +4781,7 @@
         </w:tc>
         <w:tc>
           <w:tcPr>
-            <w:tcW w:type="dxa" w:w="1440"/>
+            <w:tcW w:type="dxa" w:w="960"/>
           </w:tcPr>
           <w:p>
             <w:pPr>
@@ -3310,7 +4797,7 @@
         </w:tc>
         <w:tc>
           <w:tcPr>
-            <w:tcW w:type="dxa" w:w="1440"/>
+            <w:tcW w:type="dxa" w:w="960"/>
           </w:tcPr>
           <w:p>
             <w:pPr>
@@ -3321,6 +4808,51 @@
                 <w:sz w:val="20"/>
               </w:rPr>
               <w:t>14229</w:t>
+            </w:r>
+          </w:p>
+        </w:tc>
+        <w:tc>
+          <w:tcPr>
+            <w:tcW w:type="dxa" w:w="960"/>
+          </w:tcPr>
+          <w:p>
+            <w:pPr>
+              <w:jc w:val="center"/>
+            </w:pPr>
+            <w:r>
+              <w:rPr>
+                <w:sz w:val="20"/>
+              </w:rPr>
+            </w:r>
+          </w:p>
+        </w:tc>
+        <w:tc>
+          <w:tcPr>
+            <w:tcW w:type="dxa" w:w="960"/>
+          </w:tcPr>
+          <w:p>
+            <w:pPr>
+              <w:jc w:val="center"/>
+            </w:pPr>
+            <w:r>
+              <w:rPr>
+                <w:sz w:val="20"/>
+              </w:rPr>
+            </w:r>
+          </w:p>
+        </w:tc>
+        <w:tc>
+          <w:tcPr>
+            <w:tcW w:type="dxa" w:w="960"/>
+          </w:tcPr>
+          <w:p>
+            <w:pPr>
+              <w:jc w:val="center"/>
+            </w:pPr>
+            <w:r>
+              <w:rPr>
+                <w:sz w:val="20"/>
+              </w:rPr>
             </w:r>
           </w:p>
         </w:tc>
@@ -3328,7 +4860,7 @@
       <w:tr>
         <w:tc>
           <w:tcPr>
-            <w:tcW w:type="dxa" w:w="1440"/>
+            <w:tcW w:type="dxa" w:w="960"/>
           </w:tcPr>
           <w:p>
             <w:pPr>
@@ -3344,7 +4876,7 @@
         </w:tc>
         <w:tc>
           <w:tcPr>
-            <w:tcW w:type="dxa" w:w="1440"/>
+            <w:tcW w:type="dxa" w:w="960"/>
           </w:tcPr>
           <w:p>
             <w:pPr>
@@ -3360,7 +4892,7 @@
         </w:tc>
         <w:tc>
           <w:tcPr>
-            <w:tcW w:type="dxa" w:w="1440"/>
+            <w:tcW w:type="dxa" w:w="960"/>
           </w:tcPr>
           <w:p>
             <w:pPr>
@@ -3376,7 +4908,7 @@
         </w:tc>
         <w:tc>
           <w:tcPr>
-            <w:tcW w:type="dxa" w:w="1440"/>
+            <w:tcW w:type="dxa" w:w="960"/>
           </w:tcPr>
           <w:p>
             <w:pPr>
@@ -3392,7 +4924,7 @@
         </w:tc>
         <w:tc>
           <w:tcPr>
-            <w:tcW w:type="dxa" w:w="1440"/>
+            <w:tcW w:type="dxa" w:w="960"/>
           </w:tcPr>
           <w:p>
             <w:pPr>
@@ -3408,7 +4940,7 @@
         </w:tc>
         <w:tc>
           <w:tcPr>
-            <w:tcW w:type="dxa" w:w="1440"/>
+            <w:tcW w:type="dxa" w:w="960"/>
           </w:tcPr>
           <w:p>
             <w:pPr>
@@ -3419,6 +4951,51 @@
                 <w:sz w:val="20"/>
               </w:rPr>
               <w:t>9219</w:t>
+            </w:r>
+          </w:p>
+        </w:tc>
+        <w:tc>
+          <w:tcPr>
+            <w:tcW w:type="dxa" w:w="960"/>
+          </w:tcPr>
+          <w:p>
+            <w:pPr>
+              <w:jc w:val="center"/>
+            </w:pPr>
+            <w:r>
+              <w:rPr>
+                <w:sz w:val="20"/>
+              </w:rPr>
+            </w:r>
+          </w:p>
+        </w:tc>
+        <w:tc>
+          <w:tcPr>
+            <w:tcW w:type="dxa" w:w="960"/>
+          </w:tcPr>
+          <w:p>
+            <w:pPr>
+              <w:jc w:val="center"/>
+            </w:pPr>
+            <w:r>
+              <w:rPr>
+                <w:sz w:val="20"/>
+              </w:rPr>
+            </w:r>
+          </w:p>
+        </w:tc>
+        <w:tc>
+          <w:tcPr>
+            <w:tcW w:type="dxa" w:w="960"/>
+          </w:tcPr>
+          <w:p>
+            <w:pPr>
+              <w:jc w:val="center"/>
+            </w:pPr>
+            <w:r>
+              <w:rPr>
+                <w:sz w:val="20"/>
+              </w:rPr>
             </w:r>
           </w:p>
         </w:tc>
@@ -3426,7 +5003,7 @@
       <w:tr>
         <w:tc>
           <w:tcPr>
-            <w:tcW w:type="dxa" w:w="1440"/>
+            <w:tcW w:type="dxa" w:w="960"/>
           </w:tcPr>
           <w:p>
             <w:pPr>
@@ -3442,7 +5019,7 @@
         </w:tc>
         <w:tc>
           <w:tcPr>
-            <w:tcW w:type="dxa" w:w="1440"/>
+            <w:tcW w:type="dxa" w:w="960"/>
           </w:tcPr>
           <w:p>
             <w:pPr>
@@ -3458,7 +5035,7 @@
         </w:tc>
         <w:tc>
           <w:tcPr>
-            <w:tcW w:type="dxa" w:w="1440"/>
+            <w:tcW w:type="dxa" w:w="960"/>
           </w:tcPr>
           <w:p>
             <w:pPr>
@@ -3474,37 +5051,82 @@
         </w:tc>
         <w:tc>
           <w:tcPr>
-            <w:tcW w:type="dxa" w:w="1440"/>
-          </w:tcPr>
-          <w:p>
-            <w:pPr>
-              <w:jc w:val="center"/>
-            </w:pPr>
-            <w:r>
-              <w:rPr>
-                <w:sz w:val="20"/>
-              </w:rPr>
-            </w:r>
-          </w:p>
-        </w:tc>
-        <w:tc>
-          <w:tcPr>
-            <w:tcW w:type="dxa" w:w="1440"/>
-          </w:tcPr>
-          <w:p>
-            <w:pPr>
-              <w:jc w:val="center"/>
-            </w:pPr>
-            <w:r>
-              <w:rPr>
-                <w:sz w:val="20"/>
-              </w:rPr>
-            </w:r>
-          </w:p>
-        </w:tc>
-        <w:tc>
-          <w:tcPr>
-            <w:tcW w:type="dxa" w:w="1440"/>
+            <w:tcW w:type="dxa" w:w="960"/>
+          </w:tcPr>
+          <w:p>
+            <w:pPr>
+              <w:jc w:val="center"/>
+            </w:pPr>
+            <w:r>
+              <w:rPr>
+                <w:sz w:val="20"/>
+              </w:rPr>
+            </w:r>
+          </w:p>
+        </w:tc>
+        <w:tc>
+          <w:tcPr>
+            <w:tcW w:type="dxa" w:w="960"/>
+          </w:tcPr>
+          <w:p>
+            <w:pPr>
+              <w:jc w:val="center"/>
+            </w:pPr>
+            <w:r>
+              <w:rPr>
+                <w:sz w:val="20"/>
+              </w:rPr>
+            </w:r>
+          </w:p>
+        </w:tc>
+        <w:tc>
+          <w:tcPr>
+            <w:tcW w:type="dxa" w:w="960"/>
+          </w:tcPr>
+          <w:p>
+            <w:pPr>
+              <w:jc w:val="center"/>
+            </w:pPr>
+            <w:r>
+              <w:rPr>
+                <w:sz w:val="20"/>
+              </w:rPr>
+            </w:r>
+          </w:p>
+        </w:tc>
+        <w:tc>
+          <w:tcPr>
+            <w:tcW w:type="dxa" w:w="960"/>
+          </w:tcPr>
+          <w:p>
+            <w:pPr>
+              <w:jc w:val="center"/>
+            </w:pPr>
+            <w:r>
+              <w:rPr>
+                <w:sz w:val="20"/>
+              </w:rPr>
+            </w:r>
+          </w:p>
+        </w:tc>
+        <w:tc>
+          <w:tcPr>
+            <w:tcW w:type="dxa" w:w="960"/>
+          </w:tcPr>
+          <w:p>
+            <w:pPr>
+              <w:jc w:val="center"/>
+            </w:pPr>
+            <w:r>
+              <w:rPr>
+                <w:sz w:val="20"/>
+              </w:rPr>
+            </w:r>
+          </w:p>
+        </w:tc>
+        <w:tc>
+          <w:tcPr>
+            <w:tcW w:type="dxa" w:w="960"/>
           </w:tcPr>
           <w:p>
             <w:pPr>
@@ -3521,7 +5143,7 @@
       <w:tr>
         <w:tc>
           <w:tcPr>
-            <w:tcW w:type="dxa" w:w="1440"/>
+            <w:tcW w:type="dxa" w:w="960"/>
           </w:tcPr>
           <w:p>
             <w:pPr>
@@ -3537,7 +5159,7 @@
         </w:tc>
         <w:tc>
           <w:tcPr>
-            <w:tcW w:type="dxa" w:w="1440"/>
+            <w:tcW w:type="dxa" w:w="960"/>
           </w:tcPr>
           <w:p>
             <w:pPr>
@@ -3553,7 +5175,7 @@
         </w:tc>
         <w:tc>
           <w:tcPr>
-            <w:tcW w:type="dxa" w:w="1440"/>
+            <w:tcW w:type="dxa" w:w="960"/>
           </w:tcPr>
           <w:p>
             <w:pPr>
@@ -3569,7 +5191,7 @@
         </w:tc>
         <w:tc>
           <w:tcPr>
-            <w:tcW w:type="dxa" w:w="1440"/>
+            <w:tcW w:type="dxa" w:w="960"/>
           </w:tcPr>
           <w:p>
             <w:pPr>
@@ -3585,7 +5207,7 @@
         </w:tc>
         <w:tc>
           <w:tcPr>
-            <w:tcW w:type="dxa" w:w="1440"/>
+            <w:tcW w:type="dxa" w:w="960"/>
           </w:tcPr>
           <w:p>
             <w:pPr>
@@ -3601,7 +5223,7 @@
         </w:tc>
         <w:tc>
           <w:tcPr>
-            <w:tcW w:type="dxa" w:w="1440"/>
+            <w:tcW w:type="dxa" w:w="960"/>
           </w:tcPr>
           <w:p>
             <w:pPr>
@@ -3612,6 +5234,51 @@
                 <w:sz w:val="20"/>
               </w:rPr>
               <w:t>7017</w:t>
+            </w:r>
+          </w:p>
+        </w:tc>
+        <w:tc>
+          <w:tcPr>
+            <w:tcW w:type="dxa" w:w="960"/>
+          </w:tcPr>
+          <w:p>
+            <w:pPr>
+              <w:jc w:val="center"/>
+            </w:pPr>
+            <w:r>
+              <w:rPr>
+                <w:sz w:val="20"/>
+              </w:rPr>
+            </w:r>
+          </w:p>
+        </w:tc>
+        <w:tc>
+          <w:tcPr>
+            <w:tcW w:type="dxa" w:w="960"/>
+          </w:tcPr>
+          <w:p>
+            <w:pPr>
+              <w:jc w:val="center"/>
+            </w:pPr>
+            <w:r>
+              <w:rPr>
+                <w:sz w:val="20"/>
+              </w:rPr>
+            </w:r>
+          </w:p>
+        </w:tc>
+        <w:tc>
+          <w:tcPr>
+            <w:tcW w:type="dxa" w:w="960"/>
+          </w:tcPr>
+          <w:p>
+            <w:pPr>
+              <w:jc w:val="center"/>
+            </w:pPr>
+            <w:r>
+              <w:rPr>
+                <w:sz w:val="20"/>
+              </w:rPr>
             </w:r>
           </w:p>
         </w:tc>
@@ -3619,7 +5286,7 @@
       <w:tr>
         <w:tc>
           <w:tcPr>
-            <w:tcW w:type="dxa" w:w="1440"/>
+            <w:tcW w:type="dxa" w:w="960"/>
           </w:tcPr>
           <w:p>
             <w:pPr>
@@ -3635,7 +5302,7 @@
         </w:tc>
         <w:tc>
           <w:tcPr>
-            <w:tcW w:type="dxa" w:w="1440"/>
+            <w:tcW w:type="dxa" w:w="960"/>
           </w:tcPr>
           <w:p>
             <w:pPr>
@@ -3651,7 +5318,7 @@
         </w:tc>
         <w:tc>
           <w:tcPr>
-            <w:tcW w:type="dxa" w:w="1440"/>
+            <w:tcW w:type="dxa" w:w="960"/>
           </w:tcPr>
           <w:p>
             <w:pPr>
@@ -3667,7 +5334,7 @@
         </w:tc>
         <w:tc>
           <w:tcPr>
-            <w:tcW w:type="dxa" w:w="1440"/>
+            <w:tcW w:type="dxa" w:w="960"/>
           </w:tcPr>
           <w:p>
             <w:pPr>
@@ -3683,7 +5350,7 @@
         </w:tc>
         <w:tc>
           <w:tcPr>
-            <w:tcW w:type="dxa" w:w="1440"/>
+            <w:tcW w:type="dxa" w:w="960"/>
           </w:tcPr>
           <w:p>
             <w:pPr>
@@ -3699,7 +5366,7 @@
         </w:tc>
         <w:tc>
           <w:tcPr>
-            <w:tcW w:type="dxa" w:w="1440"/>
+            <w:tcW w:type="dxa" w:w="960"/>
           </w:tcPr>
           <w:p>
             <w:pPr>
@@ -3710,6 +5377,51 @@
                 <w:sz w:val="20"/>
               </w:rPr>
               <w:t>8602</w:t>
+            </w:r>
+          </w:p>
+        </w:tc>
+        <w:tc>
+          <w:tcPr>
+            <w:tcW w:type="dxa" w:w="960"/>
+          </w:tcPr>
+          <w:p>
+            <w:pPr>
+              <w:jc w:val="center"/>
+            </w:pPr>
+            <w:r>
+              <w:rPr>
+                <w:sz w:val="20"/>
+              </w:rPr>
+            </w:r>
+          </w:p>
+        </w:tc>
+        <w:tc>
+          <w:tcPr>
+            <w:tcW w:type="dxa" w:w="960"/>
+          </w:tcPr>
+          <w:p>
+            <w:pPr>
+              <w:jc w:val="center"/>
+            </w:pPr>
+            <w:r>
+              <w:rPr>
+                <w:sz w:val="20"/>
+              </w:rPr>
+            </w:r>
+          </w:p>
+        </w:tc>
+        <w:tc>
+          <w:tcPr>
+            <w:tcW w:type="dxa" w:w="960"/>
+          </w:tcPr>
+          <w:p>
+            <w:pPr>
+              <w:jc w:val="center"/>
+            </w:pPr>
+            <w:r>
+              <w:rPr>
+                <w:sz w:val="20"/>
+              </w:rPr>
             </w:r>
           </w:p>
         </w:tc>

--- a/results/Machine Learning for Polymer Design to Enhance Pervaporation-Based Organic Recovery/target_log (Separation factor)/tabular results/kernel_combination_scores.docx
+++ b/results/Machine Learning for Polymer Design to Enhance Pervaporation-Based Organic Recovery/target_log (Separation factor)/tabular results/kernel_combination_scores.docx
@@ -828,36 +828,39 @@
               <w:rPr>
                 <w:sz w:val="20"/>
               </w:rPr>
-            </w:r>
-          </w:p>
-        </w:tc>
-        <w:tc>
-          <w:tcPr>
-            <w:tcW w:type="dxa" w:w="960"/>
-          </w:tcPr>
-          <w:p>
-            <w:pPr>
-              <w:jc w:val="center"/>
-            </w:pPr>
-            <w:r>
-              <w:rPr>
-                <w:sz w:val="20"/>
-              </w:rPr>
-            </w:r>
-          </w:p>
-        </w:tc>
-        <w:tc>
-          <w:tcPr>
-            <w:tcW w:type="dxa" w:w="960"/>
-          </w:tcPr>
-          <w:p>
-            <w:pPr>
-              <w:jc w:val="center"/>
-            </w:pPr>
-            <w:r>
-              <w:rPr>
-                <w:sz w:val="20"/>
-              </w:rPr>
+              <w:t>0.45 ± 0.02</w:t>
+            </w:r>
+          </w:p>
+        </w:tc>
+        <w:tc>
+          <w:tcPr>
+            <w:tcW w:type="dxa" w:w="960"/>
+          </w:tcPr>
+          <w:p>
+            <w:pPr>
+              <w:jc w:val="center"/>
+            </w:pPr>
+            <w:r>
+              <w:rPr>
+                <w:sz w:val="20"/>
+              </w:rPr>
+              <w:t>0.76 ± 0.01</w:t>
+            </w:r>
+          </w:p>
+        </w:tc>
+        <w:tc>
+          <w:tcPr>
+            <w:tcW w:type="dxa" w:w="960"/>
+          </w:tcPr>
+          <w:p>
+            <w:pPr>
+              <w:jc w:val="center"/>
+            </w:pPr>
+            <w:r>
+              <w:rPr>
+                <w:sz w:val="20"/>
+              </w:rPr>
+              <w:t>1676</w:t>
             </w:r>
           </w:p>
         </w:tc>
@@ -1114,36 +1117,39 @@
               <w:rPr>
                 <w:sz w:val="20"/>
               </w:rPr>
-            </w:r>
-          </w:p>
-        </w:tc>
-        <w:tc>
-          <w:tcPr>
-            <w:tcW w:type="dxa" w:w="960"/>
-          </w:tcPr>
-          <w:p>
-            <w:pPr>
-              <w:jc w:val="center"/>
-            </w:pPr>
-            <w:r>
-              <w:rPr>
-                <w:sz w:val="20"/>
-              </w:rPr>
-            </w:r>
-          </w:p>
-        </w:tc>
-        <w:tc>
-          <w:tcPr>
-            <w:tcW w:type="dxa" w:w="960"/>
-          </w:tcPr>
-          <w:p>
-            <w:pPr>
-              <w:jc w:val="center"/>
-            </w:pPr>
-            <w:r>
-              <w:rPr>
-                <w:sz w:val="20"/>
-              </w:rPr>
+              <w:t>0.36 ± 0.02</w:t>
+            </w:r>
+          </w:p>
+        </w:tc>
+        <w:tc>
+          <w:tcPr>
+            <w:tcW w:type="dxa" w:w="960"/>
+          </w:tcPr>
+          <w:p>
+            <w:pPr>
+              <w:jc w:val="center"/>
+            </w:pPr>
+            <w:r>
+              <w:rPr>
+                <w:sz w:val="20"/>
+              </w:rPr>
+              <w:t>0.85 ± 0.02</w:t>
+            </w:r>
+          </w:p>
+        </w:tc>
+        <w:tc>
+          <w:tcPr>
+            <w:tcW w:type="dxa" w:w="960"/>
+          </w:tcPr>
+          <w:p>
+            <w:pPr>
+              <w:jc w:val="center"/>
+            </w:pPr>
+            <w:r>
+              <w:rPr>
+                <w:sz w:val="20"/>
+              </w:rPr>
+              <w:t>1531</w:t>
             </w:r>
           </w:p>
         </w:tc>
@@ -1400,36 +1406,39 @@
               <w:rPr>
                 <w:sz w:val="20"/>
               </w:rPr>
-            </w:r>
-          </w:p>
-        </w:tc>
-        <w:tc>
-          <w:tcPr>
-            <w:tcW w:type="dxa" w:w="960"/>
-          </w:tcPr>
-          <w:p>
-            <w:pPr>
-              <w:jc w:val="center"/>
-            </w:pPr>
-            <w:r>
-              <w:rPr>
-                <w:sz w:val="20"/>
-              </w:rPr>
-            </w:r>
-          </w:p>
-        </w:tc>
-        <w:tc>
-          <w:tcPr>
-            <w:tcW w:type="dxa" w:w="960"/>
-          </w:tcPr>
-          <w:p>
-            <w:pPr>
-              <w:jc w:val="center"/>
-            </w:pPr>
-            <w:r>
-              <w:rPr>
-                <w:sz w:val="20"/>
-              </w:rPr>
+              <w:t>0.31 ± 0.03</w:t>
+            </w:r>
+          </w:p>
+        </w:tc>
+        <w:tc>
+          <w:tcPr>
+            <w:tcW w:type="dxa" w:w="960"/>
+          </w:tcPr>
+          <w:p>
+            <w:pPr>
+              <w:jc w:val="center"/>
+            </w:pPr>
+            <w:r>
+              <w:rPr>
+                <w:sz w:val="20"/>
+              </w:rPr>
+              <w:t>0.88 ± 0.02</w:t>
+            </w:r>
+          </w:p>
+        </w:tc>
+        <w:tc>
+          <w:tcPr>
+            <w:tcW w:type="dxa" w:w="960"/>
+          </w:tcPr>
+          <w:p>
+            <w:pPr>
+              <w:jc w:val="center"/>
+            </w:pPr>
+            <w:r>
+              <w:rPr>
+                <w:sz w:val="20"/>
+              </w:rPr>
+              <w:t>1460</w:t>
             </w:r>
           </w:p>
         </w:tc>
@@ -1543,36 +1552,39 @@
               <w:rPr>
                 <w:sz w:val="20"/>
               </w:rPr>
-            </w:r>
-          </w:p>
-        </w:tc>
-        <w:tc>
-          <w:tcPr>
-            <w:tcW w:type="dxa" w:w="960"/>
-          </w:tcPr>
-          <w:p>
-            <w:pPr>
-              <w:jc w:val="center"/>
-            </w:pPr>
-            <w:r>
-              <w:rPr>
-                <w:sz w:val="20"/>
-              </w:rPr>
-            </w:r>
-          </w:p>
-        </w:tc>
-        <w:tc>
-          <w:tcPr>
-            <w:tcW w:type="dxa" w:w="960"/>
-          </w:tcPr>
-          <w:p>
-            <w:pPr>
-              <w:jc w:val="center"/>
-            </w:pPr>
-            <w:r>
-              <w:rPr>
-                <w:sz w:val="20"/>
-              </w:rPr>
+              <w:t>0.36 ± 0.02</w:t>
+            </w:r>
+          </w:p>
+        </w:tc>
+        <w:tc>
+          <w:tcPr>
+            <w:tcW w:type="dxa" w:w="960"/>
+          </w:tcPr>
+          <w:p>
+            <w:pPr>
+              <w:jc w:val="center"/>
+            </w:pPr>
+            <w:r>
+              <w:rPr>
+                <w:sz w:val="20"/>
+              </w:rPr>
+              <w:t>0.85 ± 0.02</w:t>
+            </w:r>
+          </w:p>
+        </w:tc>
+        <w:tc>
+          <w:tcPr>
+            <w:tcW w:type="dxa" w:w="960"/>
+          </w:tcPr>
+          <w:p>
+            <w:pPr>
+              <w:jc w:val="center"/>
+            </w:pPr>
+            <w:r>
+              <w:rPr>
+                <w:sz w:val="20"/>
+              </w:rPr>
+              <w:t>1682</w:t>
             </w:r>
           </w:p>
         </w:tc>
@@ -1686,36 +1698,39 @@
               <w:rPr>
                 <w:sz w:val="20"/>
               </w:rPr>
-            </w:r>
-          </w:p>
-        </w:tc>
-        <w:tc>
-          <w:tcPr>
-            <w:tcW w:type="dxa" w:w="960"/>
-          </w:tcPr>
-          <w:p>
-            <w:pPr>
-              <w:jc w:val="center"/>
-            </w:pPr>
-            <w:r>
-              <w:rPr>
-                <w:sz w:val="20"/>
-              </w:rPr>
-            </w:r>
-          </w:p>
-        </w:tc>
-        <w:tc>
-          <w:tcPr>
-            <w:tcW w:type="dxa" w:w="960"/>
-          </w:tcPr>
-          <w:p>
-            <w:pPr>
-              <w:jc w:val="center"/>
-            </w:pPr>
-            <w:r>
-              <w:rPr>
-                <w:sz w:val="20"/>
-              </w:rPr>
+              <w:t>5285.64 ± 7183.71</w:t>
+            </w:r>
+          </w:p>
+        </w:tc>
+        <w:tc>
+          <w:tcPr>
+            <w:tcW w:type="dxa" w:w="960"/>
+          </w:tcPr>
+          <w:p>
+            <w:pPr>
+              <w:jc w:val="center"/>
+            </w:pPr>
+            <w:r>
+              <w:rPr>
+                <w:sz w:val="20"/>
+              </w:rPr>
+              <w:t>-90398628.18 ± 197860012.29</w:t>
+            </w:r>
+          </w:p>
+        </w:tc>
+        <w:tc>
+          <w:tcPr>
+            <w:tcW w:type="dxa" w:w="960"/>
+          </w:tcPr>
+          <w:p>
+            <w:pPr>
+              <w:jc w:val="center"/>
+            </w:pPr>
+            <w:r>
+              <w:rPr>
+                <w:sz w:val="20"/>
+              </w:rPr>
+              <w:t>1937</w:t>
             </w:r>
           </w:p>
         </w:tc>
@@ -2112,36 +2127,39 @@
               <w:rPr>
                 <w:sz w:val="20"/>
               </w:rPr>
-            </w:r>
-          </w:p>
-        </w:tc>
-        <w:tc>
-          <w:tcPr>
-            <w:tcW w:type="dxa" w:w="960"/>
-          </w:tcPr>
-          <w:p>
-            <w:pPr>
-              <w:jc w:val="center"/>
-            </w:pPr>
-            <w:r>
-              <w:rPr>
-                <w:sz w:val="20"/>
-              </w:rPr>
-            </w:r>
-          </w:p>
-        </w:tc>
-        <w:tc>
-          <w:tcPr>
-            <w:tcW w:type="dxa" w:w="960"/>
-          </w:tcPr>
-          <w:p>
-            <w:pPr>
-              <w:jc w:val="center"/>
-            </w:pPr>
-            <w:r>
-              <w:rPr>
-                <w:sz w:val="20"/>
-              </w:rPr>
+              <w:t>0.47 ± 0.02</w:t>
+            </w:r>
+          </w:p>
+        </w:tc>
+        <w:tc>
+          <w:tcPr>
+            <w:tcW w:type="dxa" w:w="960"/>
+          </w:tcPr>
+          <w:p>
+            <w:pPr>
+              <w:jc w:val="center"/>
+            </w:pPr>
+            <w:r>
+              <w:rPr>
+                <w:sz w:val="20"/>
+              </w:rPr>
+              <w:t>0.74 ± 0.02</w:t>
+            </w:r>
+          </w:p>
+        </w:tc>
+        <w:tc>
+          <w:tcPr>
+            <w:tcW w:type="dxa" w:w="960"/>
+          </w:tcPr>
+          <w:p>
+            <w:pPr>
+              <w:jc w:val="center"/>
+            </w:pPr>
+            <w:r>
+              <w:rPr>
+                <w:sz w:val="20"/>
+              </w:rPr>
+              <w:t>1536</w:t>
             </w:r>
           </w:p>
         </w:tc>
@@ -2535,36 +2553,39 @@
               <w:rPr>
                 <w:sz w:val="20"/>
               </w:rPr>
-            </w:r>
-          </w:p>
-        </w:tc>
-        <w:tc>
-          <w:tcPr>
-            <w:tcW w:type="dxa" w:w="960"/>
-          </w:tcPr>
-          <w:p>
-            <w:pPr>
-              <w:jc w:val="center"/>
-            </w:pPr>
-            <w:r>
-              <w:rPr>
-                <w:sz w:val="20"/>
-              </w:rPr>
-            </w:r>
-          </w:p>
-        </w:tc>
-        <w:tc>
-          <w:tcPr>
-            <w:tcW w:type="dxa" w:w="960"/>
-          </w:tcPr>
-          <w:p>
-            <w:pPr>
-              <w:jc w:val="center"/>
-            </w:pPr>
-            <w:r>
-              <w:rPr>
-                <w:sz w:val="20"/>
-              </w:rPr>
+              <w:t>0.46 ± 0.02</w:t>
+            </w:r>
+          </w:p>
+        </w:tc>
+        <w:tc>
+          <w:tcPr>
+            <w:tcW w:type="dxa" w:w="960"/>
+          </w:tcPr>
+          <w:p>
+            <w:pPr>
+              <w:jc w:val="center"/>
+            </w:pPr>
+            <w:r>
+              <w:rPr>
+                <w:sz w:val="20"/>
+              </w:rPr>
+              <w:t>0.74 ± 0.02</w:t>
+            </w:r>
+          </w:p>
+        </w:tc>
+        <w:tc>
+          <w:tcPr>
+            <w:tcW w:type="dxa" w:w="960"/>
+          </w:tcPr>
+          <w:p>
+            <w:pPr>
+              <w:jc w:val="center"/>
+            </w:pPr>
+            <w:r>
+              <w:rPr>
+                <w:sz w:val="20"/>
+              </w:rPr>
+              <w:t>1772</w:t>
             </w:r>
           </w:p>
         </w:tc>
@@ -3107,36 +3128,39 @@
               <w:rPr>
                 <w:sz w:val="20"/>
               </w:rPr>
-            </w:r>
-          </w:p>
-        </w:tc>
-        <w:tc>
-          <w:tcPr>
-            <w:tcW w:type="dxa" w:w="960"/>
-          </w:tcPr>
-          <w:p>
-            <w:pPr>
-              <w:jc w:val="center"/>
-            </w:pPr>
-            <w:r>
-              <w:rPr>
-                <w:sz w:val="20"/>
-              </w:rPr>
-            </w:r>
-          </w:p>
-        </w:tc>
-        <w:tc>
-          <w:tcPr>
-            <w:tcW w:type="dxa" w:w="960"/>
-          </w:tcPr>
-          <w:p>
-            <w:pPr>
-              <w:jc w:val="center"/>
-            </w:pPr>
-            <w:r>
-              <w:rPr>
-                <w:sz w:val="20"/>
-              </w:rPr>
+              <w:t>0.32 ± 0.03</w:t>
+            </w:r>
+          </w:p>
+        </w:tc>
+        <w:tc>
+          <w:tcPr>
+            <w:tcW w:type="dxa" w:w="960"/>
+          </w:tcPr>
+          <w:p>
+            <w:pPr>
+              <w:jc w:val="center"/>
+            </w:pPr>
+            <w:r>
+              <w:rPr>
+                <w:sz w:val="20"/>
+              </w:rPr>
+              <w:t>0.88 ± 0.02</w:t>
+            </w:r>
+          </w:p>
+        </w:tc>
+        <w:tc>
+          <w:tcPr>
+            <w:tcW w:type="dxa" w:w="960"/>
+          </w:tcPr>
+          <w:p>
+            <w:pPr>
+              <w:jc w:val="center"/>
+            </w:pPr>
+            <w:r>
+              <w:rPr>
+                <w:sz w:val="20"/>
+              </w:rPr>
+              <w:t>1502</w:t>
             </w:r>
           </w:p>
         </w:tc>
@@ -3393,36 +3417,39 @@
               <w:rPr>
                 <w:sz w:val="20"/>
               </w:rPr>
-            </w:r>
-          </w:p>
-        </w:tc>
-        <w:tc>
-          <w:tcPr>
-            <w:tcW w:type="dxa" w:w="960"/>
-          </w:tcPr>
-          <w:p>
-            <w:pPr>
-              <w:jc w:val="center"/>
-            </w:pPr>
-            <w:r>
-              <w:rPr>
-                <w:sz w:val="20"/>
-              </w:rPr>
-            </w:r>
-          </w:p>
-        </w:tc>
-        <w:tc>
-          <w:tcPr>
-            <w:tcW w:type="dxa" w:w="960"/>
-          </w:tcPr>
-          <w:p>
-            <w:pPr>
-              <w:jc w:val="center"/>
-            </w:pPr>
-            <w:r>
-              <w:rPr>
-                <w:sz w:val="20"/>
-              </w:rPr>
+              <w:t>2142.55 ± 3978.98</w:t>
+            </w:r>
+          </w:p>
+        </w:tc>
+        <w:tc>
+          <w:tcPr>
+            <w:tcW w:type="dxa" w:w="960"/>
+          </w:tcPr>
+          <w:p>
+            <w:pPr>
+              <w:jc w:val="center"/>
+            </w:pPr>
+            <w:r>
+              <w:rPr>
+                <w:sz w:val="20"/>
+              </w:rPr>
+              <w:t>-24110400.83 ± 78003620.24</w:t>
+            </w:r>
+          </w:p>
+        </w:tc>
+        <w:tc>
+          <w:tcPr>
+            <w:tcW w:type="dxa" w:w="960"/>
+          </w:tcPr>
+          <w:p>
+            <w:pPr>
+              <w:jc w:val="center"/>
+            </w:pPr>
+            <w:r>
+              <w:rPr>
+                <w:sz w:val="20"/>
+              </w:rPr>
+              <w:t>1905</w:t>
             </w:r>
           </w:p>
         </w:tc>
@@ -3822,36 +3849,39 @@
               <w:rPr>
                 <w:sz w:val="20"/>
               </w:rPr>
-            </w:r>
-          </w:p>
-        </w:tc>
-        <w:tc>
-          <w:tcPr>
-            <w:tcW w:type="dxa" w:w="960"/>
-          </w:tcPr>
-          <w:p>
-            <w:pPr>
-              <w:jc w:val="center"/>
-            </w:pPr>
-            <w:r>
-              <w:rPr>
-                <w:sz w:val="20"/>
-              </w:rPr>
-            </w:r>
-          </w:p>
-        </w:tc>
-        <w:tc>
-          <w:tcPr>
-            <w:tcW w:type="dxa" w:w="960"/>
-          </w:tcPr>
-          <w:p>
-            <w:pPr>
-              <w:jc w:val="center"/>
-            </w:pPr>
-            <w:r>
-              <w:rPr>
-                <w:sz w:val="20"/>
-              </w:rPr>
+              <w:t>0.54 ± 0.02</w:t>
+            </w:r>
+          </w:p>
+        </w:tc>
+        <w:tc>
+          <w:tcPr>
+            <w:tcW w:type="dxa" w:w="960"/>
+          </w:tcPr>
+          <w:p>
+            <w:pPr>
+              <w:jc w:val="center"/>
+            </w:pPr>
+            <w:r>
+              <w:rPr>
+                <w:sz w:val="20"/>
+              </w:rPr>
+              <w:t>0.66 ± 0.02</w:t>
+            </w:r>
+          </w:p>
+        </w:tc>
+        <w:tc>
+          <w:tcPr>
+            <w:tcW w:type="dxa" w:w="960"/>
+          </w:tcPr>
+          <w:p>
+            <w:pPr>
+              <w:jc w:val="center"/>
+            </w:pPr>
+            <w:r>
+              <w:rPr>
+                <w:sz w:val="20"/>
+              </w:rPr>
+              <w:t>2058</w:t>
             </w:r>
           </w:p>
         </w:tc>
@@ -4108,36 +4138,39 @@
               <w:rPr>
                 <w:sz w:val="20"/>
               </w:rPr>
-            </w:r>
-          </w:p>
-        </w:tc>
-        <w:tc>
-          <w:tcPr>
-            <w:tcW w:type="dxa" w:w="960"/>
-          </w:tcPr>
-          <w:p>
-            <w:pPr>
-              <w:jc w:val="center"/>
-            </w:pPr>
-            <w:r>
-              <w:rPr>
-                <w:sz w:val="20"/>
-              </w:rPr>
-            </w:r>
-          </w:p>
-        </w:tc>
-        <w:tc>
-          <w:tcPr>
-            <w:tcW w:type="dxa" w:w="960"/>
-          </w:tcPr>
-          <w:p>
-            <w:pPr>
-              <w:jc w:val="center"/>
-            </w:pPr>
-            <w:r>
-              <w:rPr>
-                <w:sz w:val="20"/>
-              </w:rPr>
+              <w:t>0.37 ± 0.02</w:t>
+            </w:r>
+          </w:p>
+        </w:tc>
+        <w:tc>
+          <w:tcPr>
+            <w:tcW w:type="dxa" w:w="960"/>
+          </w:tcPr>
+          <w:p>
+            <w:pPr>
+              <w:jc w:val="center"/>
+            </w:pPr>
+            <w:r>
+              <w:rPr>
+                <w:sz w:val="20"/>
+              </w:rPr>
+              <w:t>0.84 ± 0.02</w:t>
+            </w:r>
+          </w:p>
+        </w:tc>
+        <w:tc>
+          <w:tcPr>
+            <w:tcW w:type="dxa" w:w="960"/>
+          </w:tcPr>
+          <w:p>
+            <w:pPr>
+              <w:jc w:val="center"/>
+            </w:pPr>
+            <w:r>
+              <w:rPr>
+                <w:sz w:val="20"/>
+              </w:rPr>
+              <w:t>1594</w:t>
             </w:r>
           </w:p>
         </w:tc>
@@ -4823,36 +4856,39 @@
               <w:rPr>
                 <w:sz w:val="20"/>
               </w:rPr>
-            </w:r>
-          </w:p>
-        </w:tc>
-        <w:tc>
-          <w:tcPr>
-            <w:tcW w:type="dxa" w:w="960"/>
-          </w:tcPr>
-          <w:p>
-            <w:pPr>
-              <w:jc w:val="center"/>
-            </w:pPr>
-            <w:r>
-              <w:rPr>
-                <w:sz w:val="20"/>
-              </w:rPr>
-            </w:r>
-          </w:p>
-        </w:tc>
-        <w:tc>
-          <w:tcPr>
-            <w:tcW w:type="dxa" w:w="960"/>
-          </w:tcPr>
-          <w:p>
-            <w:pPr>
-              <w:jc w:val="center"/>
-            </w:pPr>
-            <w:r>
-              <w:rPr>
-                <w:sz w:val="20"/>
-              </w:rPr>
+              <w:t>0.34 ± 0.03</w:t>
+            </w:r>
+          </w:p>
+        </w:tc>
+        <w:tc>
+          <w:tcPr>
+            <w:tcW w:type="dxa" w:w="960"/>
+          </w:tcPr>
+          <w:p>
+            <w:pPr>
+              <w:jc w:val="center"/>
+            </w:pPr>
+            <w:r>
+              <w:rPr>
+                <w:sz w:val="20"/>
+              </w:rPr>
+              <w:t>0.87 ± 0.02</w:t>
+            </w:r>
+          </w:p>
+        </w:tc>
+        <w:tc>
+          <w:tcPr>
+            <w:tcW w:type="dxa" w:w="960"/>
+          </w:tcPr>
+          <w:p>
+            <w:pPr>
+              <w:jc w:val="center"/>
+            </w:pPr>
+            <w:r>
+              <w:rPr>
+                <w:sz w:val="20"/>
+              </w:rPr>
+              <w:t>1454</w:t>
             </w:r>
           </w:p>
         </w:tc>
@@ -4966,36 +5002,39 @@
               <w:rPr>
                 <w:sz w:val="20"/>
               </w:rPr>
-            </w:r>
-          </w:p>
-        </w:tc>
-        <w:tc>
-          <w:tcPr>
-            <w:tcW w:type="dxa" w:w="960"/>
-          </w:tcPr>
-          <w:p>
-            <w:pPr>
-              <w:jc w:val="center"/>
-            </w:pPr>
-            <w:r>
-              <w:rPr>
-                <w:sz w:val="20"/>
-              </w:rPr>
-            </w:r>
-          </w:p>
-        </w:tc>
-        <w:tc>
-          <w:tcPr>
-            <w:tcW w:type="dxa" w:w="960"/>
-          </w:tcPr>
-          <w:p>
-            <w:pPr>
-              <w:jc w:val="center"/>
-            </w:pPr>
-            <w:r>
-              <w:rPr>
-                <w:sz w:val="20"/>
-              </w:rPr>
+              <w:t>0.37 ± 0.02</w:t>
+            </w:r>
+          </w:p>
+        </w:tc>
+        <w:tc>
+          <w:tcPr>
+            <w:tcW w:type="dxa" w:w="960"/>
+          </w:tcPr>
+          <w:p>
+            <w:pPr>
+              <w:jc w:val="center"/>
+            </w:pPr>
+            <w:r>
+              <w:rPr>
+                <w:sz w:val="20"/>
+              </w:rPr>
+              <w:t>0.84 ± 0.02</w:t>
+            </w:r>
+          </w:p>
+        </w:tc>
+        <w:tc>
+          <w:tcPr>
+            <w:tcW w:type="dxa" w:w="960"/>
+          </w:tcPr>
+          <w:p>
+            <w:pPr>
+              <w:jc w:val="center"/>
+            </w:pPr>
+            <w:r>
+              <w:rPr>
+                <w:sz w:val="20"/>
+              </w:rPr>
+              <w:t>1554</w:t>
             </w:r>
           </w:p>
         </w:tc>

--- a/results/Machine Learning for Polymer Design to Enhance Pervaporation-Based Organic Recovery/target_log (Separation factor)/tabular results/kernel_combination_scores.docx
+++ b/results/Machine Learning for Polymer Design to Enhance Pervaporation-Based Organic Recovery/target_log (Separation factor)/tabular results/kernel_combination_scores.docx
@@ -402,36 +402,39 @@
               <w:rPr>
                 <w:sz w:val="20"/>
               </w:rPr>
-            </w:r>
-          </w:p>
-        </w:tc>
-        <w:tc>
-          <w:tcPr>
-            <w:tcW w:type="dxa" w:w="960"/>
-          </w:tcPr>
-          <w:p>
-            <w:pPr>
-              <w:jc w:val="center"/>
-            </w:pPr>
-            <w:r>
-              <w:rPr>
-                <w:sz w:val="20"/>
-              </w:rPr>
-            </w:r>
-          </w:p>
-        </w:tc>
-        <w:tc>
-          <w:tcPr>
-            <w:tcW w:type="dxa" w:w="960"/>
-          </w:tcPr>
-          <w:p>
-            <w:pPr>
-              <w:jc w:val="center"/>
-            </w:pPr>
-            <w:r>
-              <w:rPr>
-                <w:sz w:val="20"/>
-              </w:rPr>
+              <w:t>0.45 ± 0.02</w:t>
+            </w:r>
+          </w:p>
+        </w:tc>
+        <w:tc>
+          <w:tcPr>
+            <w:tcW w:type="dxa" w:w="960"/>
+          </w:tcPr>
+          <w:p>
+            <w:pPr>
+              <w:jc w:val="center"/>
+            </w:pPr>
+            <w:r>
+              <w:rPr>
+                <w:sz w:val="20"/>
+              </w:rPr>
+              <w:t>0.76 ± 0.01</w:t>
+            </w:r>
+          </w:p>
+        </w:tc>
+        <w:tc>
+          <w:tcPr>
+            <w:tcW w:type="dxa" w:w="960"/>
+          </w:tcPr>
+          <w:p>
+            <w:pPr>
+              <w:jc w:val="center"/>
+            </w:pPr>
+            <w:r>
+              <w:rPr>
+                <w:sz w:val="20"/>
+              </w:rPr>
+              <w:t>2982</w:t>
             </w:r>
           </w:p>
         </w:tc>
@@ -542,36 +545,39 @@
               <w:rPr>
                 <w:sz w:val="20"/>
               </w:rPr>
-            </w:r>
-          </w:p>
-        </w:tc>
-        <w:tc>
-          <w:tcPr>
-            <w:tcW w:type="dxa" w:w="960"/>
-          </w:tcPr>
-          <w:p>
-            <w:pPr>
-              <w:jc w:val="center"/>
-            </w:pPr>
-            <w:r>
-              <w:rPr>
-                <w:sz w:val="20"/>
-              </w:rPr>
-            </w:r>
-          </w:p>
-        </w:tc>
-        <w:tc>
-          <w:tcPr>
-            <w:tcW w:type="dxa" w:w="960"/>
-          </w:tcPr>
-          <w:p>
-            <w:pPr>
-              <w:jc w:val="center"/>
-            </w:pPr>
-            <w:r>
-              <w:rPr>
-                <w:sz w:val="20"/>
-              </w:rPr>
+              <w:t>0.31 ± 0.03</w:t>
+            </w:r>
+          </w:p>
+        </w:tc>
+        <w:tc>
+          <w:tcPr>
+            <w:tcW w:type="dxa" w:w="960"/>
+          </w:tcPr>
+          <w:p>
+            <w:pPr>
+              <w:jc w:val="center"/>
+            </w:pPr>
+            <w:r>
+              <w:rPr>
+                <w:sz w:val="20"/>
+              </w:rPr>
+              <w:t>0.88 ± 0.02</w:t>
+            </w:r>
+          </w:p>
+        </w:tc>
+        <w:tc>
+          <w:tcPr>
+            <w:tcW w:type="dxa" w:w="960"/>
+          </w:tcPr>
+          <w:p>
+            <w:pPr>
+              <w:jc w:val="center"/>
+            </w:pPr>
+            <w:r>
+              <w:rPr>
+                <w:sz w:val="20"/>
+              </w:rPr>
+              <w:t>2789</w:t>
             </w:r>
           </w:p>
         </w:tc>
@@ -685,36 +691,39 @@
               <w:rPr>
                 <w:sz w:val="20"/>
               </w:rPr>
-            </w:r>
-          </w:p>
-        </w:tc>
-        <w:tc>
-          <w:tcPr>
-            <w:tcW w:type="dxa" w:w="960"/>
-          </w:tcPr>
-          <w:p>
-            <w:pPr>
-              <w:jc w:val="center"/>
-            </w:pPr>
-            <w:r>
-              <w:rPr>
-                <w:sz w:val="20"/>
-              </w:rPr>
-            </w:r>
-          </w:p>
-        </w:tc>
-        <w:tc>
-          <w:tcPr>
-            <w:tcW w:type="dxa" w:w="960"/>
-          </w:tcPr>
-          <w:p>
-            <w:pPr>
-              <w:jc w:val="center"/>
-            </w:pPr>
-            <w:r>
-              <w:rPr>
-                <w:sz w:val="20"/>
-              </w:rPr>
+              <w:t>0.36 ± 0.02</w:t>
+            </w:r>
+          </w:p>
+        </w:tc>
+        <w:tc>
+          <w:tcPr>
+            <w:tcW w:type="dxa" w:w="960"/>
+          </w:tcPr>
+          <w:p>
+            <w:pPr>
+              <w:jc w:val="center"/>
+            </w:pPr>
+            <w:r>
+              <w:rPr>
+                <w:sz w:val="20"/>
+              </w:rPr>
+              <w:t>0.85 ± 0.02</w:t>
+            </w:r>
+          </w:p>
+        </w:tc>
+        <w:tc>
+          <w:tcPr>
+            <w:tcW w:type="dxa" w:w="960"/>
+          </w:tcPr>
+          <w:p>
+            <w:pPr>
+              <w:jc w:val="center"/>
+            </w:pPr>
+            <w:r>
+              <w:rPr>
+                <w:sz w:val="20"/>
+              </w:rPr>
+              <w:t>3412</w:t>
             </w:r>
           </w:p>
         </w:tc>
@@ -860,7 +869,7 @@
               <w:rPr>
                 <w:sz w:val="20"/>
               </w:rPr>
-              <w:t>1676</w:t>
+              <w:t>3067</w:t>
             </w:r>
           </w:p>
         </w:tc>
@@ -974,36 +983,39 @@
               <w:rPr>
                 <w:sz w:val="20"/>
               </w:rPr>
-            </w:r>
-          </w:p>
-        </w:tc>
-        <w:tc>
-          <w:tcPr>
-            <w:tcW w:type="dxa" w:w="960"/>
-          </w:tcPr>
-          <w:p>
-            <w:pPr>
-              <w:jc w:val="center"/>
-            </w:pPr>
-            <w:r>
-              <w:rPr>
-                <w:sz w:val="20"/>
-              </w:rPr>
-            </w:r>
-          </w:p>
-        </w:tc>
-        <w:tc>
-          <w:tcPr>
-            <w:tcW w:type="dxa" w:w="960"/>
-          </w:tcPr>
-          <w:p>
-            <w:pPr>
-              <w:jc w:val="center"/>
-            </w:pPr>
-            <w:r>
-              <w:rPr>
-                <w:sz w:val="20"/>
-              </w:rPr>
+              <w:t>0.31 ± 0.03</w:t>
+            </w:r>
+          </w:p>
+        </w:tc>
+        <w:tc>
+          <w:tcPr>
+            <w:tcW w:type="dxa" w:w="960"/>
+          </w:tcPr>
+          <w:p>
+            <w:pPr>
+              <w:jc w:val="center"/>
+            </w:pPr>
+            <w:r>
+              <w:rPr>
+                <w:sz w:val="20"/>
+              </w:rPr>
+              <w:t>0.88 ± 0.02</w:t>
+            </w:r>
+          </w:p>
+        </w:tc>
+        <w:tc>
+          <w:tcPr>
+            <w:tcW w:type="dxa" w:w="960"/>
+          </w:tcPr>
+          <w:p>
+            <w:pPr>
+              <w:jc w:val="center"/>
+            </w:pPr>
+            <w:r>
+              <w:rPr>
+                <w:sz w:val="20"/>
+              </w:rPr>
+              <w:t>2780</w:t>
             </w:r>
           </w:p>
         </w:tc>
@@ -1149,7 +1161,7 @@
               <w:rPr>
                 <w:sz w:val="20"/>
               </w:rPr>
-              <w:t>1531</w:t>
+              <w:t>3338</w:t>
             </w:r>
           </w:p>
         </w:tc>
@@ -1263,36 +1275,39 @@
               <w:rPr>
                 <w:sz w:val="20"/>
               </w:rPr>
-            </w:r>
-          </w:p>
-        </w:tc>
-        <w:tc>
-          <w:tcPr>
-            <w:tcW w:type="dxa" w:w="960"/>
-          </w:tcPr>
-          <w:p>
-            <w:pPr>
-              <w:jc w:val="center"/>
-            </w:pPr>
-            <w:r>
-              <w:rPr>
-                <w:sz w:val="20"/>
-              </w:rPr>
-            </w:r>
-          </w:p>
-        </w:tc>
-        <w:tc>
-          <w:tcPr>
-            <w:tcW w:type="dxa" w:w="960"/>
-          </w:tcPr>
-          <w:p>
-            <w:pPr>
-              <w:jc w:val="center"/>
-            </w:pPr>
-            <w:r>
-              <w:rPr>
-                <w:sz w:val="20"/>
-              </w:rPr>
+              <w:t>0.45 ± 0.02</w:t>
+            </w:r>
+          </w:p>
+        </w:tc>
+        <w:tc>
+          <w:tcPr>
+            <w:tcW w:type="dxa" w:w="960"/>
+          </w:tcPr>
+          <w:p>
+            <w:pPr>
+              <w:jc w:val="center"/>
+            </w:pPr>
+            <w:r>
+              <w:rPr>
+                <w:sz w:val="20"/>
+              </w:rPr>
+              <w:t>0.76 ± 0.01</w:t>
+            </w:r>
+          </w:p>
+        </w:tc>
+        <w:tc>
+          <w:tcPr>
+            <w:tcW w:type="dxa" w:w="960"/>
+          </w:tcPr>
+          <w:p>
+            <w:pPr>
+              <w:jc w:val="center"/>
+            </w:pPr>
+            <w:r>
+              <w:rPr>
+                <w:sz w:val="20"/>
+              </w:rPr>
+              <w:t>3544</w:t>
             </w:r>
           </w:p>
         </w:tc>
@@ -1438,7 +1453,7 @@
               <w:rPr>
                 <w:sz w:val="20"/>
               </w:rPr>
-              <w:t>1460</w:t>
+              <w:t>3090</w:t>
             </w:r>
           </w:p>
         </w:tc>
@@ -1584,7 +1599,7 @@
               <w:rPr>
                 <w:sz w:val="20"/>
               </w:rPr>
-              <w:t>1682</w:t>
+              <w:t>3058</w:t>
             </w:r>
           </w:p>
         </w:tc>
@@ -1698,39 +1713,39 @@
               <w:rPr>
                 <w:sz w:val="20"/>
               </w:rPr>
-              <w:t>5285.64 ± 7183.71</w:t>
-            </w:r>
-          </w:p>
-        </w:tc>
-        <w:tc>
-          <w:tcPr>
-            <w:tcW w:type="dxa" w:w="960"/>
-          </w:tcPr>
-          <w:p>
-            <w:pPr>
-              <w:jc w:val="center"/>
-            </w:pPr>
-            <w:r>
-              <w:rPr>
-                <w:sz w:val="20"/>
-              </w:rPr>
-              <w:t>-90398628.18 ± 197860012.29</w:t>
-            </w:r>
-          </w:p>
-        </w:tc>
-        <w:tc>
-          <w:tcPr>
-            <w:tcW w:type="dxa" w:w="960"/>
-          </w:tcPr>
-          <w:p>
-            <w:pPr>
-              <w:jc w:val="center"/>
-            </w:pPr>
-            <w:r>
-              <w:rPr>
-                <w:sz w:val="20"/>
-              </w:rPr>
-              <w:t>1937</w:t>
+              <w:t>3534.4 ± 6331.9</w:t>
+            </w:r>
+          </w:p>
+        </w:tc>
+        <w:tc>
+          <w:tcPr>
+            <w:tcW w:type="dxa" w:w="960"/>
+          </w:tcPr>
+          <w:p>
+            <w:pPr>
+              <w:jc w:val="center"/>
+            </w:pPr>
+            <w:r>
+              <w:rPr>
+                <w:sz w:val="20"/>
+              </w:rPr>
+              <w:t>-61309796.15 ± 186966608.35</w:t>
+            </w:r>
+          </w:p>
+        </w:tc>
+        <w:tc>
+          <w:tcPr>
+            <w:tcW w:type="dxa" w:w="960"/>
+          </w:tcPr>
+          <w:p>
+            <w:pPr>
+              <w:jc w:val="center"/>
+            </w:pPr>
+            <w:r>
+              <w:rPr>
+                <w:sz w:val="20"/>
+              </w:rPr>
+              <w:t>5232</w:t>
             </w:r>
           </w:p>
         </w:tc>
@@ -1844,36 +1859,39 @@
               <w:rPr>
                 <w:sz w:val="20"/>
               </w:rPr>
-            </w:r>
-          </w:p>
-        </w:tc>
-        <w:tc>
-          <w:tcPr>
-            <w:tcW w:type="dxa" w:w="960"/>
-          </w:tcPr>
-          <w:p>
-            <w:pPr>
-              <w:jc w:val="center"/>
-            </w:pPr>
-            <w:r>
-              <w:rPr>
-                <w:sz w:val="20"/>
-              </w:rPr>
-            </w:r>
-          </w:p>
-        </w:tc>
-        <w:tc>
-          <w:tcPr>
-            <w:tcW w:type="dxa" w:w="960"/>
-          </w:tcPr>
-          <w:p>
-            <w:pPr>
-              <w:jc w:val="center"/>
-            </w:pPr>
-            <w:r>
-              <w:rPr>
-                <w:sz w:val="20"/>
-              </w:rPr>
+              <w:t>139.31 ± 105.08</w:t>
+            </w:r>
+          </w:p>
+        </w:tc>
+        <w:tc>
+          <w:tcPr>
+            <w:tcW w:type="dxa" w:w="960"/>
+          </w:tcPr>
+          <w:p>
+            <w:pPr>
+              <w:jc w:val="center"/>
+            </w:pPr>
+            <w:r>
+              <w:rPr>
+                <w:sz w:val="20"/>
+              </w:rPr>
+              <w:t>-36603.91 ± 50908.03</w:t>
+            </w:r>
+          </w:p>
+        </w:tc>
+        <w:tc>
+          <w:tcPr>
+            <w:tcW w:type="dxa" w:w="960"/>
+          </w:tcPr>
+          <w:p>
+            <w:pPr>
+              <w:jc w:val="center"/>
+            </w:pPr>
+            <w:r>
+              <w:rPr>
+                <w:sz w:val="20"/>
+              </w:rPr>
+              <w:t>5373</w:t>
             </w:r>
           </w:p>
         </w:tc>
@@ -1984,36 +2002,39 @@
               <w:rPr>
                 <w:sz w:val="20"/>
               </w:rPr>
-            </w:r>
-          </w:p>
-        </w:tc>
-        <w:tc>
-          <w:tcPr>
-            <w:tcW w:type="dxa" w:w="960"/>
-          </w:tcPr>
-          <w:p>
-            <w:pPr>
-              <w:jc w:val="center"/>
-            </w:pPr>
-            <w:r>
-              <w:rPr>
-                <w:sz w:val="20"/>
-              </w:rPr>
-            </w:r>
-          </w:p>
-        </w:tc>
-        <w:tc>
-          <w:tcPr>
-            <w:tcW w:type="dxa" w:w="960"/>
-          </w:tcPr>
-          <w:p>
-            <w:pPr>
-              <w:jc w:val="center"/>
-            </w:pPr>
-            <w:r>
-              <w:rPr>
-                <w:sz w:val="20"/>
-              </w:rPr>
+              <w:t>0.92 ± 0.02</w:t>
+            </w:r>
+          </w:p>
+        </w:tc>
+        <w:tc>
+          <w:tcPr>
+            <w:tcW w:type="dxa" w:w="960"/>
+          </w:tcPr>
+          <w:p>
+            <w:pPr>
+              <w:jc w:val="center"/>
+            </w:pPr>
+            <w:r>
+              <w:rPr>
+                <w:sz w:val="20"/>
+              </w:rPr>
+              <w:t>-0.0 ± 0.0</w:t>
+            </w:r>
+          </w:p>
+        </w:tc>
+        <w:tc>
+          <w:tcPr>
+            <w:tcW w:type="dxa" w:w="960"/>
+          </w:tcPr>
+          <w:p>
+            <w:pPr>
+              <w:jc w:val="center"/>
+            </w:pPr>
+            <w:r>
+              <w:rPr>
+                <w:sz w:val="20"/>
+              </w:rPr>
+              <w:t>3342</w:t>
             </w:r>
           </w:p>
         </w:tc>
@@ -2127,39 +2148,39 @@
               <w:rPr>
                 <w:sz w:val="20"/>
               </w:rPr>
-              <w:t>0.47 ± 0.02</w:t>
-            </w:r>
-          </w:p>
-        </w:tc>
-        <w:tc>
-          <w:tcPr>
-            <w:tcW w:type="dxa" w:w="960"/>
-          </w:tcPr>
-          <w:p>
-            <w:pPr>
-              <w:jc w:val="center"/>
-            </w:pPr>
-            <w:r>
-              <w:rPr>
-                <w:sz w:val="20"/>
-              </w:rPr>
-              <w:t>0.74 ± 0.02</w:t>
-            </w:r>
-          </w:p>
-        </w:tc>
-        <w:tc>
-          <w:tcPr>
-            <w:tcW w:type="dxa" w:w="960"/>
-          </w:tcPr>
-          <w:p>
-            <w:pPr>
-              <w:jc w:val="center"/>
-            </w:pPr>
-            <w:r>
-              <w:rPr>
-                <w:sz w:val="20"/>
-              </w:rPr>
-              <w:t>1536</w:t>
+              <w:t>0.46 ± 0.02</w:t>
+            </w:r>
+          </w:p>
+        </w:tc>
+        <w:tc>
+          <w:tcPr>
+            <w:tcW w:type="dxa" w:w="960"/>
+          </w:tcPr>
+          <w:p>
+            <w:pPr>
+              <w:jc w:val="center"/>
+            </w:pPr>
+            <w:r>
+              <w:rPr>
+                <w:sz w:val="20"/>
+              </w:rPr>
+              <w:t>0.75 ± 0.02</w:t>
+            </w:r>
+          </w:p>
+        </w:tc>
+        <w:tc>
+          <w:tcPr>
+            <w:tcW w:type="dxa" w:w="960"/>
+          </w:tcPr>
+          <w:p>
+            <w:pPr>
+              <w:jc w:val="center"/>
+            </w:pPr>
+            <w:r>
+              <w:rPr>
+                <w:sz w:val="20"/>
+              </w:rPr>
+              <w:t>3150</w:t>
             </w:r>
           </w:p>
         </w:tc>
@@ -2270,36 +2291,39 @@
               <w:rPr>
                 <w:sz w:val="20"/>
               </w:rPr>
-            </w:r>
-          </w:p>
-        </w:tc>
-        <w:tc>
-          <w:tcPr>
-            <w:tcW w:type="dxa" w:w="960"/>
-          </w:tcPr>
-          <w:p>
-            <w:pPr>
-              <w:jc w:val="center"/>
-            </w:pPr>
-            <w:r>
-              <w:rPr>
-                <w:sz w:val="20"/>
-              </w:rPr>
-            </w:r>
-          </w:p>
-        </w:tc>
-        <w:tc>
-          <w:tcPr>
-            <w:tcW w:type="dxa" w:w="960"/>
-          </w:tcPr>
-          <w:p>
-            <w:pPr>
-              <w:jc w:val="center"/>
-            </w:pPr>
-            <w:r>
-              <w:rPr>
-                <w:sz w:val="20"/>
-              </w:rPr>
+              <w:t>0.32 ± 0.03</w:t>
+            </w:r>
+          </w:p>
+        </w:tc>
+        <w:tc>
+          <w:tcPr>
+            <w:tcW w:type="dxa" w:w="960"/>
+          </w:tcPr>
+          <w:p>
+            <w:pPr>
+              <w:jc w:val="center"/>
+            </w:pPr>
+            <w:r>
+              <w:rPr>
+                <w:sz w:val="20"/>
+              </w:rPr>
+              <w:t>0.88 ± 0.02</w:t>
+            </w:r>
+          </w:p>
+        </w:tc>
+        <w:tc>
+          <w:tcPr>
+            <w:tcW w:type="dxa" w:w="960"/>
+          </w:tcPr>
+          <w:p>
+            <w:pPr>
+              <w:jc w:val="center"/>
+            </w:pPr>
+            <w:r>
+              <w:rPr>
+                <w:sz w:val="20"/>
+              </w:rPr>
+              <w:t>3598</w:t>
             </w:r>
           </w:p>
         </w:tc>
@@ -2410,36 +2434,39 @@
               <w:rPr>
                 <w:sz w:val="20"/>
               </w:rPr>
-            </w:r>
-          </w:p>
-        </w:tc>
-        <w:tc>
-          <w:tcPr>
-            <w:tcW w:type="dxa" w:w="960"/>
-          </w:tcPr>
-          <w:p>
-            <w:pPr>
-              <w:jc w:val="center"/>
-            </w:pPr>
-            <w:r>
-              <w:rPr>
-                <w:sz w:val="20"/>
-              </w:rPr>
-            </w:r>
-          </w:p>
-        </w:tc>
-        <w:tc>
-          <w:tcPr>
-            <w:tcW w:type="dxa" w:w="960"/>
-          </w:tcPr>
-          <w:p>
-            <w:pPr>
-              <w:jc w:val="center"/>
-            </w:pPr>
-            <w:r>
-              <w:rPr>
-                <w:sz w:val="20"/>
-              </w:rPr>
+              <w:t>0.36 ± 0.02</w:t>
+            </w:r>
+          </w:p>
+        </w:tc>
+        <w:tc>
+          <w:tcPr>
+            <w:tcW w:type="dxa" w:w="960"/>
+          </w:tcPr>
+          <w:p>
+            <w:pPr>
+              <w:jc w:val="center"/>
+            </w:pPr>
+            <w:r>
+              <w:rPr>
+                <w:sz w:val="20"/>
+              </w:rPr>
+              <w:t>0.85 ± 0.02</w:t>
+            </w:r>
+          </w:p>
+        </w:tc>
+        <w:tc>
+          <w:tcPr>
+            <w:tcW w:type="dxa" w:w="960"/>
+          </w:tcPr>
+          <w:p>
+            <w:pPr>
+              <w:jc w:val="center"/>
+            </w:pPr>
+            <w:r>
+              <w:rPr>
+                <w:sz w:val="20"/>
+              </w:rPr>
+              <w:t>2396</w:t>
             </w:r>
           </w:p>
         </w:tc>
@@ -2585,7 +2612,7 @@
               <w:rPr>
                 <w:sz w:val="20"/>
               </w:rPr>
-              <w:t>1772</w:t>
+              <w:t>3341</w:t>
             </w:r>
           </w:p>
         </w:tc>
@@ -2699,36 +2726,39 @@
               <w:rPr>
                 <w:sz w:val="20"/>
               </w:rPr>
-            </w:r>
-          </w:p>
-        </w:tc>
-        <w:tc>
-          <w:tcPr>
-            <w:tcW w:type="dxa" w:w="960"/>
-          </w:tcPr>
-          <w:p>
-            <w:pPr>
-              <w:jc w:val="center"/>
-            </w:pPr>
-            <w:r>
-              <w:rPr>
-                <w:sz w:val="20"/>
-              </w:rPr>
-            </w:r>
-          </w:p>
-        </w:tc>
-        <w:tc>
-          <w:tcPr>
-            <w:tcW w:type="dxa" w:w="960"/>
-          </w:tcPr>
-          <w:p>
-            <w:pPr>
-              <w:jc w:val="center"/>
-            </w:pPr>
-            <w:r>
-              <w:rPr>
-                <w:sz w:val="20"/>
-              </w:rPr>
+              <w:t>0.32 ± 0.03</w:t>
+            </w:r>
+          </w:p>
+        </w:tc>
+        <w:tc>
+          <w:tcPr>
+            <w:tcW w:type="dxa" w:w="960"/>
+          </w:tcPr>
+          <w:p>
+            <w:pPr>
+              <w:jc w:val="center"/>
+            </w:pPr>
+            <w:r>
+              <w:rPr>
+                <w:sz w:val="20"/>
+              </w:rPr>
+              <w:t>0.88 ± 0.02</w:t>
+            </w:r>
+          </w:p>
+        </w:tc>
+        <w:tc>
+          <w:tcPr>
+            <w:tcW w:type="dxa" w:w="960"/>
+          </w:tcPr>
+          <w:p>
+            <w:pPr>
+              <w:jc w:val="center"/>
+            </w:pPr>
+            <w:r>
+              <w:rPr>
+                <w:sz w:val="20"/>
+              </w:rPr>
+              <w:t>3328</w:t>
             </w:r>
           </w:p>
         </w:tc>
@@ -2842,36 +2872,39 @@
               <w:rPr>
                 <w:sz w:val="20"/>
               </w:rPr>
-            </w:r>
-          </w:p>
-        </w:tc>
-        <w:tc>
-          <w:tcPr>
-            <w:tcW w:type="dxa" w:w="960"/>
-          </w:tcPr>
-          <w:p>
-            <w:pPr>
-              <w:jc w:val="center"/>
-            </w:pPr>
-            <w:r>
-              <w:rPr>
-                <w:sz w:val="20"/>
-              </w:rPr>
-            </w:r>
-          </w:p>
-        </w:tc>
-        <w:tc>
-          <w:tcPr>
-            <w:tcW w:type="dxa" w:w="960"/>
-          </w:tcPr>
-          <w:p>
-            <w:pPr>
-              <w:jc w:val="center"/>
-            </w:pPr>
-            <w:r>
-              <w:rPr>
-                <w:sz w:val="20"/>
-              </w:rPr>
+              <w:t>0.36 ± 0.02</w:t>
+            </w:r>
+          </w:p>
+        </w:tc>
+        <w:tc>
+          <w:tcPr>
+            <w:tcW w:type="dxa" w:w="960"/>
+          </w:tcPr>
+          <w:p>
+            <w:pPr>
+              <w:jc w:val="center"/>
+            </w:pPr>
+            <w:r>
+              <w:rPr>
+                <w:sz w:val="20"/>
+              </w:rPr>
+              <w:t>0.85 ± 0.02</w:t>
+            </w:r>
+          </w:p>
+        </w:tc>
+        <w:tc>
+          <w:tcPr>
+            <w:tcW w:type="dxa" w:w="960"/>
+          </w:tcPr>
+          <w:p>
+            <w:pPr>
+              <w:jc w:val="center"/>
+            </w:pPr>
+            <w:r>
+              <w:rPr>
+                <w:sz w:val="20"/>
+              </w:rPr>
+              <w:t>2595</w:t>
             </w:r>
           </w:p>
         </w:tc>
@@ -2985,36 +3018,39 @@
               <w:rPr>
                 <w:sz w:val="20"/>
               </w:rPr>
-            </w:r>
-          </w:p>
-        </w:tc>
-        <w:tc>
-          <w:tcPr>
-            <w:tcW w:type="dxa" w:w="960"/>
-          </w:tcPr>
-          <w:p>
-            <w:pPr>
-              <w:jc w:val="center"/>
-            </w:pPr>
-            <w:r>
-              <w:rPr>
-                <w:sz w:val="20"/>
-              </w:rPr>
-            </w:r>
-          </w:p>
-        </w:tc>
-        <w:tc>
-          <w:tcPr>
-            <w:tcW w:type="dxa" w:w="960"/>
-          </w:tcPr>
-          <w:p>
-            <w:pPr>
-              <w:jc w:val="center"/>
-            </w:pPr>
-            <w:r>
-              <w:rPr>
-                <w:sz w:val="20"/>
-              </w:rPr>
+              <w:t>0.47 ± 0.02</w:t>
+            </w:r>
+          </w:p>
+        </w:tc>
+        <w:tc>
+          <w:tcPr>
+            <w:tcW w:type="dxa" w:w="960"/>
+          </w:tcPr>
+          <w:p>
+            <w:pPr>
+              <w:jc w:val="center"/>
+            </w:pPr>
+            <w:r>
+              <w:rPr>
+                <w:sz w:val="20"/>
+              </w:rPr>
+              <w:t>0.74 ± 0.02</w:t>
+            </w:r>
+          </w:p>
+        </w:tc>
+        <w:tc>
+          <w:tcPr>
+            <w:tcW w:type="dxa" w:w="960"/>
+          </w:tcPr>
+          <w:p>
+            <w:pPr>
+              <w:jc w:val="center"/>
+            </w:pPr>
+            <w:r>
+              <w:rPr>
+                <w:sz w:val="20"/>
+              </w:rPr>
+              <w:t>3231</w:t>
             </w:r>
           </w:p>
         </w:tc>
@@ -3160,7 +3196,7 @@
               <w:rPr>
                 <w:sz w:val="20"/>
               </w:rPr>
-              <w:t>1502</w:t>
+              <w:t>2979</w:t>
             </w:r>
           </w:p>
         </w:tc>
@@ -3274,36 +3310,39 @@
               <w:rPr>
                 <w:sz w:val="20"/>
               </w:rPr>
-            </w:r>
-          </w:p>
-        </w:tc>
-        <w:tc>
-          <w:tcPr>
-            <w:tcW w:type="dxa" w:w="960"/>
-          </w:tcPr>
-          <w:p>
-            <w:pPr>
-              <w:jc w:val="center"/>
-            </w:pPr>
-            <w:r>
-              <w:rPr>
-                <w:sz w:val="20"/>
-              </w:rPr>
-            </w:r>
-          </w:p>
-        </w:tc>
-        <w:tc>
-          <w:tcPr>
-            <w:tcW w:type="dxa" w:w="960"/>
-          </w:tcPr>
-          <w:p>
-            <w:pPr>
-              <w:jc w:val="center"/>
-            </w:pPr>
-            <w:r>
-              <w:rPr>
-                <w:sz w:val="20"/>
-              </w:rPr>
+              <w:t>0.36 ± 0.02</w:t>
+            </w:r>
+          </w:p>
+        </w:tc>
+        <w:tc>
+          <w:tcPr>
+            <w:tcW w:type="dxa" w:w="960"/>
+          </w:tcPr>
+          <w:p>
+            <w:pPr>
+              <w:jc w:val="center"/>
+            </w:pPr>
+            <w:r>
+              <w:rPr>
+                <w:sz w:val="20"/>
+              </w:rPr>
+              <w:t>0.85 ± 0.02</w:t>
+            </w:r>
+          </w:p>
+        </w:tc>
+        <w:tc>
+          <w:tcPr>
+            <w:tcW w:type="dxa" w:w="960"/>
+          </w:tcPr>
+          <w:p>
+            <w:pPr>
+              <w:jc w:val="center"/>
+            </w:pPr>
+            <w:r>
+              <w:rPr>
+                <w:sz w:val="20"/>
+              </w:rPr>
+              <w:t>3050</w:t>
             </w:r>
           </w:p>
         </w:tc>
@@ -3563,36 +3602,39 @@
               <w:rPr>
                 <w:sz w:val="20"/>
               </w:rPr>
-            </w:r>
-          </w:p>
-        </w:tc>
-        <w:tc>
-          <w:tcPr>
-            <w:tcW w:type="dxa" w:w="960"/>
-          </w:tcPr>
-          <w:p>
-            <w:pPr>
-              <w:jc w:val="center"/>
-            </w:pPr>
-            <w:r>
-              <w:rPr>
-                <w:sz w:val="20"/>
-              </w:rPr>
-            </w:r>
-          </w:p>
-        </w:tc>
-        <w:tc>
-          <w:tcPr>
-            <w:tcW w:type="dxa" w:w="960"/>
-          </w:tcPr>
-          <w:p>
-            <w:pPr>
-              <w:jc w:val="center"/>
-            </w:pPr>
-            <w:r>
-              <w:rPr>
-                <w:sz w:val="20"/>
-              </w:rPr>
+              <w:t>245.82 ± 469.08</w:t>
+            </w:r>
+          </w:p>
+        </w:tc>
+        <w:tc>
+          <w:tcPr>
+            <w:tcW w:type="dxa" w:w="960"/>
+          </w:tcPr>
+          <w:p>
+            <w:pPr>
+              <w:jc w:val="center"/>
+            </w:pPr>
+            <w:r>
+              <w:rPr>
+                <w:sz w:val="20"/>
+              </w:rPr>
+              <w:t>-334352.57 ± 1155082.79</w:t>
+            </w:r>
+          </w:p>
+        </w:tc>
+        <w:tc>
+          <w:tcPr>
+            <w:tcW w:type="dxa" w:w="960"/>
+          </w:tcPr>
+          <w:p>
+            <w:pPr>
+              <w:jc w:val="center"/>
+            </w:pPr>
+            <w:r>
+              <w:rPr>
+                <w:sz w:val="20"/>
+              </w:rPr>
+              <w:t>5165</w:t>
             </w:r>
           </w:p>
         </w:tc>
@@ -3706,36 +3748,39 @@
               <w:rPr>
                 <w:sz w:val="20"/>
               </w:rPr>
-            </w:r>
-          </w:p>
-        </w:tc>
-        <w:tc>
-          <w:tcPr>
-            <w:tcW w:type="dxa" w:w="960"/>
-          </w:tcPr>
-          <w:p>
-            <w:pPr>
-              <w:jc w:val="center"/>
-            </w:pPr>
-            <w:r>
-              <w:rPr>
-                <w:sz w:val="20"/>
-              </w:rPr>
-            </w:r>
-          </w:p>
-        </w:tc>
-        <w:tc>
-          <w:tcPr>
-            <w:tcW w:type="dxa" w:w="960"/>
-          </w:tcPr>
-          <w:p>
-            <w:pPr>
-              <w:jc w:val="center"/>
-            </w:pPr>
-            <w:r>
-              <w:rPr>
-                <w:sz w:val="20"/>
-              </w:rPr>
+              <w:t>0.92 ± 0.02</w:t>
+            </w:r>
+          </w:p>
+        </w:tc>
+        <w:tc>
+          <w:tcPr>
+            <w:tcW w:type="dxa" w:w="960"/>
+          </w:tcPr>
+          <w:p>
+            <w:pPr>
+              <w:jc w:val="center"/>
+            </w:pPr>
+            <w:r>
+              <w:rPr>
+                <w:sz w:val="20"/>
+              </w:rPr>
+              <w:t>-0.0 ± 0.0</w:t>
+            </w:r>
+          </w:p>
+        </w:tc>
+        <w:tc>
+          <w:tcPr>
+            <w:tcW w:type="dxa" w:w="960"/>
+          </w:tcPr>
+          <w:p>
+            <w:pPr>
+              <w:jc w:val="center"/>
+            </w:pPr>
+            <w:r>
+              <w:rPr>
+                <w:sz w:val="20"/>
+              </w:rPr>
+              <w:t>3163</w:t>
             </w:r>
           </w:p>
         </w:tc>
@@ -3881,7 +3926,7 @@
               <w:rPr>
                 <w:sz w:val="20"/>
               </w:rPr>
-              <w:t>2058</w:t>
+              <w:t>2678</w:t>
             </w:r>
           </w:p>
         </w:tc>
@@ -3995,36 +4040,39 @@
               <w:rPr>
                 <w:sz w:val="20"/>
               </w:rPr>
-            </w:r>
-          </w:p>
-        </w:tc>
-        <w:tc>
-          <w:tcPr>
-            <w:tcW w:type="dxa" w:w="960"/>
-          </w:tcPr>
-          <w:p>
-            <w:pPr>
-              <w:jc w:val="center"/>
-            </w:pPr>
-            <w:r>
-              <w:rPr>
-                <w:sz w:val="20"/>
-              </w:rPr>
-            </w:r>
-          </w:p>
-        </w:tc>
-        <w:tc>
-          <w:tcPr>
-            <w:tcW w:type="dxa" w:w="960"/>
-          </w:tcPr>
-          <w:p>
-            <w:pPr>
-              <w:jc w:val="center"/>
-            </w:pPr>
-            <w:r>
-              <w:rPr>
-                <w:sz w:val="20"/>
-              </w:rPr>
+              <w:t>0.34 ± 0.03</w:t>
+            </w:r>
+          </w:p>
+        </w:tc>
+        <w:tc>
+          <w:tcPr>
+            <w:tcW w:type="dxa" w:w="960"/>
+          </w:tcPr>
+          <w:p>
+            <w:pPr>
+              <w:jc w:val="center"/>
+            </w:pPr>
+            <w:r>
+              <w:rPr>
+                <w:sz w:val="20"/>
+              </w:rPr>
+              <w:t>0.86 ± 0.02</w:t>
+            </w:r>
+          </w:p>
+        </w:tc>
+        <w:tc>
+          <w:tcPr>
+            <w:tcW w:type="dxa" w:w="960"/>
+          </w:tcPr>
+          <w:p>
+            <w:pPr>
+              <w:jc w:val="center"/>
+            </w:pPr>
+            <w:r>
+              <w:rPr>
+                <w:sz w:val="20"/>
+              </w:rPr>
+              <w:t>2928</w:t>
             </w:r>
           </w:p>
         </w:tc>
@@ -4170,7 +4218,7 @@
               <w:rPr>
                 <w:sz w:val="20"/>
               </w:rPr>
-              <w:t>1594</w:t>
+              <w:t>2687</w:t>
             </w:r>
           </w:p>
         </w:tc>
@@ -4284,36 +4332,39 @@
               <w:rPr>
                 <w:sz w:val="20"/>
               </w:rPr>
-            </w:r>
-          </w:p>
-        </w:tc>
-        <w:tc>
-          <w:tcPr>
-            <w:tcW w:type="dxa" w:w="960"/>
-          </w:tcPr>
-          <w:p>
-            <w:pPr>
-              <w:jc w:val="center"/>
-            </w:pPr>
-            <w:r>
-              <w:rPr>
-                <w:sz w:val="20"/>
-              </w:rPr>
-            </w:r>
-          </w:p>
-        </w:tc>
-        <w:tc>
-          <w:tcPr>
-            <w:tcW w:type="dxa" w:w="960"/>
-          </w:tcPr>
-          <w:p>
-            <w:pPr>
-              <w:jc w:val="center"/>
-            </w:pPr>
-            <w:r>
-              <w:rPr>
-                <w:sz w:val="20"/>
-              </w:rPr>
+              <w:t>0.54 ± 0.02</w:t>
+            </w:r>
+          </w:p>
+        </w:tc>
+        <w:tc>
+          <w:tcPr>
+            <w:tcW w:type="dxa" w:w="960"/>
+          </w:tcPr>
+          <w:p>
+            <w:pPr>
+              <w:jc w:val="center"/>
+            </w:pPr>
+            <w:r>
+              <w:rPr>
+                <w:sz w:val="20"/>
+              </w:rPr>
+              <w:t>0.66 ± 0.02</w:t>
+            </w:r>
+          </w:p>
+        </w:tc>
+        <w:tc>
+          <w:tcPr>
+            <w:tcW w:type="dxa" w:w="960"/>
+          </w:tcPr>
+          <w:p>
+            <w:pPr>
+              <w:jc w:val="center"/>
+            </w:pPr>
+            <w:r>
+              <w:rPr>
+                <w:sz w:val="20"/>
+              </w:rPr>
+              <w:t>3113</w:t>
             </w:r>
           </w:p>
         </w:tc>
@@ -4427,36 +4478,39 @@
               <w:rPr>
                 <w:sz w:val="20"/>
               </w:rPr>
-            </w:r>
-          </w:p>
-        </w:tc>
-        <w:tc>
-          <w:tcPr>
-            <w:tcW w:type="dxa" w:w="960"/>
-          </w:tcPr>
-          <w:p>
-            <w:pPr>
-              <w:jc w:val="center"/>
-            </w:pPr>
-            <w:r>
-              <w:rPr>
-                <w:sz w:val="20"/>
-              </w:rPr>
-            </w:r>
-          </w:p>
-        </w:tc>
-        <w:tc>
-          <w:tcPr>
-            <w:tcW w:type="dxa" w:w="960"/>
-          </w:tcPr>
-          <w:p>
-            <w:pPr>
-              <w:jc w:val="center"/>
-            </w:pPr>
-            <w:r>
-              <w:rPr>
-                <w:sz w:val="20"/>
-              </w:rPr>
+              <w:t>0.34 ± 0.03</w:t>
+            </w:r>
+          </w:p>
+        </w:tc>
+        <w:tc>
+          <w:tcPr>
+            <w:tcW w:type="dxa" w:w="960"/>
+          </w:tcPr>
+          <w:p>
+            <w:pPr>
+              <w:jc w:val="center"/>
+            </w:pPr>
+            <w:r>
+              <w:rPr>
+                <w:sz w:val="20"/>
+              </w:rPr>
+              <w:t>0.86 ± 0.02</w:t>
+            </w:r>
+          </w:p>
+        </w:tc>
+        <w:tc>
+          <w:tcPr>
+            <w:tcW w:type="dxa" w:w="960"/>
+          </w:tcPr>
+          <w:p>
+            <w:pPr>
+              <w:jc w:val="center"/>
+            </w:pPr>
+            <w:r>
+              <w:rPr>
+                <w:sz w:val="20"/>
+              </w:rPr>
+              <w:t>3134</w:t>
             </w:r>
           </w:p>
         </w:tc>
@@ -4570,36 +4624,39 @@
               <w:rPr>
                 <w:sz w:val="20"/>
               </w:rPr>
-            </w:r>
-          </w:p>
-        </w:tc>
-        <w:tc>
-          <w:tcPr>
-            <w:tcW w:type="dxa" w:w="960"/>
-          </w:tcPr>
-          <w:p>
-            <w:pPr>
-              <w:jc w:val="center"/>
-            </w:pPr>
-            <w:r>
-              <w:rPr>
-                <w:sz w:val="20"/>
-              </w:rPr>
-            </w:r>
-          </w:p>
-        </w:tc>
-        <w:tc>
-          <w:tcPr>
-            <w:tcW w:type="dxa" w:w="960"/>
-          </w:tcPr>
-          <w:p>
-            <w:pPr>
-              <w:jc w:val="center"/>
-            </w:pPr>
-            <w:r>
-              <w:rPr>
-                <w:sz w:val="20"/>
-              </w:rPr>
+              <w:t>0.37 ± 0.02</w:t>
+            </w:r>
+          </w:p>
+        </w:tc>
+        <w:tc>
+          <w:tcPr>
+            <w:tcW w:type="dxa" w:w="960"/>
+          </w:tcPr>
+          <w:p>
+            <w:pPr>
+              <w:jc w:val="center"/>
+            </w:pPr>
+            <w:r>
+              <w:rPr>
+                <w:sz w:val="20"/>
+              </w:rPr>
+              <w:t>0.84 ± 0.02</w:t>
+            </w:r>
+          </w:p>
+        </w:tc>
+        <w:tc>
+          <w:tcPr>
+            <w:tcW w:type="dxa" w:w="960"/>
+          </w:tcPr>
+          <w:p>
+            <w:pPr>
+              <w:jc w:val="center"/>
+            </w:pPr>
+            <w:r>
+              <w:rPr>
+                <w:sz w:val="20"/>
+              </w:rPr>
+              <w:t>2808</w:t>
             </w:r>
           </w:p>
         </w:tc>
@@ -4713,36 +4770,39 @@
               <w:rPr>
                 <w:sz w:val="20"/>
               </w:rPr>
-            </w:r>
-          </w:p>
-        </w:tc>
-        <w:tc>
-          <w:tcPr>
-            <w:tcW w:type="dxa" w:w="960"/>
-          </w:tcPr>
-          <w:p>
-            <w:pPr>
-              <w:jc w:val="center"/>
-            </w:pPr>
-            <w:r>
-              <w:rPr>
-                <w:sz w:val="20"/>
-              </w:rPr>
-            </w:r>
-          </w:p>
-        </w:tc>
-        <w:tc>
-          <w:tcPr>
-            <w:tcW w:type="dxa" w:w="960"/>
-          </w:tcPr>
-          <w:p>
-            <w:pPr>
-              <w:jc w:val="center"/>
-            </w:pPr>
-            <w:r>
-              <w:rPr>
-                <w:sz w:val="20"/>
-              </w:rPr>
+              <w:t>0.54 ± 0.02</w:t>
+            </w:r>
+          </w:p>
+        </w:tc>
+        <w:tc>
+          <w:tcPr>
+            <w:tcW w:type="dxa" w:w="960"/>
+          </w:tcPr>
+          <w:p>
+            <w:pPr>
+              <w:jc w:val="center"/>
+            </w:pPr>
+            <w:r>
+              <w:rPr>
+                <w:sz w:val="20"/>
+              </w:rPr>
+              <w:t>0.66 ± 0.02</w:t>
+            </w:r>
+          </w:p>
+        </w:tc>
+        <w:tc>
+          <w:tcPr>
+            <w:tcW w:type="dxa" w:w="960"/>
+          </w:tcPr>
+          <w:p>
+            <w:pPr>
+              <w:jc w:val="center"/>
+            </w:pPr>
+            <w:r>
+              <w:rPr>
+                <w:sz w:val="20"/>
+              </w:rPr>
+              <w:t>2941</w:t>
             </w:r>
           </w:p>
         </w:tc>
@@ -4888,7 +4948,7 @@
               <w:rPr>
                 <w:sz w:val="20"/>
               </w:rPr>
-              <w:t>1454</w:t>
+              <w:t>3689</w:t>
             </w:r>
           </w:p>
         </w:tc>
@@ -5002,7 +5062,7 @@
               <w:rPr>
                 <w:sz w:val="20"/>
               </w:rPr>
-              <w:t>0.37 ± 0.02</w:t>
+              <w:t>0.37 ± 0.03</w:t>
             </w:r>
           </w:p>
         </w:tc>
@@ -5034,7 +5094,7 @@
               <w:rPr>
                 <w:sz w:val="20"/>
               </w:rPr>
-              <w:t>1554</w:t>
+              <w:t>2659</w:t>
             </w:r>
           </w:p>
         </w:tc>
@@ -5288,36 +5348,39 @@
               <w:rPr>
                 <w:sz w:val="20"/>
               </w:rPr>
-            </w:r>
-          </w:p>
-        </w:tc>
-        <w:tc>
-          <w:tcPr>
-            <w:tcW w:type="dxa" w:w="960"/>
-          </w:tcPr>
-          <w:p>
-            <w:pPr>
-              <w:jc w:val="center"/>
-            </w:pPr>
-            <w:r>
-              <w:rPr>
-                <w:sz w:val="20"/>
-              </w:rPr>
-            </w:r>
-          </w:p>
-        </w:tc>
-        <w:tc>
-          <w:tcPr>
-            <w:tcW w:type="dxa" w:w="960"/>
-          </w:tcPr>
-          <w:p>
-            <w:pPr>
-              <w:jc w:val="center"/>
-            </w:pPr>
-            <w:r>
-              <w:rPr>
-                <w:sz w:val="20"/>
-              </w:rPr>
+              <w:t>281.18 ± 417.59</w:t>
+            </w:r>
+          </w:p>
+        </w:tc>
+        <w:tc>
+          <w:tcPr>
+            <w:tcW w:type="dxa" w:w="960"/>
+          </w:tcPr>
+          <w:p>
+            <w:pPr>
+              <w:jc w:val="center"/>
+            </w:pPr>
+            <w:r>
+              <w:rPr>
+                <w:sz w:val="20"/>
+              </w:rPr>
+              <w:t>-300662.22 ± 832098.67</w:t>
+            </w:r>
+          </w:p>
+        </w:tc>
+        <w:tc>
+          <w:tcPr>
+            <w:tcW w:type="dxa" w:w="960"/>
+          </w:tcPr>
+          <w:p>
+            <w:pPr>
+              <w:jc w:val="center"/>
+            </w:pPr>
+            <w:r>
+              <w:rPr>
+                <w:sz w:val="20"/>
+              </w:rPr>
+              <w:t>7434</w:t>
             </w:r>
           </w:p>
         </w:tc>
@@ -5431,36 +5494,39 @@
               <w:rPr>
                 <w:sz w:val="20"/>
               </w:rPr>
-            </w:r>
-          </w:p>
-        </w:tc>
-        <w:tc>
-          <w:tcPr>
-            <w:tcW w:type="dxa" w:w="960"/>
-          </w:tcPr>
-          <w:p>
-            <w:pPr>
-              <w:jc w:val="center"/>
-            </w:pPr>
-            <w:r>
-              <w:rPr>
-                <w:sz w:val="20"/>
-              </w:rPr>
-            </w:r>
-          </w:p>
-        </w:tc>
-        <w:tc>
-          <w:tcPr>
-            <w:tcW w:type="dxa" w:w="960"/>
-          </w:tcPr>
-          <w:p>
-            <w:pPr>
-              <w:jc w:val="center"/>
-            </w:pPr>
-            <w:r>
-              <w:rPr>
-                <w:sz w:val="20"/>
-              </w:rPr>
+              <w:t>0.92 ± 0.02</w:t>
+            </w:r>
+          </w:p>
+        </w:tc>
+        <w:tc>
+          <w:tcPr>
+            <w:tcW w:type="dxa" w:w="960"/>
+          </w:tcPr>
+          <w:p>
+            <w:pPr>
+              <w:jc w:val="center"/>
+            </w:pPr>
+            <w:r>
+              <w:rPr>
+                <w:sz w:val="20"/>
+              </w:rPr>
+              <w:t>-0.0 ± 0.0</w:t>
+            </w:r>
+          </w:p>
+        </w:tc>
+        <w:tc>
+          <w:tcPr>
+            <w:tcW w:type="dxa" w:w="960"/>
+          </w:tcPr>
+          <w:p>
+            <w:pPr>
+              <w:jc w:val="center"/>
+            </w:pPr>
+            <w:r>
+              <w:rPr>
+                <w:sz w:val="20"/>
+              </w:rPr>
+              <w:t>3350</w:t>
             </w:r>
           </w:p>
         </w:tc>
